--- a/products-storage/02-dopraboty-bez-poter/04-akt-skrytyh-rabot.docx
+++ b/products-storage/02-dopraboty-bez-poter/04-akt-skrytyh-rabot.docx
@@ -7,19 +7,7 @@
         <w:pStyle w:val="Title"/>
       </w:pPr>
       <w:r>
-        <w:rPr>
-          <w:b/>
-        </w:rPr>
-        <w:t>Акт освидетельствования скрываемых работ — рабочая заготовка</w:t>
-      </w:r>
-    </w:p>
-    <w:p>
-      <w:r>
-        <w:rPr>
-          <w:i/>
-          <w:color w:val="E85D22"/>
-        </w:rPr>
-        <w:t>Заполните поля в квадратных скобках и удалите подсказки перед отправкой.</w:t>
+        <w:t>Акт освидетельствования скрываемых работ</w:t>
       </w:r>
     </w:p>
     <w:p>
@@ -91,7 +79,7 @@
         <w:pStyle w:val="Heading1"/>
       </w:pPr>
       <w:r>
-        <w:t>Важно</w:t>
+        <w:t>Состав акта</w:t>
       </w:r>
     </w:p>
     <w:p>
@@ -99,168 +87,7 @@
         <w:pStyle w:val="ListBullet"/>
       </w:pPr>
       <w:r>
-        <w:t>Форму и состав подписантов сверить с актуальными требованиями, проектом и системой заказчика.</w:t>
-      </w:r>
-    </w:p>
-    <w:p>
-      <w:pPr>
-        <w:pStyle w:val="Heading1"/>
-      </w:pPr>
-      <w:r>
-        <w:t>Контроль перед использованием</w:t>
-      </w:r>
-    </w:p>
-    <w:tbl>
-      <w:tblPr>
-        <w:tblW w:type="auto" w:w="0"/>
-        <w:jc w:val="center"/>
-        <w:tblLayout w:type="fixed"/>
-        <w:tblLook w:firstColumn="1" w:firstRow="1" w:lastColumn="0" w:lastRow="0" w:noHBand="0" w:noVBand="1" w:val="04A0"/>
-      </w:tblPr>
-      <w:tblGrid>
-        <w:gridCol w:w="1800"/>
-        <w:gridCol w:w="7560"/>
-      </w:tblGrid>
-      <w:tr>
-        <w:tc>
-          <w:tcPr>
-            <w:tcW w:type="dxa" w:w="4680"/>
-            <w:shd w:fill="E9E5DC"/>
-            <w:vAlign w:val="center"/>
-          </w:tcPr>
-          <w:p>
-            <w:r>
-              <w:t>Статус</w:t>
-            </w:r>
-          </w:p>
-        </w:tc>
-        <w:tc>
-          <w:tcPr>
-            <w:tcW w:type="dxa" w:w="4680"/>
-            <w:shd w:fill="E9E5DC"/>
-            <w:vAlign w:val="center"/>
-          </w:tcPr>
-          <w:p>
-            <w:r>
-              <w:t>Проверка</w:t>
-            </w:r>
-          </w:p>
-        </w:tc>
-      </w:tr>
-      <w:tr>
-        <w:tc>
-          <w:tcPr>
-            <w:tcW w:type="dxa" w:w="1800"/>
-          </w:tcPr>
-          <w:p>
-            <w:r>
-              <w:t>☐</w:t>
-            </w:r>
-          </w:p>
-        </w:tc>
-        <w:tc>
-          <w:tcPr>
-            <w:tcW w:type="dxa" w:w="7560"/>
-          </w:tcPr>
-          <w:p>
-            <w:r>
-              <w:t>Сверено с договором и приложениями</w:t>
-            </w:r>
-          </w:p>
-        </w:tc>
-      </w:tr>
-      <w:tr>
-        <w:tc>
-          <w:tcPr>
-            <w:tcW w:type="dxa" w:w="1800"/>
-          </w:tcPr>
-          <w:p>
-            <w:r>
-              <w:t>☐</w:t>
-            </w:r>
-          </w:p>
-        </w:tc>
-        <w:tc>
-          <w:tcPr>
-            <w:tcW w:type="dxa" w:w="7560"/>
-          </w:tcPr>
-          <w:p>
-            <w:r>
-              <w:t>Проверены полномочия подписанта и адресат</w:t>
-            </w:r>
-          </w:p>
-        </w:tc>
-      </w:tr>
-      <w:tr>
-        <w:tc>
-          <w:tcPr>
-            <w:tcW w:type="dxa" w:w="1800"/>
-          </w:tcPr>
-          <w:p>
-            <w:r>
-              <w:t>☐</w:t>
-            </w:r>
-          </w:p>
-        </w:tc>
-        <w:tc>
-          <w:tcPr>
-            <w:tcW w:type="dxa" w:w="7560"/>
-          </w:tcPr>
-          <w:p>
-            <w:r>
-              <w:t>Приложения названы и приложены</w:t>
-            </w:r>
-          </w:p>
-        </w:tc>
-      </w:tr>
-      <w:tr>
-        <w:tc>
-          <w:tcPr>
-            <w:tcW w:type="dxa" w:w="1800"/>
-          </w:tcPr>
-          <w:p>
-            <w:r>
-              <w:t>☐</w:t>
-            </w:r>
-          </w:p>
-        </w:tc>
-        <w:tc>
-          <w:tcPr>
-            <w:tcW w:type="dxa" w:w="7560"/>
-          </w:tcPr>
-          <w:p>
-            <w:r>
-              <w:t>Зафиксирован доказуемый канал отправки</w:t>
-            </w:r>
-          </w:p>
-        </w:tc>
-      </w:tr>
-      <w:tr>
-        <w:tc>
-          <w:tcPr>
-            <w:tcW w:type="dxa" w:w="1800"/>
-          </w:tcPr>
-          <w:p>
-            <w:r>
-              <w:t>☐</w:t>
-            </w:r>
-          </w:p>
-        </w:tc>
-        <w:tc>
-          <w:tcPr>
-            <w:tcW w:type="dxa" w:w="7560"/>
-          </w:tcPr>
-          <w:p>
-            <w:r>
-              <w:t>Юридически значимые формулировки проверены специалистом под объект</w:t>
-            </w:r>
-          </w:p>
-        </w:tc>
-      </w:tr>
-    </w:tbl>
-    <w:p>
-      <w:r>
-        <w:t>Важно: шаблон не заменяет анализ договора, проектной документации и обстоятельств конкретного объекта.</w:t>
+        <w:t>Укажите участников освидетельствования, проектные документы и сведения, предусмотренные формой заказчика.</w:t>
       </w:r>
     </w:p>
     <w:sectPr>
@@ -282,14 +109,7 @@
       <w:pStyle w:val="Footer"/>
       <w:jc w:val="center"/>
     </w:pPr>
-    <w:r>
-      <w:rPr>
-        <w:rFonts w:ascii="Arial" w:hAnsi="Arial"/>
-        <w:color w:val="787878"/>
-        <w:sz w:val="16"/>
-      </w:rPr>
-      <w:t>Акт освидетельствования скрываемых работ — рабочая заготовка  •  версия 21.07.2026  •  marzhavbetone.ru</w:t>
-    </w:r>
+    <w:r/>
   </w:p>
 </w:ftr>
 </file>
@@ -300,14 +120,7 @@
     <w:pPr>
       <w:pStyle w:val="Header"/>
     </w:pPr>
-    <w:r>
-      <w:rPr>
-        <w:rFonts w:ascii="Arial" w:hAnsi="Arial"/>
-        <w:color w:val="646464"/>
-        <w:sz w:val="16"/>
-      </w:rPr>
-      <w:t>МАРЖА В БЕТОНЕ  /  РАБОЧИЙ ШАБЛОН</w:t>
-    </w:r>
+    <w:r/>
   </w:p>
 </w:hdr>
 </file>

--- a/products-storage/02-dopraboty-bez-poter/04-akt-skrytyh-rabot.docx
+++ b/products-storage/02-dopraboty-bez-poter/04-akt-skrytyh-rabot.docx
@@ -5,124 +5,1396 @@
     <w:p>
       <w:pPr>
         <w:pStyle w:val="Title"/>
+        <w:jc w:val="left"/>
       </w:pPr>
       <w:r>
         <w:t>Акт освидетельствования скрываемых работ</w:t>
       </w:r>
     </w:p>
     <w:p>
-      <w:pPr>
-        <w:pStyle w:val="Heading1"/>
-      </w:pPr>
       <w:r>
-        <w:t>Объект контроля</w:t>
-      </w:r>
-    </w:p>
-    <w:p>
-      <w:pPr>
-        <w:pStyle w:val="ListBullet"/>
-      </w:pPr>
-      <w:r>
-        <w:t>Вид и место работы: [___]</w:t>
-      </w:r>
-    </w:p>
-    <w:p>
-      <w:pPr>
-        <w:pStyle w:val="ListBullet"/>
-      </w:pPr>
-      <w:r>
-        <w:t>Проект/узел: [___]</w:t>
-      </w:r>
-    </w:p>
-    <w:p>
-      <w:pPr>
-        <w:pStyle w:val="ListBullet"/>
-      </w:pPr>
-      <w:r>
-        <w:t>Материалы и документы качества: [___]</w:t>
+        <w:t>До закрытия участка предъявите выполненный объём участникам, указанным в договоре и документации объекта. Зафиксируйте проверенные границы, материалы, результаты и решение о последующих работах.</w:t>
       </w:r>
     </w:p>
     <w:p>
       <w:pPr>
         <w:pStyle w:val="Heading1"/>
+        <w:keepNext/>
+        <w:pageBreakBefore w:val="0"/>
       </w:pPr>
       <w:r>
-        <w:t>Освидетельствование</w:t>
+        <w:t>Реквизиты</w:t>
       </w:r>
     </w:p>
+    <w:tbl>
+      <w:tblPr>
+        <w:tblStyle w:val="TableGrid"/>
+        <w:tblW w:type="auto" w:w="0"/>
+        <w:jc w:val="center"/>
+        <w:tblLayout w:type="fixed"/>
+        <w:tblLook w:firstColumn="1" w:firstRow="1" w:lastColumn="0" w:lastRow="0" w:noHBand="0" w:noVBand="1" w:val="04A0"/>
+      </w:tblPr>
+      <w:tblGrid>
+        <w:gridCol w:w="2268"/>
+        <w:gridCol w:w="7427"/>
+      </w:tblGrid>
+      <w:tr>
+        <w:trPr>
+          <w:cantSplit/>
+        </w:trPr>
+        <w:tc>
+          <w:tcPr>
+            <w:tcW w:type="dxa" w:w="2268"/>
+            <w:vAlign w:val="center"/>
+            <w:shd w:fill="F3F0E8"/>
+          </w:tcPr>
+          <w:p>
+            <w:pPr>
+              <w:spacing w:after="0"/>
+            </w:pPr>
+            <w:r/>
+            <w:r>
+              <w:rPr>
+                <w:b/>
+                <w:color w:val="262F37"/>
+                <w:sz w:val="18"/>
+              </w:rPr>
+              <w:t>Документ</w:t>
+            </w:r>
+          </w:p>
+        </w:tc>
+        <w:tc>
+          <w:tcPr>
+            <w:tcW w:type="dxa" w:w="7427"/>
+            <w:vAlign w:val="center"/>
+          </w:tcPr>
+          <w:p>
+            <w:pPr>
+              <w:spacing w:after="0"/>
+            </w:pPr>
+            <w:r/>
+            <w:r>
+              <w:rPr>
+                <w:b w:val="0"/>
+                <w:color w:val="262F37"/>
+                <w:sz w:val="18"/>
+              </w:rPr>
+              <w:t>Акт № [___] от [___]; место [___]</w:t>
+            </w:r>
+          </w:p>
+        </w:tc>
+      </w:tr>
+      <w:tr>
+        <w:trPr>
+          <w:cantSplit/>
+        </w:trPr>
+        <w:tc>
+          <w:tcPr>
+            <w:tcW w:type="dxa" w:w="2268"/>
+            <w:vAlign w:val="center"/>
+            <w:shd w:fill="F3F0E8"/>
+          </w:tcPr>
+          <w:p>
+            <w:pPr>
+              <w:spacing w:after="0"/>
+            </w:pPr>
+            <w:r/>
+            <w:r>
+              <w:rPr>
+                <w:b/>
+                <w:color w:val="262F37"/>
+                <w:sz w:val="18"/>
+              </w:rPr>
+              <w:t>Договор</w:t>
+            </w:r>
+          </w:p>
+        </w:tc>
+        <w:tc>
+          <w:tcPr>
+            <w:tcW w:type="dxa" w:w="7427"/>
+            <w:vAlign w:val="center"/>
+          </w:tcPr>
+          <w:p>
+            <w:pPr>
+              <w:spacing w:after="0"/>
+            </w:pPr>
+            <w:r/>
+            <w:r>
+              <w:rPr>
+                <w:b w:val="0"/>
+                <w:color w:val="262F37"/>
+                <w:sz w:val="18"/>
+              </w:rPr>
+              <w:t>Договор подряда № [___] от [___]; исходное приложение / смета [___]</w:t>
+            </w:r>
+          </w:p>
+        </w:tc>
+      </w:tr>
+      <w:tr>
+        <w:trPr>
+          <w:cantSplit/>
+        </w:trPr>
+        <w:tc>
+          <w:tcPr>
+            <w:tcW w:type="dxa" w:w="2268"/>
+            <w:vAlign w:val="center"/>
+            <w:shd w:fill="F3F0E8"/>
+          </w:tcPr>
+          <w:p>
+            <w:pPr>
+              <w:spacing w:after="0"/>
+            </w:pPr>
+            <w:r/>
+            <w:r>
+              <w:rPr>
+                <w:b/>
+                <w:color w:val="262F37"/>
+                <w:sz w:val="18"/>
+              </w:rPr>
+              <w:t>Объект</w:t>
+            </w:r>
+          </w:p>
+        </w:tc>
+        <w:tc>
+          <w:tcPr>
+            <w:tcW w:type="dxa" w:w="7427"/>
+            <w:vAlign w:val="center"/>
+          </w:tcPr>
+          <w:p>
+            <w:pPr>
+              <w:spacing w:after="0"/>
+            </w:pPr>
+            <w:r/>
+            <w:r>
+              <w:rPr>
+                <w:b w:val="0"/>
+                <w:color w:val="262F37"/>
+                <w:sz w:val="18"/>
+              </w:rPr>
+              <w:t>Наименование, адрес, участок или захватка [___]</w:t>
+            </w:r>
+          </w:p>
+        </w:tc>
+      </w:tr>
+      <w:tr>
+        <w:trPr>
+          <w:cantSplit/>
+        </w:trPr>
+        <w:tc>
+          <w:tcPr>
+            <w:tcW w:type="dxa" w:w="2268"/>
+            <w:vAlign w:val="center"/>
+            <w:shd w:fill="F3F0E8"/>
+          </w:tcPr>
+          <w:p>
+            <w:pPr>
+              <w:spacing w:after="0"/>
+            </w:pPr>
+            <w:r/>
+            <w:r>
+              <w:rPr>
+                <w:b/>
+                <w:color w:val="262F37"/>
+                <w:sz w:val="18"/>
+              </w:rPr>
+              <w:t>Подрядчик</w:t>
+            </w:r>
+          </w:p>
+        </w:tc>
+        <w:tc>
+          <w:tcPr>
+            <w:tcW w:type="dxa" w:w="7427"/>
+            <w:vAlign w:val="center"/>
+          </w:tcPr>
+          <w:p>
+            <w:pPr>
+              <w:spacing w:after="0"/>
+            </w:pPr>
+            <w:r/>
+            <w:r>
+              <w:rPr>
+                <w:b w:val="0"/>
+                <w:color w:val="262F37"/>
+                <w:sz w:val="18"/>
+              </w:rPr>
+              <w:t>Полное наименование, ИНН, адрес [___]</w:t>
+            </w:r>
+          </w:p>
+        </w:tc>
+      </w:tr>
+      <w:tr>
+        <w:trPr>
+          <w:cantSplit/>
+        </w:trPr>
+        <w:tc>
+          <w:tcPr>
+            <w:tcW w:type="dxa" w:w="2268"/>
+            <w:vAlign w:val="center"/>
+            <w:shd w:fill="F3F0E8"/>
+          </w:tcPr>
+          <w:p>
+            <w:pPr>
+              <w:spacing w:after="0"/>
+            </w:pPr>
+            <w:r/>
+            <w:r>
+              <w:rPr>
+                <w:b/>
+                <w:color w:val="262F37"/>
+                <w:sz w:val="18"/>
+              </w:rPr>
+              <w:t>Заказчик</w:t>
+            </w:r>
+          </w:p>
+        </w:tc>
+        <w:tc>
+          <w:tcPr>
+            <w:tcW w:type="dxa" w:w="7427"/>
+            <w:vAlign w:val="center"/>
+          </w:tcPr>
+          <w:p>
+            <w:pPr>
+              <w:spacing w:after="0"/>
+            </w:pPr>
+            <w:r/>
+            <w:r>
+              <w:rPr>
+                <w:b w:val="0"/>
+                <w:color w:val="262F37"/>
+                <w:sz w:val="18"/>
+              </w:rPr>
+              <w:t>Полное наименование, ИНН, адрес [___]</w:t>
+            </w:r>
+          </w:p>
+        </w:tc>
+      </w:tr>
+    </w:tbl>
     <w:p>
       <w:pPr>
-        <w:pStyle w:val="ListBullet"/>
+        <w:pStyle w:val="Heading1"/>
+        <w:keepNext/>
+        <w:pageBreakBefore w:val="0"/>
       </w:pPr>
       <w:r>
-        <w:t>Дата: [___]</w:t>
+        <w:t>Участники и основание</w:t>
       </w:r>
     </w:p>
+    <w:tbl>
+      <w:tblPr>
+        <w:tblStyle w:val="TableGrid"/>
+        <w:tblW w:type="auto" w:w="0"/>
+        <w:jc w:val="center"/>
+        <w:tblLayout w:type="fixed"/>
+        <w:tblLook w:firstColumn="1" w:firstRow="1" w:lastColumn="0" w:lastRow="0" w:noHBand="0" w:noVBand="1" w:val="04A0"/>
+      </w:tblPr>
+      <w:tblGrid>
+        <w:gridCol w:w="2268"/>
+        <w:gridCol w:w="7427"/>
+      </w:tblGrid>
+      <w:tr>
+        <w:trPr>
+          <w:cantSplit/>
+        </w:trPr>
+        <w:tc>
+          <w:tcPr>
+            <w:tcW w:type="dxa" w:w="2268"/>
+            <w:vAlign w:val="center"/>
+            <w:shd w:fill="F3F0E8"/>
+          </w:tcPr>
+          <w:p>
+            <w:pPr>
+              <w:spacing w:after="0"/>
+            </w:pPr>
+            <w:r/>
+            <w:r>
+              <w:rPr>
+                <w:b/>
+                <w:color w:val="262F37"/>
+                <w:sz w:val="18"/>
+              </w:rPr>
+              <w:t>Осмотр</w:t>
+            </w:r>
+          </w:p>
+        </w:tc>
+        <w:tc>
+          <w:tcPr>
+            <w:tcW w:type="dxa" w:w="7427"/>
+            <w:vAlign w:val="center"/>
+          </w:tcPr>
+          <w:p>
+            <w:pPr>
+              <w:spacing w:after="0"/>
+            </w:pPr>
+            <w:r/>
+            <w:r>
+              <w:rPr>
+                <w:b w:val="0"/>
+                <w:color w:val="262F37"/>
+                <w:sz w:val="18"/>
+              </w:rPr>
+              <w:t>Дата, время, место, участок / захватка [___]</w:t>
+            </w:r>
+          </w:p>
+        </w:tc>
+      </w:tr>
+      <w:tr>
+        <w:trPr>
+          <w:cantSplit/>
+        </w:trPr>
+        <w:tc>
+          <w:tcPr>
+            <w:tcW w:type="dxa" w:w="2268"/>
+            <w:vAlign w:val="center"/>
+            <w:shd w:fill="F3F0E8"/>
+          </w:tcPr>
+          <w:p>
+            <w:pPr>
+              <w:spacing w:after="0"/>
+            </w:pPr>
+            <w:r/>
+            <w:r>
+              <w:rPr>
+                <w:b/>
+                <w:color w:val="262F37"/>
+                <w:sz w:val="18"/>
+              </w:rPr>
+              <w:t>Участники</w:t>
+            </w:r>
+          </w:p>
+        </w:tc>
+        <w:tc>
+          <w:tcPr>
+            <w:tcW w:type="dxa" w:w="7427"/>
+            <w:vAlign w:val="center"/>
+          </w:tcPr>
+          <w:p>
+            <w:pPr>
+              <w:spacing w:after="0"/>
+            </w:pPr>
+            <w:r/>
+            <w:r>
+              <w:rPr>
+                <w:b w:val="0"/>
+                <w:color w:val="262F37"/>
+                <w:sz w:val="18"/>
+              </w:rPr>
+              <w:t>Организация, должность, Ф. И. О. и полномочия каждого: [___]</w:t>
+            </w:r>
+          </w:p>
+        </w:tc>
+      </w:tr>
+      <w:tr>
+        <w:trPr>
+          <w:cantSplit/>
+        </w:trPr>
+        <w:tc>
+          <w:tcPr>
+            <w:tcW w:type="dxa" w:w="2268"/>
+            <w:vAlign w:val="center"/>
+            <w:shd w:fill="F3F0E8"/>
+          </w:tcPr>
+          <w:p>
+            <w:pPr>
+              <w:spacing w:after="0"/>
+            </w:pPr>
+            <w:r/>
+            <w:r>
+              <w:rPr>
+                <w:b/>
+                <w:color w:val="262F37"/>
+                <w:sz w:val="18"/>
+              </w:rPr>
+              <w:t>Документация</w:t>
+            </w:r>
+          </w:p>
+        </w:tc>
+        <w:tc>
+          <w:tcPr>
+            <w:tcW w:type="dxa" w:w="7427"/>
+            <w:vAlign w:val="center"/>
+          </w:tcPr>
+          <w:p>
+            <w:pPr>
+              <w:spacing w:after="0"/>
+            </w:pPr>
+            <w:r/>
+            <w:r>
+              <w:rPr>
+                <w:b w:val="0"/>
+                <w:color w:val="262F37"/>
+                <w:sz w:val="18"/>
+              </w:rPr>
+              <w:t>Чертёж, лист, изменение, проект, нормы договора: № и дата [___]</w:t>
+            </w:r>
+          </w:p>
+        </w:tc>
+      </w:tr>
+      <w:tr>
+        <w:trPr>
+          <w:cantSplit/>
+        </w:trPr>
+        <w:tc>
+          <w:tcPr>
+            <w:tcW w:type="dxa" w:w="2268"/>
+            <w:vAlign w:val="center"/>
+            <w:shd w:fill="F3F0E8"/>
+          </w:tcPr>
+          <w:p>
+            <w:pPr>
+              <w:spacing w:after="0"/>
+            </w:pPr>
+            <w:r/>
+            <w:r>
+              <w:rPr>
+                <w:b/>
+                <w:color w:val="262F37"/>
+                <w:sz w:val="18"/>
+              </w:rPr>
+              <w:t>Доп. объём</w:t>
+            </w:r>
+          </w:p>
+        </w:tc>
+        <w:tc>
+          <w:tcPr>
+            <w:tcW w:type="dxa" w:w="7427"/>
+            <w:vAlign w:val="center"/>
+          </w:tcPr>
+          <w:p>
+            <w:pPr>
+              <w:spacing w:after="0"/>
+            </w:pPr>
+            <w:r/>
+            <w:r>
+              <w:rPr>
+                <w:b w:val="0"/>
+                <w:color w:val="262F37"/>
+                <w:sz w:val="18"/>
+              </w:rPr>
+              <w:t>Форма 02 № [___] от [___]; поручение 01 / уведомление 03 [___]</w:t>
+            </w:r>
+          </w:p>
+        </w:tc>
+      </w:tr>
+    </w:tbl>
     <w:p>
       <w:pPr>
-        <w:pStyle w:val="ListBullet"/>
+        <w:pStyle w:val="Heading1"/>
+        <w:keepNext/>
+        <w:pageBreakBefore w:val="0"/>
       </w:pPr>
       <w:r>
-        <w:t>Участники: [___]</w:t>
+        <w:t>Освидетельствованные работы</w:t>
       </w:r>
     </w:p>
+    <w:tbl>
+      <w:tblPr>
+        <w:tblStyle w:val="TableGrid"/>
+        <w:tblW w:type="auto" w:w="0"/>
+        <w:tblLayout w:type="fixed"/>
+        <w:tblLook w:firstColumn="1" w:firstRow="1" w:lastColumn="0" w:lastRow="0" w:noHBand="0" w:noVBand="1" w:val="04A0"/>
+      </w:tblPr>
+      <w:tblGrid>
+        <w:gridCol w:w="1973"/>
+        <w:gridCol w:w="1973"/>
+        <w:gridCol w:w="1973"/>
+        <w:gridCol w:w="1973"/>
+        <w:gridCol w:w="1973"/>
+      </w:tblGrid>
+      <w:tr>
+        <w:trPr>
+          <w:cantSplit/>
+        </w:trPr>
+        <w:tc>
+          <w:tcPr>
+            <w:tcW w:type="dxa" w:w="1973"/>
+            <w:vAlign w:val="center"/>
+            <w:shd w:fill="F3F0E8"/>
+          </w:tcPr>
+          <w:p>
+            <w:pPr>
+              <w:spacing w:after="0"/>
+            </w:pPr>
+            <w:r/>
+            <w:r>
+              <w:rPr>
+                <w:b/>
+                <w:color w:val="262F37"/>
+                <w:sz w:val="18"/>
+              </w:rPr>
+              <w:t>№</w:t>
+            </w:r>
+          </w:p>
+        </w:tc>
+        <w:tc>
+          <w:tcPr>
+            <w:tcW w:type="dxa" w:w="1973"/>
+            <w:vAlign w:val="center"/>
+            <w:shd w:fill="F3F0E8"/>
+          </w:tcPr>
+          <w:p>
+            <w:pPr>
+              <w:spacing w:after="0"/>
+            </w:pPr>
+            <w:r/>
+            <w:r>
+              <w:rPr>
+                <w:b/>
+                <w:color w:val="262F37"/>
+                <w:sz w:val="18"/>
+              </w:rPr>
+              <w:t>Работа и место</w:t>
+            </w:r>
+          </w:p>
+        </w:tc>
+        <w:tc>
+          <w:tcPr>
+            <w:tcW w:type="dxa" w:w="1973"/>
+            <w:vAlign w:val="center"/>
+            <w:shd w:fill="F3F0E8"/>
+          </w:tcPr>
+          <w:p>
+            <w:pPr>
+              <w:spacing w:after="0"/>
+            </w:pPr>
+            <w:r/>
+            <w:r>
+              <w:rPr>
+                <w:b/>
+                <w:color w:val="262F37"/>
+                <w:sz w:val="18"/>
+              </w:rPr>
+              <w:t>Объём / ед.</w:t>
+            </w:r>
+          </w:p>
+        </w:tc>
+        <w:tc>
+          <w:tcPr>
+            <w:tcW w:type="dxa" w:w="1973"/>
+            <w:vAlign w:val="center"/>
+            <w:shd w:fill="F3F0E8"/>
+          </w:tcPr>
+          <w:p>
+            <w:pPr>
+              <w:spacing w:after="0"/>
+            </w:pPr>
+            <w:r/>
+            <w:r>
+              <w:rPr>
+                <w:b/>
+                <w:color w:val="262F37"/>
+                <w:sz w:val="18"/>
+              </w:rPr>
+              <w:t>Проектный узел</w:t>
+            </w:r>
+          </w:p>
+        </w:tc>
+        <w:tc>
+          <w:tcPr>
+            <w:tcW w:type="dxa" w:w="1973"/>
+            <w:vAlign w:val="center"/>
+            <w:shd w:fill="F3F0E8"/>
+          </w:tcPr>
+          <w:p>
+            <w:pPr>
+              <w:spacing w:after="0"/>
+            </w:pPr>
+            <w:r/>
+            <w:r>
+              <w:rPr>
+                <w:b/>
+                <w:color w:val="262F37"/>
+                <w:sz w:val="18"/>
+              </w:rPr>
+              <w:t>Результат проверки</w:t>
+            </w:r>
+          </w:p>
+        </w:tc>
+      </w:tr>
+      <w:tr>
+        <w:trPr>
+          <w:cantSplit/>
+        </w:trPr>
+        <w:tc>
+          <w:tcPr>
+            <w:tcW w:type="dxa" w:w="1973"/>
+            <w:vAlign w:val="center"/>
+          </w:tcPr>
+          <w:p>
+            <w:pPr>
+              <w:spacing w:after="0"/>
+            </w:pPr>
+            <w:r/>
+            <w:r>
+              <w:rPr>
+                <w:b w:val="0"/>
+                <w:color w:val="262F37"/>
+                <w:sz w:val="18"/>
+              </w:rPr>
+              <w:t>1</w:t>
+            </w:r>
+          </w:p>
+        </w:tc>
+        <w:tc>
+          <w:tcPr>
+            <w:tcW w:type="dxa" w:w="1973"/>
+            <w:vAlign w:val="center"/>
+          </w:tcPr>
+          <w:p>
+            <w:pPr>
+              <w:spacing w:after="0"/>
+            </w:pPr>
+            <w:r/>
+            <w:r>
+              <w:rPr>
+                <w:b w:val="0"/>
+                <w:color w:val="262F37"/>
+                <w:sz w:val="18"/>
+              </w:rPr>
+              <w:t>[___]</w:t>
+            </w:r>
+          </w:p>
+        </w:tc>
+        <w:tc>
+          <w:tcPr>
+            <w:tcW w:type="dxa" w:w="1973"/>
+            <w:vAlign w:val="center"/>
+          </w:tcPr>
+          <w:p>
+            <w:pPr>
+              <w:spacing w:after="0"/>
+            </w:pPr>
+            <w:r/>
+            <w:r>
+              <w:rPr>
+                <w:b w:val="0"/>
+                <w:color w:val="262F37"/>
+                <w:sz w:val="18"/>
+              </w:rPr>
+              <w:t>[___]</w:t>
+            </w:r>
+          </w:p>
+        </w:tc>
+        <w:tc>
+          <w:tcPr>
+            <w:tcW w:type="dxa" w:w="1973"/>
+            <w:vAlign w:val="center"/>
+          </w:tcPr>
+          <w:p>
+            <w:pPr>
+              <w:spacing w:after="0"/>
+            </w:pPr>
+            <w:r/>
+            <w:r>
+              <w:rPr>
+                <w:b w:val="0"/>
+                <w:color w:val="262F37"/>
+                <w:sz w:val="18"/>
+              </w:rPr>
+              <w:t>[___]</w:t>
+            </w:r>
+          </w:p>
+        </w:tc>
+        <w:tc>
+          <w:tcPr>
+            <w:tcW w:type="dxa" w:w="1973"/>
+            <w:vAlign w:val="center"/>
+          </w:tcPr>
+          <w:p>
+            <w:pPr>
+              <w:spacing w:after="0"/>
+            </w:pPr>
+            <w:r/>
+            <w:r>
+              <w:rPr>
+                <w:b w:val="0"/>
+                <w:color w:val="262F37"/>
+                <w:sz w:val="18"/>
+              </w:rPr>
+              <w:t>[___]</w:t>
+            </w:r>
+          </w:p>
+        </w:tc>
+      </w:tr>
+      <w:tr>
+        <w:trPr>
+          <w:cantSplit/>
+        </w:trPr>
+        <w:tc>
+          <w:tcPr>
+            <w:tcW w:type="dxa" w:w="1973"/>
+            <w:vAlign w:val="center"/>
+          </w:tcPr>
+          <w:p>
+            <w:pPr>
+              <w:spacing w:after="0"/>
+            </w:pPr>
+            <w:r/>
+            <w:r>
+              <w:rPr>
+                <w:b w:val="0"/>
+                <w:color w:val="262F37"/>
+                <w:sz w:val="18"/>
+              </w:rPr>
+              <w:t>2</w:t>
+            </w:r>
+          </w:p>
+        </w:tc>
+        <w:tc>
+          <w:tcPr>
+            <w:tcW w:type="dxa" w:w="1973"/>
+            <w:vAlign w:val="center"/>
+          </w:tcPr>
+          <w:p>
+            <w:pPr>
+              <w:spacing w:after="0"/>
+            </w:pPr>
+            <w:r/>
+            <w:r>
+              <w:rPr>
+                <w:b w:val="0"/>
+                <w:color w:val="262F37"/>
+                <w:sz w:val="18"/>
+              </w:rPr>
+              <w:t>[___]</w:t>
+            </w:r>
+          </w:p>
+        </w:tc>
+        <w:tc>
+          <w:tcPr>
+            <w:tcW w:type="dxa" w:w="1973"/>
+            <w:vAlign w:val="center"/>
+          </w:tcPr>
+          <w:p>
+            <w:pPr>
+              <w:spacing w:after="0"/>
+            </w:pPr>
+            <w:r/>
+            <w:r>
+              <w:rPr>
+                <w:b w:val="0"/>
+                <w:color w:val="262F37"/>
+                <w:sz w:val="18"/>
+              </w:rPr>
+              <w:t>[___]</w:t>
+            </w:r>
+          </w:p>
+        </w:tc>
+        <w:tc>
+          <w:tcPr>
+            <w:tcW w:type="dxa" w:w="1973"/>
+            <w:vAlign w:val="center"/>
+          </w:tcPr>
+          <w:p>
+            <w:pPr>
+              <w:spacing w:after="0"/>
+            </w:pPr>
+            <w:r/>
+            <w:r>
+              <w:rPr>
+                <w:b w:val="0"/>
+                <w:color w:val="262F37"/>
+                <w:sz w:val="18"/>
+              </w:rPr>
+              <w:t>[___]</w:t>
+            </w:r>
+          </w:p>
+        </w:tc>
+        <w:tc>
+          <w:tcPr>
+            <w:tcW w:type="dxa" w:w="1973"/>
+            <w:vAlign w:val="center"/>
+          </w:tcPr>
+          <w:p>
+            <w:pPr>
+              <w:spacing w:after="0"/>
+            </w:pPr>
+            <w:r/>
+            <w:r>
+              <w:rPr>
+                <w:b w:val="0"/>
+                <w:color w:val="262F37"/>
+                <w:sz w:val="18"/>
+              </w:rPr>
+              <w:t>[___]</w:t>
+            </w:r>
+          </w:p>
+        </w:tc>
+      </w:tr>
+      <w:tr>
+        <w:trPr>
+          <w:cantSplit/>
+        </w:trPr>
+        <w:tc>
+          <w:tcPr>
+            <w:tcW w:type="dxa" w:w="1973"/>
+            <w:vAlign w:val="center"/>
+          </w:tcPr>
+          <w:p>
+            <w:pPr>
+              <w:spacing w:after="0"/>
+            </w:pPr>
+            <w:r/>
+            <w:r>
+              <w:rPr>
+                <w:b w:val="0"/>
+                <w:color w:val="262F37"/>
+                <w:sz w:val="18"/>
+              </w:rPr>
+              <w:t>3</w:t>
+            </w:r>
+          </w:p>
+        </w:tc>
+        <w:tc>
+          <w:tcPr>
+            <w:tcW w:type="dxa" w:w="1973"/>
+            <w:vAlign w:val="center"/>
+          </w:tcPr>
+          <w:p>
+            <w:pPr>
+              <w:spacing w:after="0"/>
+            </w:pPr>
+            <w:r/>
+            <w:r>
+              <w:rPr>
+                <w:b w:val="0"/>
+                <w:color w:val="262F37"/>
+                <w:sz w:val="18"/>
+              </w:rPr>
+              <w:t>[___]</w:t>
+            </w:r>
+          </w:p>
+        </w:tc>
+        <w:tc>
+          <w:tcPr>
+            <w:tcW w:type="dxa" w:w="1973"/>
+            <w:vAlign w:val="center"/>
+          </w:tcPr>
+          <w:p>
+            <w:pPr>
+              <w:spacing w:after="0"/>
+            </w:pPr>
+            <w:r/>
+            <w:r>
+              <w:rPr>
+                <w:b w:val="0"/>
+                <w:color w:val="262F37"/>
+                <w:sz w:val="18"/>
+              </w:rPr>
+              <w:t>[___]</w:t>
+            </w:r>
+          </w:p>
+        </w:tc>
+        <w:tc>
+          <w:tcPr>
+            <w:tcW w:type="dxa" w:w="1973"/>
+            <w:vAlign w:val="center"/>
+          </w:tcPr>
+          <w:p>
+            <w:pPr>
+              <w:spacing w:after="0"/>
+            </w:pPr>
+            <w:r/>
+            <w:r>
+              <w:rPr>
+                <w:b w:val="0"/>
+                <w:color w:val="262F37"/>
+                <w:sz w:val="18"/>
+              </w:rPr>
+              <w:t>[___]</w:t>
+            </w:r>
+          </w:p>
+        </w:tc>
+        <w:tc>
+          <w:tcPr>
+            <w:tcW w:type="dxa" w:w="1973"/>
+            <w:vAlign w:val="center"/>
+          </w:tcPr>
+          <w:p>
+            <w:pPr>
+              <w:spacing w:after="0"/>
+            </w:pPr>
+            <w:r/>
+            <w:r>
+              <w:rPr>
+                <w:b w:val="0"/>
+                <w:color w:val="262F37"/>
+                <w:sz w:val="18"/>
+              </w:rPr>
+              <w:t>[___]</w:t>
+            </w:r>
+          </w:p>
+        </w:tc>
+      </w:tr>
+    </w:tbl>
     <w:p>
       <w:pPr>
-        <w:pStyle w:val="ListBullet"/>
+        <w:pStyle w:val="Heading1"/>
+        <w:keepNext/>
+        <w:pageBreakBefore w:val="0"/>
       </w:pPr>
       <w:r>
-        <w:t>Разрешены последующие работы: [да/нет]</w:t>
+        <w:t>Подтверждения и решение</w:t>
+      </w:r>
+    </w:p>
+    <w:tbl>
+      <w:tblPr>
+        <w:tblStyle w:val="TableGrid"/>
+        <w:tblW w:type="auto" w:w="0"/>
+        <w:jc w:val="center"/>
+        <w:tblLayout w:type="fixed"/>
+        <w:tblLook w:firstColumn="1" w:firstRow="1" w:lastColumn="0" w:lastRow="0" w:noHBand="0" w:noVBand="1" w:val="04A0"/>
+      </w:tblPr>
+      <w:tblGrid>
+        <w:gridCol w:w="2268"/>
+        <w:gridCol w:w="7427"/>
+      </w:tblGrid>
+      <w:tr>
+        <w:trPr>
+          <w:cantSplit/>
+        </w:trPr>
+        <w:tc>
+          <w:tcPr>
+            <w:tcW w:type="dxa" w:w="2268"/>
+            <w:vAlign w:val="center"/>
+            <w:shd w:fill="F3F0E8"/>
+          </w:tcPr>
+          <w:p>
+            <w:pPr>
+              <w:spacing w:after="0"/>
+            </w:pPr>
+            <w:r/>
+            <w:r>
+              <w:rPr>
+                <w:b/>
+                <w:color w:val="262F37"/>
+                <w:sz w:val="18"/>
+              </w:rPr>
+              <w:t>Материалы</w:t>
+            </w:r>
+          </w:p>
+        </w:tc>
+        <w:tc>
+          <w:tcPr>
+            <w:tcW w:type="dxa" w:w="7427"/>
+            <w:vAlign w:val="center"/>
+          </w:tcPr>
+          <w:p>
+            <w:pPr>
+              <w:spacing w:after="0"/>
+            </w:pPr>
+            <w:r/>
+            <w:r>
+              <w:rPr>
+                <w:b w:val="0"/>
+                <w:color w:val="262F37"/>
+                <w:sz w:val="18"/>
+              </w:rPr>
+              <w:t>Партии, паспорта, сертификаты / иные документы качества [___]</w:t>
+            </w:r>
+          </w:p>
+        </w:tc>
+      </w:tr>
+      <w:tr>
+        <w:trPr>
+          <w:cantSplit/>
+        </w:trPr>
+        <w:tc>
+          <w:tcPr>
+            <w:tcW w:type="dxa" w:w="2268"/>
+            <w:vAlign w:val="center"/>
+            <w:shd w:fill="F3F0E8"/>
+          </w:tcPr>
+          <w:p>
+            <w:pPr>
+              <w:spacing w:after="0"/>
+            </w:pPr>
+            <w:r/>
+            <w:r>
+              <w:rPr>
+                <w:b/>
+                <w:color w:val="262F37"/>
+                <w:sz w:val="18"/>
+              </w:rPr>
+              <w:t>Контроль</w:t>
+            </w:r>
+          </w:p>
+        </w:tc>
+        <w:tc>
+          <w:tcPr>
+            <w:tcW w:type="dxa" w:w="7427"/>
+            <w:vAlign w:val="center"/>
+          </w:tcPr>
+          <w:p>
+            <w:pPr>
+              <w:spacing w:after="0"/>
+            </w:pPr>
+            <w:r/>
+            <w:r>
+              <w:rPr>
+                <w:b w:val="0"/>
+                <w:color w:val="262F37"/>
+                <w:sz w:val="18"/>
+              </w:rPr>
+              <w:t>Обмеры, испытания, исполнительная схема, запись журнала 08: № / дата [___]</w:t>
+            </w:r>
+          </w:p>
+        </w:tc>
+      </w:tr>
+      <w:tr>
+        <w:trPr>
+          <w:cantSplit/>
+        </w:trPr>
+        <w:tc>
+          <w:tcPr>
+            <w:tcW w:type="dxa" w:w="2268"/>
+            <w:vAlign w:val="center"/>
+            <w:shd w:fill="F3F0E8"/>
+          </w:tcPr>
+          <w:p>
+            <w:pPr>
+              <w:spacing w:after="0"/>
+            </w:pPr>
+            <w:r/>
+            <w:r>
+              <w:rPr>
+                <w:b/>
+                <w:color w:val="262F37"/>
+                <w:sz w:val="18"/>
+              </w:rPr>
+              <w:t>Фото</w:t>
+            </w:r>
+          </w:p>
+        </w:tc>
+        <w:tc>
+          <w:tcPr>
+            <w:tcW w:type="dxa" w:w="7427"/>
+            <w:vAlign w:val="center"/>
+          </w:tcPr>
+          <w:p>
+            <w:pPr>
+              <w:spacing w:after="0"/>
+            </w:pPr>
+            <w:r/>
+            <w:r>
+              <w:rPr>
+                <w:b w:val="0"/>
+                <w:color w:val="262F37"/>
+                <w:sz w:val="18"/>
+              </w:rPr>
+              <w:t>Перечень файлов, дата, место хранения [___]</w:t>
+            </w:r>
+          </w:p>
+        </w:tc>
+      </w:tr>
+      <w:tr>
+        <w:trPr>
+          <w:cantSplit/>
+        </w:trPr>
+        <w:tc>
+          <w:tcPr>
+            <w:tcW w:type="dxa" w:w="2268"/>
+            <w:vAlign w:val="center"/>
+            <w:shd w:fill="F3F0E8"/>
+          </w:tcPr>
+          <w:p>
+            <w:pPr>
+              <w:spacing w:after="0"/>
+            </w:pPr>
+            <w:r/>
+            <w:r>
+              <w:rPr>
+                <w:b/>
+                <w:color w:val="262F37"/>
+                <w:sz w:val="18"/>
+              </w:rPr>
+              <w:t>Замечания</w:t>
+            </w:r>
+          </w:p>
+        </w:tc>
+        <w:tc>
+          <w:tcPr>
+            <w:tcW w:type="dxa" w:w="7427"/>
+            <w:vAlign w:val="center"/>
+          </w:tcPr>
+          <w:p>
+            <w:pPr>
+              <w:spacing w:after="0"/>
+            </w:pPr>
+            <w:r/>
+            <w:r>
+              <w:rPr>
+                <w:b w:val="0"/>
+                <w:color w:val="262F37"/>
+                <w:sz w:val="18"/>
+              </w:rPr>
+              <w:t>Перечень, ответственный, срок устранения или отметка «нет» [___]</w:t>
+            </w:r>
+          </w:p>
+        </w:tc>
+      </w:tr>
+      <w:tr>
+        <w:trPr>
+          <w:cantSplit/>
+        </w:trPr>
+        <w:tc>
+          <w:tcPr>
+            <w:tcW w:type="dxa" w:w="2268"/>
+            <w:vAlign w:val="center"/>
+            <w:shd w:fill="F3F0E8"/>
+          </w:tcPr>
+          <w:p>
+            <w:pPr>
+              <w:spacing w:after="0"/>
+            </w:pPr>
+            <w:r/>
+            <w:r>
+              <w:rPr>
+                <w:b/>
+                <w:color w:val="262F37"/>
+                <w:sz w:val="18"/>
+              </w:rPr>
+              <w:t>Решение</w:t>
+            </w:r>
+          </w:p>
+        </w:tc>
+        <w:tc>
+          <w:tcPr>
+            <w:tcW w:type="dxa" w:w="7427"/>
+            <w:vAlign w:val="center"/>
+          </w:tcPr>
+          <w:p>
+            <w:pPr>
+              <w:spacing w:after="0"/>
+            </w:pPr>
+            <w:r/>
+            <w:r>
+              <w:rPr>
+                <w:b w:val="0"/>
+                <w:color w:val="262F37"/>
+                <w:sz w:val="18"/>
+              </w:rPr>
+              <w:t>□ Разрешены последующие работы по позициям № [___]  □ Не разрешены, причина [___]</w:t>
+            </w:r>
+          </w:p>
+        </w:tc>
+      </w:tr>
+    </w:tbl>
+    <w:p>
+      <w:r>
+        <w:t>Оформите состав участников и экземпляры в соответствии с документацией и применяемой на объекте формой. Этот акт фиксирует осмотр; изменение цены и срока записывается в документах 11 и 12.</w:t>
       </w:r>
     </w:p>
     <w:p>
       <w:pPr>
         <w:pStyle w:val="Heading1"/>
+        <w:keepNext/>
+        <w:pageBreakBefore w:val="0"/>
       </w:pPr>
       <w:r>
-        <w:t>Состав акта</w:t>
+        <w:t>Подписи сторон</w:t>
       </w:r>
     </w:p>
-    <w:p>
-      <w:pPr>
-        <w:pStyle w:val="ListBullet"/>
-      </w:pPr>
-      <w:r>
-        <w:t>Укажите участников освидетельствования, проектные документы и сведения, предусмотренные формой заказчика.</w:t>
-      </w:r>
-    </w:p>
+    <w:tbl>
+      <w:tblPr>
+        <w:tblStyle w:val="TableGrid"/>
+        <w:tblW w:type="auto" w:w="0"/>
+        <w:tblLook w:firstColumn="1" w:firstRow="1" w:lastColumn="0" w:lastRow="0" w:noHBand="0" w:noVBand="1" w:val="04A0"/>
+      </w:tblPr>
+      <w:tblGrid>
+        <w:gridCol w:w="4933"/>
+        <w:gridCol w:w="4933"/>
+      </w:tblGrid>
+      <w:tr>
+        <w:trPr>
+          <w:cantSplit/>
+        </w:trPr>
+        <w:tc>
+          <w:tcPr>
+            <w:tcW w:type="dxa" w:w="4933"/>
+            <w:vAlign w:val="center"/>
+            <w:shd w:fill="F3F0E8"/>
+          </w:tcPr>
+          <w:p>
+            <w:pPr>
+              <w:spacing w:after="0"/>
+            </w:pPr>
+            <w:r/>
+            <w:r>
+              <w:rPr>
+                <w:b/>
+                <w:color w:val="262F37"/>
+                <w:sz w:val="18"/>
+              </w:rPr>
+              <w:t>Подрядчик</w:t>
+            </w:r>
+          </w:p>
+        </w:tc>
+        <w:tc>
+          <w:tcPr>
+            <w:tcW w:type="dxa" w:w="4933"/>
+            <w:vAlign w:val="center"/>
+            <w:shd w:fill="F3F0E8"/>
+          </w:tcPr>
+          <w:p>
+            <w:pPr>
+              <w:spacing w:after="0"/>
+            </w:pPr>
+            <w:r/>
+            <w:r>
+              <w:rPr>
+                <w:b/>
+                <w:color w:val="262F37"/>
+                <w:sz w:val="18"/>
+              </w:rPr>
+              <w:t>Заказчик</w:t>
+            </w:r>
+          </w:p>
+        </w:tc>
+      </w:tr>
+      <w:tr>
+        <w:trPr>
+          <w:cantSplit/>
+        </w:trPr>
+        <w:tc>
+          <w:tcPr>
+            <w:tcW w:type="dxa" w:w="4933"/>
+            <w:vAlign w:val="center"/>
+          </w:tcPr>
+          <w:p>
+            <w:pPr>
+              <w:spacing w:after="0"/>
+            </w:pPr>
+            <w:r/>
+            <w:r>
+              <w:rPr>
+                <w:b w:val="0"/>
+                <w:color w:val="262F37"/>
+                <w:sz w:val="18"/>
+              </w:rPr>
+              <w:t>Должность, Ф. И. О. [___]</w:t>
+            </w:r>
+          </w:p>
+        </w:tc>
+        <w:tc>
+          <w:tcPr>
+            <w:tcW w:type="dxa" w:w="4933"/>
+            <w:vAlign w:val="center"/>
+          </w:tcPr>
+          <w:p>
+            <w:pPr>
+              <w:spacing w:after="0"/>
+            </w:pPr>
+            <w:r/>
+            <w:r>
+              <w:rPr>
+                <w:b w:val="0"/>
+                <w:color w:val="262F37"/>
+                <w:sz w:val="18"/>
+              </w:rPr>
+              <w:t>Должность, Ф. И. О. [___]</w:t>
+            </w:r>
+          </w:p>
+        </w:tc>
+      </w:tr>
+      <w:tr>
+        <w:trPr>
+          <w:cantSplit/>
+        </w:trPr>
+        <w:tc>
+          <w:tcPr>
+            <w:tcW w:type="dxa" w:w="4933"/>
+            <w:vAlign w:val="center"/>
+          </w:tcPr>
+          <w:p>
+            <w:pPr>
+              <w:spacing w:after="0"/>
+            </w:pPr>
+            <w:r/>
+            <w:r>
+              <w:rPr>
+                <w:b w:val="0"/>
+                <w:color w:val="262F37"/>
+                <w:sz w:val="18"/>
+              </w:rPr>
+              <w:t>Основание полномочий [___]</w:t>
+            </w:r>
+          </w:p>
+        </w:tc>
+        <w:tc>
+          <w:tcPr>
+            <w:tcW w:type="dxa" w:w="4933"/>
+            <w:vAlign w:val="center"/>
+          </w:tcPr>
+          <w:p>
+            <w:pPr>
+              <w:spacing w:after="0"/>
+            </w:pPr>
+            <w:r/>
+            <w:r>
+              <w:rPr>
+                <w:b w:val="0"/>
+                <w:color w:val="262F37"/>
+                <w:sz w:val="18"/>
+              </w:rPr>
+              <w:t>Основание полномочий [___]</w:t>
+            </w:r>
+          </w:p>
+        </w:tc>
+      </w:tr>
+      <w:tr>
+        <w:trPr>
+          <w:cantSplit/>
+        </w:trPr>
+        <w:tc>
+          <w:tcPr>
+            <w:tcW w:type="dxa" w:w="4933"/>
+            <w:vAlign w:val="center"/>
+          </w:tcPr>
+          <w:p>
+            <w:pPr>
+              <w:spacing w:after="0"/>
+            </w:pPr>
+            <w:r/>
+            <w:r>
+              <w:rPr>
+                <w:b w:val="0"/>
+                <w:color w:val="262F37"/>
+                <w:sz w:val="18"/>
+              </w:rPr>
+              <w:t>Подпись [___]  Дата [___]</w:t>
+            </w:r>
+          </w:p>
+        </w:tc>
+        <w:tc>
+          <w:tcPr>
+            <w:tcW w:type="dxa" w:w="4933"/>
+            <w:vAlign w:val="center"/>
+          </w:tcPr>
+          <w:p>
+            <w:pPr>
+              <w:spacing w:after="0"/>
+            </w:pPr>
+            <w:r/>
+            <w:r>
+              <w:rPr>
+                <w:b w:val="0"/>
+                <w:color w:val="262F37"/>
+                <w:sz w:val="18"/>
+              </w:rPr>
+              <w:t>Подпись [___]  Дата [___]</w:t>
+            </w:r>
+          </w:p>
+        </w:tc>
+      </w:tr>
+    </w:tbl>
     <w:sectPr>
-      <w:headerReference w:type="default" r:id="rId9"/>
-      <w:footerReference w:type="default" r:id="rId10"/>
-      <w:pgSz w:w="12240" w:h="15840"/>
-      <w:pgMar w:top="1440" w:right="1440" w:bottom="1440" w:left="1440" w:header="708" w:footer="708" w:gutter="0"/>
+      <w:pgSz w:w="11906" w:h="16838"/>
+      <w:pgMar w:top="964" w:right="1020" w:bottom="964" w:left="1020" w:header="720" w:footer="720" w:gutter="0"/>
       <w:cols w:space="720"/>
       <w:docGrid w:linePitch="360"/>
     </w:sectPr>
   </w:body>
 </w:document>
-</file>
-
-<file path=word/footer1.xml><?xml version="1.0" encoding="utf-8"?>
-<w:ftr xmlns:m="http://schemas.openxmlformats.org/officeDocument/2006/math" xmlns:mc="http://schemas.openxmlformats.org/markup-compatibility/2006" xmlns:mo="http://schemas.microsoft.com/office/mac/office/2008/main" xmlns:mv="urn:schemas-microsoft-com:mac:vml" xmlns:o="urn:schemas-microsoft-com:office:office" xmlns:r="http://schemas.openxmlformats.org/officeDocument/2006/relationships" xmlns:v="urn:schemas-microsoft-com:vml" xmlns:w10="urn:schemas-microsoft-com:office:word" xmlns:w14="http://schemas.microsoft.com/office/word/2010/wordml" xmlns:w="http://schemas.openxmlformats.org/wordprocessingml/2006/main" xmlns:wne="http://schemas.microsoft.com/office/word/2006/wordml" xmlns:wp14="http://schemas.microsoft.com/office/word/2010/wordprocessingDrawing" xmlns:wp="http://schemas.openxmlformats.org/drawingml/2006/wordprocessingDrawing" xmlns:wpc="http://schemas.microsoft.com/office/word/2010/wordprocessingCanvas" xmlns:wpg="http://schemas.microsoft.com/office/word/2010/wordprocessingGroup" xmlns:wpi="http://schemas.microsoft.com/office/word/2010/wordprocessingInk" xmlns:wps="http://schemas.microsoft.com/office/word/2010/wordprocessingShape" mc:Ignorable="w14 wp14">
-  <w:p>
-    <w:pPr>
-      <w:pStyle w:val="Footer"/>
-      <w:jc w:val="center"/>
-    </w:pPr>
-    <w:r/>
-  </w:p>
-</w:ftr>
-</file>
-
-<file path=word/header1.xml><?xml version="1.0" encoding="utf-8"?>
-<w:hdr xmlns:m="http://schemas.openxmlformats.org/officeDocument/2006/math" xmlns:mc="http://schemas.openxmlformats.org/markup-compatibility/2006" xmlns:mo="http://schemas.microsoft.com/office/mac/office/2008/main" xmlns:mv="urn:schemas-microsoft-com:mac:vml" xmlns:o="urn:schemas-microsoft-com:office:office" xmlns:r="http://schemas.openxmlformats.org/officeDocument/2006/relationships" xmlns:v="urn:schemas-microsoft-com:vml" xmlns:w10="urn:schemas-microsoft-com:office:word" xmlns:w14="http://schemas.microsoft.com/office/word/2010/wordml" xmlns:w="http://schemas.openxmlformats.org/wordprocessingml/2006/main" xmlns:wne="http://schemas.microsoft.com/office/word/2006/wordml" xmlns:wp14="http://schemas.microsoft.com/office/word/2010/wordprocessingDrawing" xmlns:wp="http://schemas.openxmlformats.org/drawingml/2006/wordprocessingDrawing" xmlns:wpc="http://schemas.microsoft.com/office/word/2010/wordprocessingCanvas" xmlns:wpg="http://schemas.microsoft.com/office/word/2010/wordprocessingGroup" xmlns:wpi="http://schemas.microsoft.com/office/word/2010/wordprocessingInk" xmlns:wps="http://schemas.microsoft.com/office/word/2010/wordprocessingShape" mc:Ignorable="w14 wp14">
-  <w:p>
-    <w:pPr>
-      <w:pStyle w:val="Header"/>
-    </w:pPr>
-    <w:r/>
-  </w:p>
-</w:hdr>
 </file>
 
 <file path=word/numbering.xml><?xml version="1.0" encoding="utf-8"?>
@@ -489,11 +1761,12 @@
     <w:qFormat/>
     <w:rsid w:val="00FC693F"/>
     <w:pPr>
-      <w:spacing w:after="120" w:line="300" w:lineRule="auto"/>
+      <w:spacing w:after="100"/>
     </w:pPr>
     <w:rPr>
-      <w:rFonts w:ascii="Arial" w:hAnsi="Arial"/>
-      <w:sz w:val="22"/>
+      <w:rFonts w:ascii="Times New Roman" w:hAnsi="Times New Roman"/>
+      <w:color w:val="262F37"/>
+      <w:sz w:val="21"/>
     </w:rPr>
   </w:style>
   <w:style w:type="paragraph" w:styleId="Header">
@@ -551,15 +1824,15 @@
     <w:pPr>
       <w:keepNext/>
       <w:keepLines/>
-      <w:spacing w:before="360" w:after="200"/>
+      <w:spacing w:before="180" w:after="100"/>
       <w:outlineLvl w:val="0"/>
     </w:pPr>
     <w:rPr>
-      <w:rFonts w:asciiTheme="majorHAnsi" w:eastAsiaTheme="majorEastAsia" w:hAnsiTheme="majorHAnsi" w:cstheme="majorBidi" w:ascii="Arial" w:hAnsi="Arial"/>
+      <w:rFonts w:asciiTheme="majorHAnsi" w:eastAsiaTheme="majorEastAsia" w:hAnsiTheme="majorHAnsi" w:cstheme="majorBidi" w:ascii="Times New Roman" w:hAnsi="Times New Roman"/>
       <w:b/>
       <w:bCs/>
-      <w:color w:val="2E74B5"/>
-      <w:sz w:val="32"/>
+      <w:color w:val="8E6F32"/>
+      <w:sz w:val="24"/>
       <w:szCs w:val="28"/>
     </w:rPr>
   </w:style>
@@ -575,14 +1848,14 @@
     <w:pPr>
       <w:keepNext/>
       <w:keepLines/>
-      <w:spacing w:before="280" w:after="140"/>
+      <w:spacing w:before="200" w:after="0"/>
       <w:outlineLvl w:val="1"/>
     </w:pPr>
     <w:rPr>
-      <w:rFonts w:asciiTheme="majorHAnsi" w:eastAsiaTheme="majorEastAsia" w:hAnsiTheme="majorHAnsi" w:cstheme="majorBidi" w:ascii="Arial" w:hAnsi="Arial"/>
+      <w:rFonts w:asciiTheme="majorHAnsi" w:eastAsiaTheme="majorEastAsia" w:hAnsiTheme="majorHAnsi" w:cstheme="majorBidi"/>
       <w:b/>
       <w:bCs/>
-      <w:color w:val="2E74B5"/>
+      <w:color w:val="4F81BD" w:themeColor="accent1"/>
       <w:sz w:val="26"/>
       <w:szCs w:val="26"/>
     </w:rPr>
@@ -837,18 +2110,16 @@
     <w:qFormat/>
     <w:rsid w:val="00FC693F"/>
     <w:pPr>
-      <w:pBdr>
-        <w:bottom w:val="single" w:sz="8" w:space="4" w:color="4F81BD" w:themeColor="accent1"/>
-      </w:pBdr>
-      <w:spacing w:after="240" w:line="240" w:lineRule="auto" w:before="0"/>
+      <w:spacing w:after="180" w:line="240" w:lineRule="auto"/>
       <w:contextualSpacing/>
     </w:pPr>
     <w:rPr>
-      <w:rFonts w:asciiTheme="majorHAnsi" w:eastAsiaTheme="majorEastAsia" w:hAnsiTheme="majorHAnsi" w:cstheme="majorBidi" w:ascii="Arial" w:hAnsi="Arial"/>
-      <w:color w:val="242629"/>
+      <w:rFonts w:asciiTheme="majorHAnsi" w:eastAsiaTheme="majorEastAsia" w:hAnsiTheme="majorHAnsi" w:cstheme="majorBidi" w:ascii="Times New Roman" w:hAnsi="Times New Roman"/>
+      <w:b/>
+      <w:color w:val="000000"/>
       <w:spacing w:val="5"/>
       <w:kern w:val="28"/>
-      <w:sz w:val="50"/>
+      <w:sz w:val="34"/>
       <w:szCs w:val="52"/>
     </w:rPr>
   </w:style>

--- a/products-storage/02-dopraboty-bez-poter/04-akt-skrytyh-rabot.docx
+++ b/products-storage/02-dopraboty-bez-poter/04-akt-skrytyh-rabot.docx
@@ -8,12 +8,12 @@
         <w:jc w:val="left"/>
       </w:pPr>
       <w:r>
-        <w:t>Акт освидетельствования скрываемых работ</w:t>
+        <w:t>Акт освидетельствования скрытых работ</w:t>
       </w:r>
     </w:p>
     <w:p>
       <w:r>
-        <w:t>До закрытия участка предъявите выполненный объём участникам, указанным в договоре и документации объекта. Зафиксируйте проверенные границы, материалы, результаты и решение о последующих работах.</w:t>
+        <w:t>Форма для объекта капитального строительства по составу рекомендуемого образца приложения № 3 к приказу Минстроя России № 344/пр. Заполняйте фактические даты, реквизиты и участников перед закрытием работ; лишние для объекта роли отметьте как неприменимые с основанием.</w:t>
       </w:r>
     </w:p>
     <w:p>
@@ -23,7 +23,7 @@
         <w:pageBreakBefore w:val="0"/>
       </w:pPr>
       <w:r>
-        <w:t>Реквизиты</w:t>
+        <w:t>Объект и организации</w:t>
       </w:r>
     </w:p>
     <w:tbl>
@@ -59,7 +59,7 @@
                 <w:color w:val="262F37"/>
                 <w:sz w:val="18"/>
               </w:rPr>
-              <w:t>Документ</w:t>
+              <w:t>Акт</w:t>
             </w:r>
           </w:p>
         </w:tc>
@@ -79,53 +79,7 @@
                 <w:color w:val="262F37"/>
                 <w:sz w:val="18"/>
               </w:rPr>
-              <w:t>Акт № [___] от [___]; место [___]</w:t>
-            </w:r>
-          </w:p>
-        </w:tc>
-      </w:tr>
-      <w:tr>
-        <w:trPr>
-          <w:cantSplit/>
-        </w:trPr>
-        <w:tc>
-          <w:tcPr>
-            <w:tcW w:type="dxa" w:w="2268"/>
-            <w:vAlign w:val="center"/>
-            <w:shd w:fill="F3F0E8"/>
-          </w:tcPr>
-          <w:p>
-            <w:pPr>
-              <w:spacing w:after="0"/>
-            </w:pPr>
-            <w:r/>
-            <w:r>
-              <w:rPr>
-                <w:b/>
-                <w:color w:val="262F37"/>
-                <w:sz w:val="18"/>
-              </w:rPr>
-              <w:t>Договор</w:t>
-            </w:r>
-          </w:p>
-        </w:tc>
-        <w:tc>
-          <w:tcPr>
-            <w:tcW w:type="dxa" w:w="7427"/>
-            <w:vAlign w:val="center"/>
-          </w:tcPr>
-          <w:p>
-            <w:pPr>
-              <w:spacing w:after="0"/>
-            </w:pPr>
-            <w:r/>
-            <w:r>
-              <w:rPr>
-                <w:b w:val="0"/>
-                <w:color w:val="262F37"/>
-                <w:sz w:val="18"/>
-              </w:rPr>
-              <w:t>Договор подряда № [___] от [___]; исходное приложение / смета [___]</w:t>
+              <w:t>№ [___] от [___]; место составления [___]; осмотр [дата, время]</w:t>
             </w:r>
           </w:p>
         </w:tc>
@@ -171,7 +125,7 @@
                 <w:color w:val="262F37"/>
                 <w:sz w:val="18"/>
               </w:rPr>
-              <w:t>Наименование, адрес, участок или захватка [___]</w:t>
+              <w:t>Наименование по проекту, адрес, секция, захватка, оси и отметки [___]</w:t>
             </w:r>
           </w:p>
         </w:tc>
@@ -197,7 +151,7 @@
                 <w:color w:val="262F37"/>
                 <w:sz w:val="18"/>
               </w:rPr>
-              <w:t>Подрядчик</w:t>
+              <w:t>Заказчик / застройщик</w:t>
             </w:r>
           </w:p>
         </w:tc>
@@ -217,7 +171,7 @@
                 <w:color w:val="262F37"/>
                 <w:sz w:val="18"/>
               </w:rPr>
-              <w:t>Полное наименование, ИНН, адрес [___]</w:t>
+              <w:t>Наименование, ОГРН, ИНН, адрес, телефон; при необходимости СРО [___]</w:t>
             </w:r>
           </w:p>
         </w:tc>
@@ -243,7 +197,7 @@
                 <w:color w:val="262F37"/>
                 <w:sz w:val="18"/>
               </w:rPr>
-              <w:t>Заказчик</w:t>
+              <w:t>Строительство</w:t>
             </w:r>
           </w:p>
         </w:tc>
@@ -263,76 +217,7 @@
                 <w:color w:val="262F37"/>
                 <w:sz w:val="18"/>
               </w:rPr>
-              <w:t>Полное наименование, ИНН, адрес [___]</w:t>
-            </w:r>
-          </w:p>
-        </w:tc>
-      </w:tr>
-    </w:tbl>
-    <w:p>
-      <w:pPr>
-        <w:pStyle w:val="Heading1"/>
-        <w:keepNext/>
-        <w:pageBreakBefore w:val="0"/>
-      </w:pPr>
-      <w:r>
-        <w:t>Участники и основание</w:t>
-      </w:r>
-    </w:p>
-    <w:tbl>
-      <w:tblPr>
-        <w:tblStyle w:val="TableGrid"/>
-        <w:tblW w:type="auto" w:w="0"/>
-        <w:jc w:val="center"/>
-        <w:tblLayout w:type="fixed"/>
-        <w:tblLook w:firstColumn="1" w:firstRow="1" w:lastColumn="0" w:lastRow="0" w:noHBand="0" w:noVBand="1" w:val="04A0"/>
-      </w:tblPr>
-      <w:tblGrid>
-        <w:gridCol w:w="2268"/>
-        <w:gridCol w:w="7427"/>
-      </w:tblGrid>
-      <w:tr>
-        <w:trPr>
-          <w:cantSplit/>
-        </w:trPr>
-        <w:tc>
-          <w:tcPr>
-            <w:tcW w:type="dxa" w:w="2268"/>
-            <w:vAlign w:val="center"/>
-            <w:shd w:fill="F3F0E8"/>
-          </w:tcPr>
-          <w:p>
-            <w:pPr>
-              <w:spacing w:after="0"/>
-            </w:pPr>
-            <w:r/>
-            <w:r>
-              <w:rPr>
-                <w:b/>
-                <w:color w:val="262F37"/>
-                <w:sz w:val="18"/>
-              </w:rPr>
-              <w:t>Осмотр</w:t>
-            </w:r>
-          </w:p>
-        </w:tc>
-        <w:tc>
-          <w:tcPr>
-            <w:tcW w:type="dxa" w:w="7427"/>
-            <w:vAlign w:val="center"/>
-          </w:tcPr>
-          <w:p>
-            <w:pPr>
-              <w:spacing w:after="0"/>
-            </w:pPr>
-            <w:r/>
-            <w:r>
-              <w:rPr>
-                <w:b w:val="0"/>
-                <w:color w:val="262F37"/>
-                <w:sz w:val="18"/>
-              </w:rPr>
-              <w:t>Дата, время, место, участок / захватка [___]</w:t>
+              <w:t>Лицо, осуществляющее строительство: наименование, ОГРН, ИНН, адрес, телефон, при необходимости СРО [___]</w:t>
             </w:r>
           </w:p>
         </w:tc>
@@ -358,7 +243,7 @@
                 <w:color w:val="262F37"/>
                 <w:sz w:val="18"/>
               </w:rPr>
-              <w:t>Участники</w:t>
+              <w:t>Проектировщик</w:t>
             </w:r>
           </w:p>
         </w:tc>
@@ -378,7 +263,7 @@
                 <w:color w:val="262F37"/>
                 <w:sz w:val="18"/>
               </w:rPr>
-              <w:t>Организация, должность, Ф. И. О. и полномочия каждого: [___]</w:t>
+              <w:t>Наименование, ОГРН, ИНН, адрес; при необходимости СРО [___]</w:t>
             </w:r>
           </w:p>
         </w:tc>
@@ -404,7 +289,7 @@
                 <w:color w:val="262F37"/>
                 <w:sz w:val="18"/>
               </w:rPr>
-              <w:t>Документация</w:t>
+              <w:t>Исполнитель работ</w:t>
             </w:r>
           </w:p>
         </w:tc>
@@ -424,18 +309,41 @@
                 <w:color w:val="262F37"/>
                 <w:sz w:val="18"/>
               </w:rPr>
-              <w:t>Чертёж, лист, изменение, проект, нормы договора: № и дата [___]</w:t>
+              <w:t>Фактически выполнившая организация, ОГРН, ИНН, договор № [___] от [___]</w:t>
             </w:r>
           </w:p>
         </w:tc>
       </w:tr>
+    </w:tbl>
+    <w:p>
+      <w:pPr>
+        <w:pStyle w:val="Heading1"/>
+        <w:keepNext/>
+        <w:pageBreakBefore w:val="0"/>
+      </w:pPr>
+      <w:r>
+        <w:t>Представители, проводившие осмотр</w:t>
+      </w:r>
+    </w:p>
+    <w:tbl>
+      <w:tblPr>
+        <w:tblStyle w:val="TableGrid"/>
+        <w:tblW w:type="auto" w:w="0"/>
+        <w:tblLayout w:type="fixed"/>
+        <w:tblLook w:firstColumn="1" w:firstRow="1" w:lastColumn="0" w:lastRow="0" w:noHBand="0" w:noVBand="1" w:val="04A0"/>
+      </w:tblPr>
+      <w:tblGrid>
+        <w:gridCol w:w="3289"/>
+        <w:gridCol w:w="3289"/>
+        <w:gridCol w:w="3289"/>
+      </w:tblGrid>
       <w:tr>
         <w:trPr>
           <w:cantSplit/>
         </w:trPr>
         <w:tc>
           <w:tcPr>
-            <w:tcW w:type="dxa" w:w="2268"/>
+            <w:tcW w:type="dxa" w:w="3289"/>
             <w:vAlign w:val="center"/>
             <w:shd w:fill="F3F0E8"/>
           </w:tcPr>
@@ -450,63 +358,13 @@
                 <w:color w:val="262F37"/>
                 <w:sz w:val="18"/>
               </w:rPr>
-              <w:t>Доп. объём</w:t>
+              <w:t>Роль</w:t>
             </w:r>
           </w:p>
         </w:tc>
         <w:tc>
           <w:tcPr>
-            <w:tcW w:type="dxa" w:w="7427"/>
-            <w:vAlign w:val="center"/>
-          </w:tcPr>
-          <w:p>
-            <w:pPr>
-              <w:spacing w:after="0"/>
-            </w:pPr>
-            <w:r/>
-            <w:r>
-              <w:rPr>
-                <w:b w:val="0"/>
-                <w:color w:val="262F37"/>
-                <w:sz w:val="18"/>
-              </w:rPr>
-              <w:t>Форма 02 № [___] от [___]; поручение 01 / уведомление 03 [___]</w:t>
-            </w:r>
-          </w:p>
-        </w:tc>
-      </w:tr>
-    </w:tbl>
-    <w:p>
-      <w:pPr>
-        <w:pStyle w:val="Heading1"/>
-        <w:keepNext/>
-        <w:pageBreakBefore w:val="0"/>
-      </w:pPr>
-      <w:r>
-        <w:t>Освидетельствованные работы</w:t>
-      </w:r>
-    </w:p>
-    <w:tbl>
-      <w:tblPr>
-        <w:tblStyle w:val="TableGrid"/>
-        <w:tblW w:type="auto" w:w="0"/>
-        <w:tblLayout w:type="fixed"/>
-        <w:tblLook w:firstColumn="1" w:firstRow="1" w:lastColumn="0" w:lastRow="0" w:noHBand="0" w:noVBand="1" w:val="04A0"/>
-      </w:tblPr>
-      <w:tblGrid>
-        <w:gridCol w:w="1973"/>
-        <w:gridCol w:w="1973"/>
-        <w:gridCol w:w="1973"/>
-        <w:gridCol w:w="1973"/>
-        <w:gridCol w:w="1973"/>
-      </w:tblGrid>
-      <w:tr>
-        <w:trPr>
-          <w:cantSplit/>
-        </w:trPr>
-        <w:tc>
-          <w:tcPr>
-            <w:tcW w:type="dxa" w:w="1973"/>
+            <w:tcW w:type="dxa" w:w="3289"/>
             <w:vAlign w:val="center"/>
             <w:shd w:fill="F3F0E8"/>
           </w:tcPr>
@@ -521,13 +379,13 @@
                 <w:color w:val="262F37"/>
                 <w:sz w:val="18"/>
               </w:rPr>
-              <w:t>№</w:t>
+              <w:t>Организация, должность и Ф. И. О.</w:t>
             </w:r>
           </w:p>
         </w:tc>
         <w:tc>
           <w:tcPr>
-            <w:tcW w:type="dxa" w:w="1973"/>
+            <w:tcW w:type="dxa" w:w="3289"/>
             <w:vAlign w:val="center"/>
             <w:shd w:fill="F3F0E8"/>
           </w:tcPr>
@@ -542,70 +400,7 @@
                 <w:color w:val="262F37"/>
                 <w:sz w:val="18"/>
               </w:rPr>
-              <w:t>Работа и место</w:t>
-            </w:r>
-          </w:p>
-        </w:tc>
-        <w:tc>
-          <w:tcPr>
-            <w:tcW w:type="dxa" w:w="1973"/>
-            <w:vAlign w:val="center"/>
-            <w:shd w:fill="F3F0E8"/>
-          </w:tcPr>
-          <w:p>
-            <w:pPr>
-              <w:spacing w:after="0"/>
-            </w:pPr>
-            <w:r/>
-            <w:r>
-              <w:rPr>
-                <w:b/>
-                <w:color w:val="262F37"/>
-                <w:sz w:val="18"/>
-              </w:rPr>
-              <w:t>Объём / ед.</w:t>
-            </w:r>
-          </w:p>
-        </w:tc>
-        <w:tc>
-          <w:tcPr>
-            <w:tcW w:type="dxa" w:w="1973"/>
-            <w:vAlign w:val="center"/>
-            <w:shd w:fill="F3F0E8"/>
-          </w:tcPr>
-          <w:p>
-            <w:pPr>
-              <w:spacing w:after="0"/>
-            </w:pPr>
-            <w:r/>
-            <w:r>
-              <w:rPr>
-                <w:b/>
-                <w:color w:val="262F37"/>
-                <w:sz w:val="18"/>
-              </w:rPr>
-              <w:t>Проектный узел</w:t>
-            </w:r>
-          </w:p>
-        </w:tc>
-        <w:tc>
-          <w:tcPr>
-            <w:tcW w:type="dxa" w:w="1973"/>
-            <w:vAlign w:val="center"/>
-            <w:shd w:fill="F3F0E8"/>
-          </w:tcPr>
-          <w:p>
-            <w:pPr>
-              <w:spacing w:after="0"/>
-            </w:pPr>
-            <w:r/>
-            <w:r>
-              <w:rPr>
-                <w:b/>
-                <w:color w:val="262F37"/>
-                <w:sz w:val="18"/>
-              </w:rPr>
-              <w:t>Результат проверки</w:t>
+              <w:t>Полномочия / НРС</w:t>
             </w:r>
           </w:p>
         </w:tc>
@@ -616,7 +411,7 @@
         </w:trPr>
         <w:tc>
           <w:tcPr>
-            <w:tcW w:type="dxa" w:w="1973"/>
+            <w:tcW w:type="dxa" w:w="3289"/>
             <w:vAlign w:val="center"/>
           </w:tcPr>
           <w:p>
@@ -630,13 +425,13 @@
                 <w:color w:val="262F37"/>
                 <w:sz w:val="18"/>
               </w:rPr>
-              <w:t>1</w:t>
+              <w:t>Контроль заказчика</w:t>
             </w:r>
           </w:p>
         </w:tc>
         <w:tc>
           <w:tcPr>
-            <w:tcW w:type="dxa" w:w="1973"/>
+            <w:tcW w:type="dxa" w:w="3289"/>
             <w:vAlign w:val="center"/>
           </w:tcPr>
           <w:p>
@@ -656,47 +451,7 @@
         </w:tc>
         <w:tc>
           <w:tcPr>
-            <w:tcW w:type="dxa" w:w="1973"/>
-            <w:vAlign w:val="center"/>
-          </w:tcPr>
-          <w:p>
-            <w:pPr>
-              <w:spacing w:after="0"/>
-            </w:pPr>
-            <w:r/>
-            <w:r>
-              <w:rPr>
-                <w:b w:val="0"/>
-                <w:color w:val="262F37"/>
-                <w:sz w:val="18"/>
-              </w:rPr>
-              <w:t>[___]</w:t>
-            </w:r>
-          </w:p>
-        </w:tc>
-        <w:tc>
-          <w:tcPr>
-            <w:tcW w:type="dxa" w:w="1973"/>
-            <w:vAlign w:val="center"/>
-          </w:tcPr>
-          <w:p>
-            <w:pPr>
-              <w:spacing w:after="0"/>
-            </w:pPr>
-            <w:r/>
-            <w:r>
-              <w:rPr>
-                <w:b w:val="0"/>
-                <w:color w:val="262F37"/>
-                <w:sz w:val="18"/>
-              </w:rPr>
-              <w:t>[___]</w:t>
-            </w:r>
-          </w:p>
-        </w:tc>
-        <w:tc>
-          <w:tcPr>
-            <w:tcW w:type="dxa" w:w="1973"/>
+            <w:tcW w:type="dxa" w:w="3289"/>
             <w:vAlign w:val="center"/>
           </w:tcPr>
           <w:p>
@@ -721,7 +476,7 @@
         </w:trPr>
         <w:tc>
           <w:tcPr>
-            <w:tcW w:type="dxa" w:w="1973"/>
+            <w:tcW w:type="dxa" w:w="3289"/>
             <w:vAlign w:val="center"/>
           </w:tcPr>
           <w:p>
@@ -735,13 +490,13 @@
                 <w:color w:val="262F37"/>
                 <w:sz w:val="18"/>
               </w:rPr>
-              <w:t>2</w:t>
+              <w:t>Строительство</w:t>
             </w:r>
           </w:p>
         </w:tc>
         <w:tc>
           <w:tcPr>
-            <w:tcW w:type="dxa" w:w="1973"/>
+            <w:tcW w:type="dxa" w:w="3289"/>
             <w:vAlign w:val="center"/>
           </w:tcPr>
           <w:p>
@@ -761,47 +516,7 @@
         </w:tc>
         <w:tc>
           <w:tcPr>
-            <w:tcW w:type="dxa" w:w="1973"/>
-            <w:vAlign w:val="center"/>
-          </w:tcPr>
-          <w:p>
-            <w:pPr>
-              <w:spacing w:after="0"/>
-            </w:pPr>
-            <w:r/>
-            <w:r>
-              <w:rPr>
-                <w:b w:val="0"/>
-                <w:color w:val="262F37"/>
-                <w:sz w:val="18"/>
-              </w:rPr>
-              <w:t>[___]</w:t>
-            </w:r>
-          </w:p>
-        </w:tc>
-        <w:tc>
-          <w:tcPr>
-            <w:tcW w:type="dxa" w:w="1973"/>
-            <w:vAlign w:val="center"/>
-          </w:tcPr>
-          <w:p>
-            <w:pPr>
-              <w:spacing w:after="0"/>
-            </w:pPr>
-            <w:r/>
-            <w:r>
-              <w:rPr>
-                <w:b w:val="0"/>
-                <w:color w:val="262F37"/>
-                <w:sz w:val="18"/>
-              </w:rPr>
-              <w:t>[___]</w:t>
-            </w:r>
-          </w:p>
-        </w:tc>
-        <w:tc>
-          <w:tcPr>
-            <w:tcW w:type="dxa" w:w="1973"/>
+            <w:tcW w:type="dxa" w:w="3289"/>
             <w:vAlign w:val="center"/>
           </w:tcPr>
           <w:p>
@@ -826,7 +541,7 @@
         </w:trPr>
         <w:tc>
           <w:tcPr>
-            <w:tcW w:type="dxa" w:w="1973"/>
+            <w:tcW w:type="dxa" w:w="3289"/>
             <w:vAlign w:val="center"/>
           </w:tcPr>
           <w:p>
@@ -840,13 +555,13 @@
                 <w:color w:val="262F37"/>
                 <w:sz w:val="18"/>
               </w:rPr>
-              <w:t>3</w:t>
+              <w:t>Контроль строительства</w:t>
             </w:r>
           </w:p>
         </w:tc>
         <w:tc>
           <w:tcPr>
-            <w:tcW w:type="dxa" w:w="1973"/>
+            <w:tcW w:type="dxa" w:w="3289"/>
             <w:vAlign w:val="center"/>
           </w:tcPr>
           <w:p>
@@ -866,7 +581,52 @@
         </w:tc>
         <w:tc>
           <w:tcPr>
-            <w:tcW w:type="dxa" w:w="1973"/>
+            <w:tcW w:type="dxa" w:w="3289"/>
+            <w:vAlign w:val="center"/>
+          </w:tcPr>
+          <w:p>
+            <w:pPr>
+              <w:spacing w:after="0"/>
+            </w:pPr>
+            <w:r/>
+            <w:r>
+              <w:rPr>
+                <w:b w:val="0"/>
+                <w:color w:val="262F37"/>
+                <w:sz w:val="18"/>
+              </w:rPr>
+              <w:t>[___]</w:t>
+            </w:r>
+          </w:p>
+        </w:tc>
+      </w:tr>
+      <w:tr>
+        <w:trPr>
+          <w:cantSplit/>
+        </w:trPr>
+        <w:tc>
+          <w:tcPr>
+            <w:tcW w:type="dxa" w:w="3289"/>
+            <w:vAlign w:val="center"/>
+          </w:tcPr>
+          <w:p>
+            <w:pPr>
+              <w:spacing w:after="0"/>
+            </w:pPr>
+            <w:r/>
+            <w:r>
+              <w:rPr>
+                <w:b w:val="0"/>
+                <w:color w:val="262F37"/>
+                <w:sz w:val="18"/>
+              </w:rPr>
+              <w:t>Проектировщик*</w:t>
+            </w:r>
+          </w:p>
+        </w:tc>
+        <w:tc>
+          <w:tcPr>
+            <w:tcW w:type="dxa" w:w="3289"/>
             <w:vAlign w:val="center"/>
           </w:tcPr>
           <w:p>
@@ -886,7 +646,52 @@
         </w:tc>
         <w:tc>
           <w:tcPr>
-            <w:tcW w:type="dxa" w:w="1973"/>
+            <w:tcW w:type="dxa" w:w="3289"/>
+            <w:vAlign w:val="center"/>
+          </w:tcPr>
+          <w:p>
+            <w:pPr>
+              <w:spacing w:after="0"/>
+            </w:pPr>
+            <w:r/>
+            <w:r>
+              <w:rPr>
+                <w:b w:val="0"/>
+                <w:color w:val="262F37"/>
+                <w:sz w:val="18"/>
+              </w:rPr>
+              <w:t>[___]</w:t>
+            </w:r>
+          </w:p>
+        </w:tc>
+      </w:tr>
+      <w:tr>
+        <w:trPr>
+          <w:cantSplit/>
+        </w:trPr>
+        <w:tc>
+          <w:tcPr>
+            <w:tcW w:type="dxa" w:w="3289"/>
+            <w:vAlign w:val="center"/>
+          </w:tcPr>
+          <w:p>
+            <w:pPr>
+              <w:spacing w:after="0"/>
+            </w:pPr>
+            <w:r/>
+            <w:r>
+              <w:rPr>
+                <w:b w:val="0"/>
+                <w:color w:val="262F37"/>
+                <w:sz w:val="18"/>
+              </w:rPr>
+              <w:t>Исполнитель работ*</w:t>
+            </w:r>
+          </w:p>
+        </w:tc>
+        <w:tc>
+          <w:tcPr>
+            <w:tcW w:type="dxa" w:w="3289"/>
             <w:vAlign w:val="center"/>
           </w:tcPr>
           <w:p>
@@ -906,7 +711,7 @@
         </w:tc>
         <w:tc>
           <w:tcPr>
-            <w:tcW w:type="dxa" w:w="1973"/>
+            <w:tcW w:type="dxa" w:w="3289"/>
             <w:vAlign w:val="center"/>
           </w:tcPr>
           <w:p>
@@ -927,26 +732,32 @@
       </w:tr>
     </w:tbl>
     <w:p>
+      <w:r>
+        <w:t>* Укажите представителя проектировщика при привлечении для проверки соответствия проекту, а представителя исполнителя — при выполнении работ иным лицом. Для применимых ролей укажите документ о полномочиях и идентификатор НРС, если он требуется.</w:t>
+      </w:r>
+    </w:p>
+    <w:p>
       <w:pPr>
         <w:pStyle w:val="Heading1"/>
         <w:keepNext/>
         <w:pageBreakBefore w:val="0"/>
       </w:pPr>
       <w:r>
-        <w:t>Подтверждения и решение</w:t>
+        <w:t>1. Предъявленные скрытые работы</w:t>
       </w:r>
     </w:p>
     <w:tbl>
       <w:tblPr>
         <w:tblStyle w:val="TableGrid"/>
         <w:tblW w:type="auto" w:w="0"/>
-        <w:jc w:val="center"/>
         <w:tblLayout w:type="fixed"/>
         <w:tblLook w:firstColumn="1" w:firstRow="1" w:lastColumn="0" w:lastRow="0" w:noHBand="0" w:noVBand="1" w:val="04A0"/>
       </w:tblPr>
       <w:tblGrid>
-        <w:gridCol w:w="2268"/>
-        <w:gridCol w:w="7427"/>
+        <w:gridCol w:w="2466"/>
+        <w:gridCol w:w="2466"/>
+        <w:gridCol w:w="2466"/>
+        <w:gridCol w:w="2466"/>
       </w:tblGrid>
       <w:tr>
         <w:trPr>
@@ -954,7 +765,7 @@
         </w:trPr>
         <w:tc>
           <w:tcPr>
-            <w:tcW w:type="dxa" w:w="2268"/>
+            <w:tcW w:type="dxa" w:w="2466"/>
             <w:vAlign w:val="center"/>
             <w:shd w:fill="F3F0E8"/>
           </w:tcPr>
@@ -969,38 +780,13 @@
                 <w:color w:val="262F37"/>
                 <w:sz w:val="18"/>
               </w:rPr>
-              <w:t>Материалы</w:t>
+              <w:t>№</w:t>
             </w:r>
           </w:p>
         </w:tc>
         <w:tc>
           <w:tcPr>
-            <w:tcW w:type="dxa" w:w="7427"/>
-            <w:vAlign w:val="center"/>
-          </w:tcPr>
-          <w:p>
-            <w:pPr>
-              <w:spacing w:after="0"/>
-            </w:pPr>
-            <w:r/>
-            <w:r>
-              <w:rPr>
-                <w:b w:val="0"/>
-                <w:color w:val="262F37"/>
-                <w:sz w:val="18"/>
-              </w:rPr>
-              <w:t>Партии, паспорта, сертификаты / иные документы качества [___]</w:t>
-            </w:r>
-          </w:p>
-        </w:tc>
-      </w:tr>
-      <w:tr>
-        <w:trPr>
-          <w:cantSplit/>
-        </w:trPr>
-        <w:tc>
-          <w:tcPr>
-            <w:tcW w:type="dxa" w:w="2268"/>
+            <w:tcW w:type="dxa" w:w="2466"/>
             <w:vAlign w:val="center"/>
             <w:shd w:fill="F3F0E8"/>
           </w:tcPr>
@@ -1015,38 +801,13 @@
                 <w:color w:val="262F37"/>
                 <w:sz w:val="18"/>
               </w:rPr>
-              <w:t>Контроль</w:t>
+              <w:t>Наименование, точное место и границы</w:t>
             </w:r>
           </w:p>
         </w:tc>
         <w:tc>
           <w:tcPr>
-            <w:tcW w:type="dxa" w:w="7427"/>
-            <w:vAlign w:val="center"/>
-          </w:tcPr>
-          <w:p>
-            <w:pPr>
-              <w:spacing w:after="0"/>
-            </w:pPr>
-            <w:r/>
-            <w:r>
-              <w:rPr>
-                <w:b w:val="0"/>
-                <w:color w:val="262F37"/>
-                <w:sz w:val="18"/>
-              </w:rPr>
-              <w:t>Обмеры, испытания, исполнительная схема, запись журнала 08: № / дата [___]</w:t>
-            </w:r>
-          </w:p>
-        </w:tc>
-      </w:tr>
-      <w:tr>
-        <w:trPr>
-          <w:cantSplit/>
-        </w:trPr>
-        <w:tc>
-          <w:tcPr>
-            <w:tcW w:type="dxa" w:w="2268"/>
+            <w:tcW w:type="dxa" w:w="2466"/>
             <w:vAlign w:val="center"/>
             <w:shd w:fill="F3F0E8"/>
           </w:tcPr>
@@ -1061,38 +822,13 @@
                 <w:color w:val="262F37"/>
                 <w:sz w:val="18"/>
               </w:rPr>
-              <w:t>Фото</w:t>
+              <w:t>Объём / ед.</w:t>
             </w:r>
           </w:p>
         </w:tc>
         <w:tc>
           <w:tcPr>
-            <w:tcW w:type="dxa" w:w="7427"/>
-            <w:vAlign w:val="center"/>
-          </w:tcPr>
-          <w:p>
-            <w:pPr>
-              <w:spacing w:after="0"/>
-            </w:pPr>
-            <w:r/>
-            <w:r>
-              <w:rPr>
-                <w:b w:val="0"/>
-                <w:color w:val="262F37"/>
-                <w:sz w:val="18"/>
-              </w:rPr>
-              <w:t>Перечень файлов, дата, место хранения [___]</w:t>
-            </w:r>
-          </w:p>
-        </w:tc>
-      </w:tr>
-      <w:tr>
-        <w:trPr>
-          <w:cantSplit/>
-        </w:trPr>
-        <w:tc>
-          <w:tcPr>
-            <w:tcW w:type="dxa" w:w="2268"/>
+            <w:tcW w:type="dxa" w:w="2466"/>
             <w:vAlign w:val="center"/>
             <w:shd w:fill="F3F0E8"/>
           </w:tcPr>
@@ -1107,13 +843,18 @@
                 <w:color w:val="262F37"/>
                 <w:sz w:val="18"/>
               </w:rPr>
-              <w:t>Замечания</w:t>
+              <w:t>Связь с доп. объёмом</w:t>
             </w:r>
           </w:p>
         </w:tc>
+      </w:tr>
+      <w:tr>
+        <w:trPr>
+          <w:cantSplit/>
+        </w:trPr>
         <w:tc>
           <w:tcPr>
-            <w:tcW w:type="dxa" w:w="7427"/>
+            <w:tcW w:type="dxa" w:w="2466"/>
             <w:vAlign w:val="center"/>
           </w:tcPr>
           <w:p>
@@ -1127,7 +868,67 @@
                 <w:color w:val="262F37"/>
                 <w:sz w:val="18"/>
               </w:rPr>
-              <w:t>Перечень, ответственный, срок устранения или отметка «нет» [___]</w:t>
+              <w:t>1</w:t>
+            </w:r>
+          </w:p>
+        </w:tc>
+        <w:tc>
+          <w:tcPr>
+            <w:tcW w:type="dxa" w:w="2466"/>
+            <w:vAlign w:val="center"/>
+          </w:tcPr>
+          <w:p>
+            <w:pPr>
+              <w:spacing w:after="0"/>
+            </w:pPr>
+            <w:r/>
+            <w:r>
+              <w:rPr>
+                <w:b w:val="0"/>
+                <w:color w:val="262F37"/>
+                <w:sz w:val="18"/>
+              </w:rPr>
+              <w:t>[___]</w:t>
+            </w:r>
+          </w:p>
+        </w:tc>
+        <w:tc>
+          <w:tcPr>
+            <w:tcW w:type="dxa" w:w="2466"/>
+            <w:vAlign w:val="center"/>
+          </w:tcPr>
+          <w:p>
+            <w:pPr>
+              <w:spacing w:after="0"/>
+            </w:pPr>
+            <w:r/>
+            <w:r>
+              <w:rPr>
+                <w:b w:val="0"/>
+                <w:color w:val="262F37"/>
+                <w:sz w:val="18"/>
+              </w:rPr>
+              <w:t>[___]</w:t>
+            </w:r>
+          </w:p>
+        </w:tc>
+        <w:tc>
+          <w:tcPr>
+            <w:tcW w:type="dxa" w:w="2466"/>
+            <w:vAlign w:val="center"/>
+          </w:tcPr>
+          <w:p>
+            <w:pPr>
+              <w:spacing w:after="0"/>
+            </w:pPr>
+            <w:r/>
+            <w:r>
+              <w:rPr>
+                <w:b w:val="0"/>
+                <w:color w:val="262F37"/>
+                <w:sz w:val="18"/>
+              </w:rPr>
+              <w:t>Форма 02 № [___]; позиция [___]</w:t>
             </w:r>
           </w:p>
         </w:tc>
@@ -1138,7 +939,300 @@
         </w:trPr>
         <w:tc>
           <w:tcPr>
-            <w:tcW w:type="dxa" w:w="2268"/>
+            <w:tcW w:type="dxa" w:w="2466"/>
+            <w:vAlign w:val="center"/>
+          </w:tcPr>
+          <w:p>
+            <w:pPr>
+              <w:spacing w:after="0"/>
+            </w:pPr>
+            <w:r/>
+            <w:r>
+              <w:rPr>
+                <w:b w:val="0"/>
+                <w:color w:val="262F37"/>
+                <w:sz w:val="18"/>
+              </w:rPr>
+              <w:t>2</w:t>
+            </w:r>
+          </w:p>
+        </w:tc>
+        <w:tc>
+          <w:tcPr>
+            <w:tcW w:type="dxa" w:w="2466"/>
+            <w:vAlign w:val="center"/>
+          </w:tcPr>
+          <w:p>
+            <w:pPr>
+              <w:spacing w:after="0"/>
+            </w:pPr>
+            <w:r/>
+            <w:r>
+              <w:rPr>
+                <w:b w:val="0"/>
+                <w:color w:val="262F37"/>
+                <w:sz w:val="18"/>
+              </w:rPr>
+              <w:t>[___]</w:t>
+            </w:r>
+          </w:p>
+        </w:tc>
+        <w:tc>
+          <w:tcPr>
+            <w:tcW w:type="dxa" w:w="2466"/>
+            <w:vAlign w:val="center"/>
+          </w:tcPr>
+          <w:p>
+            <w:pPr>
+              <w:spacing w:after="0"/>
+            </w:pPr>
+            <w:r/>
+            <w:r>
+              <w:rPr>
+                <w:b w:val="0"/>
+                <w:color w:val="262F37"/>
+                <w:sz w:val="18"/>
+              </w:rPr>
+              <w:t>[___]</w:t>
+            </w:r>
+          </w:p>
+        </w:tc>
+        <w:tc>
+          <w:tcPr>
+            <w:tcW w:type="dxa" w:w="2466"/>
+            <w:vAlign w:val="center"/>
+          </w:tcPr>
+          <w:p>
+            <w:pPr>
+              <w:spacing w:after="0"/>
+            </w:pPr>
+            <w:r/>
+            <w:r>
+              <w:rPr>
+                <w:b w:val="0"/>
+                <w:color w:val="262F37"/>
+                <w:sz w:val="18"/>
+              </w:rPr>
+              <w:t>Форма 02 № [___]; позиция [___]</w:t>
+            </w:r>
+          </w:p>
+        </w:tc>
+      </w:tr>
+      <w:tr>
+        <w:trPr>
+          <w:cantSplit/>
+        </w:trPr>
+        <w:tc>
+          <w:tcPr>
+            <w:tcW w:type="dxa" w:w="2466"/>
+            <w:vAlign w:val="center"/>
+          </w:tcPr>
+          <w:p>
+            <w:pPr>
+              <w:spacing w:after="0"/>
+            </w:pPr>
+            <w:r/>
+            <w:r>
+              <w:rPr>
+                <w:b w:val="0"/>
+                <w:color w:val="262F37"/>
+                <w:sz w:val="18"/>
+              </w:rPr>
+              <w:t>3</w:t>
+            </w:r>
+          </w:p>
+        </w:tc>
+        <w:tc>
+          <w:tcPr>
+            <w:tcW w:type="dxa" w:w="2466"/>
+            <w:vAlign w:val="center"/>
+          </w:tcPr>
+          <w:p>
+            <w:pPr>
+              <w:spacing w:after="0"/>
+            </w:pPr>
+            <w:r/>
+            <w:r>
+              <w:rPr>
+                <w:b w:val="0"/>
+                <w:color w:val="262F37"/>
+                <w:sz w:val="18"/>
+              </w:rPr>
+              <w:t>[___]</w:t>
+            </w:r>
+          </w:p>
+        </w:tc>
+        <w:tc>
+          <w:tcPr>
+            <w:tcW w:type="dxa" w:w="2466"/>
+            <w:vAlign w:val="center"/>
+          </w:tcPr>
+          <w:p>
+            <w:pPr>
+              <w:spacing w:after="0"/>
+            </w:pPr>
+            <w:r/>
+            <w:r>
+              <w:rPr>
+                <w:b w:val="0"/>
+                <w:color w:val="262F37"/>
+                <w:sz w:val="18"/>
+              </w:rPr>
+              <w:t>[___]</w:t>
+            </w:r>
+          </w:p>
+        </w:tc>
+        <w:tc>
+          <w:tcPr>
+            <w:tcW w:type="dxa" w:w="2466"/>
+            <w:vAlign w:val="center"/>
+          </w:tcPr>
+          <w:p>
+            <w:pPr>
+              <w:spacing w:after="0"/>
+            </w:pPr>
+            <w:r/>
+            <w:r>
+              <w:rPr>
+                <w:b w:val="0"/>
+                <w:color w:val="262F37"/>
+                <w:sz w:val="18"/>
+              </w:rPr>
+              <w:t>Форма 02 № [___]; позиция [___]</w:t>
+            </w:r>
+          </w:p>
+        </w:tc>
+      </w:tr>
+    </w:tbl>
+    <w:p>
+      <w:pPr>
+        <w:pStyle w:val="Heading1"/>
+        <w:keepNext/>
+        <w:pageBreakBefore w:val="0"/>
+      </w:pPr>
+      <w:r>
+        <w:t>2. Проектная и рабочая документация</w:t>
+      </w:r>
+    </w:p>
+    <w:p>
+      <w:r>
+        <w:t>Чертёж / лист / узел, ревизия, проектный раздел, дата, сведения о подготовившем разделе лице: [___]. Изменения документации, по которым выполнялись работы: [___].</w:t>
+      </w:r>
+    </w:p>
+    <w:p>
+      <w:r>
+        <w:br w:type="page"/>
+      </w:r>
+    </w:p>
+    <w:p>
+      <w:pPr>
+        <w:pStyle w:val="Heading1"/>
+        <w:keepNext/>
+        <w:pageBreakBefore w:val="0"/>
+      </w:pPr>
+      <w:r>
+        <w:t>3. Применённые материалы и изделия</w:t>
+      </w:r>
+    </w:p>
+    <w:p>
+      <w:r>
+        <w:t>Наименование, марка, партия, количество, реквизиты документов о качестве и безопасности: [___]. При перечне более пяти документов — реестр № [___] от [___] как приложение.</w:t>
+      </w:r>
+    </w:p>
+    <w:p>
+      <w:pPr>
+        <w:pStyle w:val="Heading1"/>
+        <w:keepNext/>
+        <w:pageBreakBefore w:val="0"/>
+      </w:pPr>
+      <w:r>
+        <w:t>4. Документы о соответствии работ</w:t>
+      </w:r>
+    </w:p>
+    <w:p>
+      <w:r>
+        <w:t>Исполнительные схемы и чертежи, обмеры, акты, результаты обследований, лабораторных и иных испытаний: наименование, номер, дата и результат [___]; реестр приложений № [___].</w:t>
+      </w:r>
+    </w:p>
+    <w:p>
+      <w:pPr>
+        <w:pStyle w:val="Heading1"/>
+        <w:keepNext/>
+        <w:pageBreakBefore w:val="0"/>
+      </w:pPr>
+      <w:r>
+        <w:t>5. Период выполнения</w:t>
+      </w:r>
+    </w:p>
+    <w:p>
+      <w:r>
+        <w:t>Фактическое начало [___]; фактическое окончание [___]. Записи журнала 08 № [___] от [___]; фотофиксация по перечню 09 [___].</w:t>
+      </w:r>
+    </w:p>
+    <w:p>
+      <w:pPr>
+        <w:pStyle w:val="Heading1"/>
+        <w:keepNext/>
+        <w:pageBreakBefore w:val="0"/>
+      </w:pPr>
+      <w:r>
+        <w:t>6. Требования, которым соответствуют работы</w:t>
+      </w:r>
+    </w:p>
+    <w:p>
+      <w:r>
+        <w:t>Технический регламент, иной применимый акт с пунктами, раздел проекта / рабочей документации и критерий проверки: [___]. Результат освидетельствования, замечания и их устранение: [___].</w:t>
+      </w:r>
+    </w:p>
+    <w:p>
+      <w:pPr>
+        <w:pStyle w:val="Heading1"/>
+        <w:keepNext/>
+        <w:pageBreakBefore w:val="0"/>
+      </w:pPr>
+      <w:r>
+        <w:t>7. Решение о последующих работах</w:t>
+      </w:r>
+    </w:p>
+    <w:p>
+      <w:r>
+        <w:t>□ Разрешаются последующие работы: точное наименование, конструкции или участки сетей [___]. □ Не разрешаются: причина и перечень замечаний [___]. Повторное освидетельствование, если требуется: [___].</w:t>
+      </w:r>
+    </w:p>
+    <w:p>
+      <w:r>
+        <w:t>Дополнительные сведения [___]. Приложения с номерами и датами [___]. Акт на бумаге составлен в [___] экземплярах. Цена и срок дополнительных работ оформляются документами 11 и 12.</w:t>
+      </w:r>
+    </w:p>
+    <w:p>
+      <w:pPr>
+        <w:pStyle w:val="Heading1"/>
+        <w:keepNext/>
+        <w:pageBreakBefore w:val="0"/>
+      </w:pPr>
+      <w:r>
+        <w:t>Подписи представителей</w:t>
+      </w:r>
+    </w:p>
+    <w:tbl>
+      <w:tblPr>
+        <w:tblStyle w:val="TableGrid"/>
+        <w:tblW w:type="auto" w:w="0"/>
+        <w:tblLayout w:type="fixed"/>
+        <w:tblLook w:firstColumn="1" w:firstRow="1" w:lastColumn="0" w:lastRow="0" w:noHBand="0" w:noVBand="1" w:val="04A0"/>
+      </w:tblPr>
+      <w:tblGrid>
+        <w:gridCol w:w="3289"/>
+        <w:gridCol w:w="3289"/>
+        <w:gridCol w:w="3289"/>
+      </w:tblGrid>
+      <w:tr>
+        <w:trPr>
+          <w:cantSplit/>
+        </w:trPr>
+        <w:tc>
+          <w:tcPr>
+            <w:tcW w:type="dxa" w:w="3289"/>
             <w:vAlign w:val="center"/>
             <w:shd w:fill="F3F0E8"/>
           </w:tcPr>
@@ -1153,64 +1247,13 @@
                 <w:color w:val="262F37"/>
                 <w:sz w:val="18"/>
               </w:rPr>
-              <w:t>Решение</w:t>
+              <w:t>Роль</w:t>
             </w:r>
           </w:p>
         </w:tc>
         <w:tc>
           <w:tcPr>
-            <w:tcW w:type="dxa" w:w="7427"/>
-            <w:vAlign w:val="center"/>
-          </w:tcPr>
-          <w:p>
-            <w:pPr>
-              <w:spacing w:after="0"/>
-            </w:pPr>
-            <w:r/>
-            <w:r>
-              <w:rPr>
-                <w:b w:val="0"/>
-                <w:color w:val="262F37"/>
-                <w:sz w:val="18"/>
-              </w:rPr>
-              <w:t>□ Разрешены последующие работы по позициям № [___]  □ Не разрешены, причина [___]</w:t>
-            </w:r>
-          </w:p>
-        </w:tc>
-      </w:tr>
-    </w:tbl>
-    <w:p>
-      <w:r>
-        <w:t>Оформите состав участников и экземпляры в соответствии с документацией и применяемой на объекте формой. Этот акт фиксирует осмотр; изменение цены и срока записывается в документах 11 и 12.</w:t>
-      </w:r>
-    </w:p>
-    <w:p>
-      <w:pPr>
-        <w:pStyle w:val="Heading1"/>
-        <w:keepNext/>
-        <w:pageBreakBefore w:val="0"/>
-      </w:pPr>
-      <w:r>
-        <w:t>Подписи сторон</w:t>
-      </w:r>
-    </w:p>
-    <w:tbl>
-      <w:tblPr>
-        <w:tblStyle w:val="TableGrid"/>
-        <w:tblW w:type="auto" w:w="0"/>
-        <w:tblLook w:firstColumn="1" w:firstRow="1" w:lastColumn="0" w:lastRow="0" w:noHBand="0" w:noVBand="1" w:val="04A0"/>
-      </w:tblPr>
-      <w:tblGrid>
-        <w:gridCol w:w="4933"/>
-        <w:gridCol w:w="4933"/>
-      </w:tblGrid>
-      <w:tr>
-        <w:trPr>
-          <w:cantSplit/>
-        </w:trPr>
-        <w:tc>
-          <w:tcPr>
-            <w:tcW w:type="dxa" w:w="4933"/>
+            <w:tcW w:type="dxa" w:w="3289"/>
             <w:vAlign w:val="center"/>
             <w:shd w:fill="F3F0E8"/>
           </w:tcPr>
@@ -1225,13 +1268,13 @@
                 <w:color w:val="262F37"/>
                 <w:sz w:val="18"/>
               </w:rPr>
-              <w:t>Подрядчик</w:t>
+              <w:t>Ф. И. О.</w:t>
             </w:r>
           </w:p>
         </w:tc>
         <w:tc>
           <w:tcPr>
-            <w:tcW w:type="dxa" w:w="4933"/>
+            <w:tcW w:type="dxa" w:w="3289"/>
             <w:vAlign w:val="center"/>
             <w:shd w:fill="F3F0E8"/>
           </w:tcPr>
@@ -1246,7 +1289,7 @@
                 <w:color w:val="262F37"/>
                 <w:sz w:val="18"/>
               </w:rPr>
-              <w:t>Заказчик</w:t>
+              <w:t>Подпись / дата</w:t>
             </w:r>
           </w:p>
         </w:tc>
@@ -1257,7 +1300,7 @@
         </w:trPr>
         <w:tc>
           <w:tcPr>
-            <w:tcW w:type="dxa" w:w="4933"/>
+            <w:tcW w:type="dxa" w:w="3289"/>
             <w:vAlign w:val="center"/>
           </w:tcPr>
           <w:p>
@@ -1271,13 +1314,13 @@
                 <w:color w:val="262F37"/>
                 <w:sz w:val="18"/>
               </w:rPr>
-              <w:t>Должность, Ф. И. О. [___]</w:t>
+              <w:t>Контроль заказчика</w:t>
             </w:r>
           </w:p>
         </w:tc>
         <w:tc>
           <w:tcPr>
-            <w:tcW w:type="dxa" w:w="4933"/>
+            <w:tcW w:type="dxa" w:w="3289"/>
             <w:vAlign w:val="center"/>
           </w:tcPr>
           <w:p>
@@ -1291,18 +1334,13 @@
                 <w:color w:val="262F37"/>
                 <w:sz w:val="18"/>
               </w:rPr>
-              <w:t>Должность, Ф. И. О. [___]</w:t>
+              <w:t>[___]</w:t>
             </w:r>
           </w:p>
         </w:tc>
-      </w:tr>
-      <w:tr>
-        <w:trPr>
-          <w:cantSplit/>
-        </w:trPr>
         <w:tc>
           <w:tcPr>
-            <w:tcW w:type="dxa" w:w="4933"/>
+            <w:tcW w:type="dxa" w:w="3289"/>
             <w:vAlign w:val="center"/>
           </w:tcPr>
           <w:p>
@@ -1316,13 +1354,18 @@
                 <w:color w:val="262F37"/>
                 <w:sz w:val="18"/>
               </w:rPr>
-              <w:t>Основание полномочий [___]</w:t>
+              <w:t>[___]</w:t>
             </w:r>
           </w:p>
         </w:tc>
+      </w:tr>
+      <w:tr>
+        <w:trPr>
+          <w:cantSplit/>
+        </w:trPr>
         <w:tc>
           <w:tcPr>
-            <w:tcW w:type="dxa" w:w="4933"/>
+            <w:tcW w:type="dxa" w:w="3289"/>
             <w:vAlign w:val="center"/>
           </w:tcPr>
           <w:p>
@@ -1336,18 +1379,13 @@
                 <w:color w:val="262F37"/>
                 <w:sz w:val="18"/>
               </w:rPr>
-              <w:t>Основание полномочий [___]</w:t>
+              <w:t>Строительство</w:t>
             </w:r>
           </w:p>
         </w:tc>
-      </w:tr>
-      <w:tr>
-        <w:trPr>
-          <w:cantSplit/>
-        </w:trPr>
         <w:tc>
           <w:tcPr>
-            <w:tcW w:type="dxa" w:w="4933"/>
+            <w:tcW w:type="dxa" w:w="3289"/>
             <w:vAlign w:val="center"/>
           </w:tcPr>
           <w:p>
@@ -1361,13 +1399,13 @@
                 <w:color w:val="262F37"/>
                 <w:sz w:val="18"/>
               </w:rPr>
-              <w:t>Подпись [___]  Дата [___]</w:t>
+              <w:t>[___]</w:t>
             </w:r>
           </w:p>
         </w:tc>
         <w:tc>
           <w:tcPr>
-            <w:tcW w:type="dxa" w:w="4933"/>
+            <w:tcW w:type="dxa" w:w="3289"/>
             <w:vAlign w:val="center"/>
           </w:tcPr>
           <w:p>
@@ -1381,7 +1419,202 @@
                 <w:color w:val="262F37"/>
                 <w:sz w:val="18"/>
               </w:rPr>
-              <w:t>Подпись [___]  Дата [___]</w:t>
+              <w:t>[___]</w:t>
+            </w:r>
+          </w:p>
+        </w:tc>
+      </w:tr>
+      <w:tr>
+        <w:trPr>
+          <w:cantSplit/>
+        </w:trPr>
+        <w:tc>
+          <w:tcPr>
+            <w:tcW w:type="dxa" w:w="3289"/>
+            <w:vAlign w:val="center"/>
+          </w:tcPr>
+          <w:p>
+            <w:pPr>
+              <w:spacing w:after="0"/>
+            </w:pPr>
+            <w:r/>
+            <w:r>
+              <w:rPr>
+                <w:b w:val="0"/>
+                <w:color w:val="262F37"/>
+                <w:sz w:val="18"/>
+              </w:rPr>
+              <w:t>Контроль строительства</w:t>
+            </w:r>
+          </w:p>
+        </w:tc>
+        <w:tc>
+          <w:tcPr>
+            <w:tcW w:type="dxa" w:w="3289"/>
+            <w:vAlign w:val="center"/>
+          </w:tcPr>
+          <w:p>
+            <w:pPr>
+              <w:spacing w:after="0"/>
+            </w:pPr>
+            <w:r/>
+            <w:r>
+              <w:rPr>
+                <w:b w:val="0"/>
+                <w:color w:val="262F37"/>
+                <w:sz w:val="18"/>
+              </w:rPr>
+              <w:t>[___]</w:t>
+            </w:r>
+          </w:p>
+        </w:tc>
+        <w:tc>
+          <w:tcPr>
+            <w:tcW w:type="dxa" w:w="3289"/>
+            <w:vAlign w:val="center"/>
+          </w:tcPr>
+          <w:p>
+            <w:pPr>
+              <w:spacing w:after="0"/>
+            </w:pPr>
+            <w:r/>
+            <w:r>
+              <w:rPr>
+                <w:b w:val="0"/>
+                <w:color w:val="262F37"/>
+                <w:sz w:val="18"/>
+              </w:rPr>
+              <w:t>[___]</w:t>
+            </w:r>
+          </w:p>
+        </w:tc>
+      </w:tr>
+      <w:tr>
+        <w:trPr>
+          <w:cantSplit/>
+        </w:trPr>
+        <w:tc>
+          <w:tcPr>
+            <w:tcW w:type="dxa" w:w="3289"/>
+            <w:vAlign w:val="center"/>
+          </w:tcPr>
+          <w:p>
+            <w:pPr>
+              <w:spacing w:after="0"/>
+            </w:pPr>
+            <w:r/>
+            <w:r>
+              <w:rPr>
+                <w:b w:val="0"/>
+                <w:color w:val="262F37"/>
+                <w:sz w:val="18"/>
+              </w:rPr>
+              <w:t>Проектировщик, если привлечён</w:t>
+            </w:r>
+          </w:p>
+        </w:tc>
+        <w:tc>
+          <w:tcPr>
+            <w:tcW w:type="dxa" w:w="3289"/>
+            <w:vAlign w:val="center"/>
+          </w:tcPr>
+          <w:p>
+            <w:pPr>
+              <w:spacing w:after="0"/>
+            </w:pPr>
+            <w:r/>
+            <w:r>
+              <w:rPr>
+                <w:b w:val="0"/>
+                <w:color w:val="262F37"/>
+                <w:sz w:val="18"/>
+              </w:rPr>
+              <w:t>[___]</w:t>
+            </w:r>
+          </w:p>
+        </w:tc>
+        <w:tc>
+          <w:tcPr>
+            <w:tcW w:type="dxa" w:w="3289"/>
+            <w:vAlign w:val="center"/>
+          </w:tcPr>
+          <w:p>
+            <w:pPr>
+              <w:spacing w:after="0"/>
+            </w:pPr>
+            <w:r/>
+            <w:r>
+              <w:rPr>
+                <w:b w:val="0"/>
+                <w:color w:val="262F37"/>
+                <w:sz w:val="18"/>
+              </w:rPr>
+              <w:t>[___]</w:t>
+            </w:r>
+          </w:p>
+        </w:tc>
+      </w:tr>
+      <w:tr>
+        <w:trPr>
+          <w:cantSplit/>
+        </w:trPr>
+        <w:tc>
+          <w:tcPr>
+            <w:tcW w:type="dxa" w:w="3289"/>
+            <w:vAlign w:val="center"/>
+          </w:tcPr>
+          <w:p>
+            <w:pPr>
+              <w:spacing w:after="0"/>
+            </w:pPr>
+            <w:r/>
+            <w:r>
+              <w:rPr>
+                <w:b w:val="0"/>
+                <w:color w:val="262F37"/>
+                <w:sz w:val="18"/>
+              </w:rPr>
+              <w:t>Исполнитель работ, если иное лицо</w:t>
+            </w:r>
+          </w:p>
+        </w:tc>
+        <w:tc>
+          <w:tcPr>
+            <w:tcW w:type="dxa" w:w="3289"/>
+            <w:vAlign w:val="center"/>
+          </w:tcPr>
+          <w:p>
+            <w:pPr>
+              <w:spacing w:after="0"/>
+            </w:pPr>
+            <w:r/>
+            <w:r>
+              <w:rPr>
+                <w:b w:val="0"/>
+                <w:color w:val="262F37"/>
+                <w:sz w:val="18"/>
+              </w:rPr>
+              <w:t>[___]</w:t>
+            </w:r>
+          </w:p>
+        </w:tc>
+        <w:tc>
+          <w:tcPr>
+            <w:tcW w:type="dxa" w:w="3289"/>
+            <w:vAlign w:val="center"/>
+          </w:tcPr>
+          <w:p>
+            <w:pPr>
+              <w:spacing w:after="0"/>
+            </w:pPr>
+            <w:r/>
+            <w:r>
+              <w:rPr>
+                <w:b w:val="0"/>
+                <w:color w:val="262F37"/>
+                <w:sz w:val="18"/>
+              </w:rPr>
+              <w:t>[___]</w:t>
             </w:r>
           </w:p>
         </w:tc>

--- a/products-storage/02-dopraboty-bez-poter/04-akt-skrytyh-rabot.docx
+++ b/products-storage/02-dopraboty-bez-poter/04-akt-skrytyh-rabot.docx
@@ -13,7 +13,7 @@
     </w:p>
     <w:p>
       <w:r>
-        <w:t>Форма для объекта капитального строительства по составу рекомендуемого образца приложения № 3 к приказу Минстроя России № 344/пр. Заполняйте фактические даты, реквизиты и участников перед закрытием работ; лишние для объекта роли отметьте как неприменимые с основанием.</w:t>
+        <w:t>Форма для объекта капитального строительства по составу рекомендуемого образца приложения № 3 к приказу Минстроя России № 344/пр. Заполняйте фактические даты, реквизиты и участников перед закрытием работ; участие проектировщика и отдельного исполнителя отметьте по фактическим условиям работ.</w:t>
       </w:r>
     </w:p>
     <w:p>
@@ -151,7 +151,7 @@
                 <w:color w:val="262F37"/>
                 <w:sz w:val="18"/>
               </w:rPr>
-              <w:t>Заказчик / застройщик</w:t>
+              <w:t>Заказчик / застройщик / технический заказчик</w:t>
             </w:r>
           </w:p>
         </w:tc>
@@ -263,7 +263,53 @@
                 <w:color w:val="262F37"/>
                 <w:sz w:val="18"/>
               </w:rPr>
-              <w:t>Наименование, ОГРН, ИНН, адрес; при необходимости СРО [___]</w:t>
+              <w:t>Наименование, ОГРН, ИНН, адрес, телефон; при необходимости СРО [___]</w:t>
+            </w:r>
+          </w:p>
+        </w:tc>
+      </w:tr>
+      <w:tr>
+        <w:trPr>
+          <w:cantSplit/>
+        </w:trPr>
+        <w:tc>
+          <w:tcPr>
+            <w:tcW w:type="dxa" w:w="2268"/>
+            <w:vAlign w:val="center"/>
+            <w:shd w:fill="F3F0E8"/>
+          </w:tcPr>
+          <w:p>
+            <w:pPr>
+              <w:spacing w:after="0"/>
+            </w:pPr>
+            <w:r/>
+            <w:r>
+              <w:rPr>
+                <w:b/>
+                <w:color w:val="262F37"/>
+                <w:sz w:val="18"/>
+              </w:rPr>
+              <w:t>Строительный контроль</w:t>
+            </w:r>
+          </w:p>
+        </w:tc>
+        <w:tc>
+          <w:tcPr>
+            <w:tcW w:type="dxa" w:w="7427"/>
+            <w:vAlign w:val="center"/>
+          </w:tcPr>
+          <w:p>
+            <w:pPr>
+              <w:spacing w:after="0"/>
+            </w:pPr>
+            <w:r/>
+            <w:r>
+              <w:rPr>
+                <w:b w:val="0"/>
+                <w:color w:val="262F37"/>
+                <w:sz w:val="18"/>
+              </w:rPr>
+              <w:t>Организация по договору, ОГРН, ИНН, адрес, телефон [___]</w:t>
             </w:r>
           </w:p>
         </w:tc>
@@ -1151,7 +1197,7 @@
     </w:p>
     <w:p>
       <w:r>
-        <w:t>Исполнительные схемы и чертежи, обмеры, акты, результаты обследований, лабораторных и иных испытаний: наименование, номер, дата и результат [___]; реестр приложений № [___].</w:t>
+        <w:t>Исполнительные схемы и чертежи, обмеры, акты, результаты обследований, экспертиз, лабораторных и иных испытаний: наименование, номер, дата и результат [___]; реестр приложений № [___].</w:t>
       </w:r>
     </w:p>
     <w:p>

--- a/products-storage/02-dopraboty-bez-poter/04-akt-skrytyh-rabot.docx
+++ b/products-storage/02-dopraboty-bez-poter/04-akt-skrytyh-rabot.docx
@@ -13,7 +13,7 @@
     </w:p>
     <w:p>
       <w:r>
-        <w:t>Форма для объекта капитального строительства по составу рекомендуемого образца приложения № 3 к приказу Минстроя России № 344/пр. Заполняйте фактические даты, реквизиты и участников перед закрытием работ; участие проектировщика и отдельного исполнителя отметьте по фактическим условиям работ.</w:t>
+        <w:t>Форма для объекта капитального строительства по рекомендуемому образцу приложения № 3 к составу исполнительной документации, утверждённому приказом Минстроя России от 16.05.2023 № 344/пр. Заполняйте фактические даты и участников перед закрытием работ.</w:t>
       </w:r>
     </w:p>
     <w:p>
@@ -151,7 +151,7 @@
                 <w:color w:val="262F37"/>
                 <w:sz w:val="18"/>
               </w:rPr>
-              <w:t>Заказчик / застройщик / технический заказчик</w:t>
+              <w:t>Застройщик / технический заказчик / иное лицо*</w:t>
             </w:r>
           </w:p>
         </w:tc>
@@ -289,7 +289,7 @@
                 <w:color w:val="262F37"/>
                 <w:sz w:val="18"/>
               </w:rPr>
-              <w:t>Строительный контроль</w:t>
+              <w:t>Контроль по договору*</w:t>
             </w:r>
           </w:p>
         </w:tc>
@@ -309,7 +309,7 @@
                 <w:color w:val="262F37"/>
                 <w:sz w:val="18"/>
               </w:rPr>
-              <w:t>Организация по договору, ОГРН, ИНН, адрес, телефон [___]</w:t>
+              <w:t>Если привлечён застройщиком или техническим заказчиком: организация / ИП, ОГРН / ОГРНИП, ИНН, адрес, телефон [___]</w:t>
             </w:r>
           </w:p>
         </w:tc>
@@ -361,6 +361,11 @@
         </w:tc>
       </w:tr>
     </w:tbl>
+    <w:p>
+      <w:r>
+        <w:t>* По фактической роли укажите также лицо, ответственное за эксплуатацию, или регионального оператора. Для ИП: Ф. И. О., ОГРНИП, ИНН и адрес места жительства; для застройщика — физического лица: Ф. И. О., паспортные данные, адрес и телефон.</w:t>
+      </w:r>
+    </w:p>
     <w:p>
       <w:pPr>
         <w:pStyle w:val="Heading1"/>
@@ -471,7 +476,7 @@
                 <w:color w:val="262F37"/>
                 <w:sz w:val="18"/>
               </w:rPr>
-              <w:t>Контроль заказчика</w:t>
+              <w:t>Контроль застройщика / техзаказчика</w:t>
             </w:r>
           </w:p>
         </w:tc>
@@ -536,7 +541,7 @@
                 <w:color w:val="262F37"/>
                 <w:sz w:val="18"/>
               </w:rPr>
-              <w:t>Строительство</w:t>
+              <w:t>Лицо, осуществляющее строительство</w:t>
             </w:r>
           </w:p>
         </w:tc>
@@ -601,7 +606,7 @@
                 <w:color w:val="262F37"/>
                 <w:sz w:val="18"/>
               </w:rPr>
-              <w:t>Контроль строительства</w:t>
+              <w:t>Контроль лица, осуществляющего строительство</w:t>
             </w:r>
           </w:p>
         </w:tc>
@@ -779,7 +784,7 @@
     </w:tbl>
     <w:p>
       <w:r>
-        <w:t>* Укажите представителя проектировщика при привлечении для проверки соответствия проекту, а представителя исполнителя — при выполнении работ иным лицом. Для применимых ролей укажите документ о полномочиях и идентификатор НРС, если он требуется.</w:t>
+        <w:t>Представителя проектировщика укажите при привлечении для проверки соответствия проекту, представителя исполнителя — при выполнении работ иным лицом. Для всех представителей укажите распорядительный документ о полномочиях; для строк строительного контроля — идентификатор НРС, если членство в СРО требуется.</w:t>
       </w:r>
     </w:p>
     <w:p>
@@ -1182,7 +1187,7 @@
     </w:p>
     <w:p>
       <w:r>
-        <w:t>Наименование, марка, партия, количество, реквизиты документов о качестве и безопасности: [___]. При перечне более пяти документов — реестр № [___] от [___] как приложение.</w:t>
+        <w:t>Наименование, марка, партия, количество, реквизиты документов о качестве и безопасности: [___]. При перечне более пяти документов — реестр № [___] от [___], являющийся неотъемлемой частью акта.</w:t>
       </w:r>
     </w:p>
     <w:p>
@@ -1227,7 +1232,7 @@
     </w:p>
     <w:p>
       <w:r>
-        <w:t>Технический регламент, иной применимый акт с пунктами, раздел проекта / рабочей документации и критерий проверки: [___]. Результат освидетельствования, замечания и их устранение: [___].</w:t>
+        <w:t>Технический регламент, иной нормативный правовой акт со структурными единицами, раздел проекта / рабочей документации и критерий проверки: [___]. Результат освидетельствования, замечания и их устранение: [___].</w:t>
       </w:r>
     </w:p>
     <w:p>
@@ -1242,12 +1247,12 @@
     </w:p>
     <w:p>
       <w:r>
-        <w:t>□ Разрешаются последующие работы: точное наименование, конструкции или участки сетей [___]. □ Не разрешаются: причина и перечень замечаний [___]. Повторное освидетельствование, если требуется: [___].</w:t>
+        <w:t>Разрешаются последующие работы: точное наименование, конструкции или участки сетей [___]. При замечаниях оформите их устранение и повторное освидетельствование до подписания акта: документ № [___] от [___].</w:t>
       </w:r>
     </w:p>
     <w:p>
       <w:r>
-        <w:t>Дополнительные сведения [___]. Приложения с номерами и датами [___]. Акт на бумаге составлен в [___] экземплярах. Цена и срок дополнительных работ оформляются документами 11 и 12.</w:t>
+        <w:t>Дополнительные сведения, включая связь с объёмом по форме 02 № [___]: [___]. Приложения с номерами и датами [___]. Акт на бумаге составлен в [___] экземплярах.</w:t>
       </w:r>
     </w:p>
     <w:p>
@@ -1360,7 +1365,7 @@
                 <w:color w:val="262F37"/>
                 <w:sz w:val="18"/>
               </w:rPr>
-              <w:t>Контроль заказчика</w:t>
+              <w:t>Контроль застройщика / техзаказчика</w:t>
             </w:r>
           </w:p>
         </w:tc>
@@ -1425,7 +1430,7 @@
                 <w:color w:val="262F37"/>
                 <w:sz w:val="18"/>
               </w:rPr>
-              <w:t>Строительство</w:t>
+              <w:t>Лицо, осуществляющее строительство</w:t>
             </w:r>
           </w:p>
         </w:tc>
@@ -1490,7 +1495,7 @@
                 <w:color w:val="262F37"/>
                 <w:sz w:val="18"/>
               </w:rPr>
-              <w:t>Контроль строительства</w:t>
+              <w:t>Контроль лица, осуществляющего строительство</w:t>
             </w:r>
           </w:p>
         </w:tc>

--- a/products-storage/02-dopraboty-bez-poter/04-akt-skrytyh-rabot.docx
+++ b/products-storage/02-dopraboty-bez-poter/04-akt-skrytyh-rabot.docx
@@ -13,7 +13,7 @@
     </w:p>
     <w:p>
       <w:r>
-        <w:t>Форма для объекта капитального строительства по составу рекомендуемого образца приложения № 3 к приказу Минстроя России № 344/пр. Заполняйте фактические даты, реквизиты и участников перед закрытием работ; лишние для объекта роли отметьте как неприменимые с основанием.</w:t>
+        <w:t>Форма для объекта капитального строительства по рекомендуемому образцу приложения № 3 к составу исполнительной документации, утверждённому приказом Минстроя России от 16.05.2023 № 344/пр. Заполняйте фактические даты и участников перед закрытием работ.</w:t>
       </w:r>
     </w:p>
     <w:p>
@@ -151,7 +151,7 @@
                 <w:color w:val="262F37"/>
                 <w:sz w:val="18"/>
               </w:rPr>
-              <w:t>Заказчик / застройщик</w:t>
+              <w:t>Застройщик / технический заказчик / иное лицо*</w:t>
             </w:r>
           </w:p>
         </w:tc>
@@ -263,7 +263,53 @@
                 <w:color w:val="262F37"/>
                 <w:sz w:val="18"/>
               </w:rPr>
-              <w:t>Наименование, ОГРН, ИНН, адрес; при необходимости СРО [___]</w:t>
+              <w:t>Наименование, ОГРН, ИНН, адрес, телефон; при необходимости СРО [___]</w:t>
+            </w:r>
+          </w:p>
+        </w:tc>
+      </w:tr>
+      <w:tr>
+        <w:trPr>
+          <w:cantSplit/>
+        </w:trPr>
+        <w:tc>
+          <w:tcPr>
+            <w:tcW w:type="dxa" w:w="2268"/>
+            <w:vAlign w:val="center"/>
+            <w:shd w:fill="F3F0E8"/>
+          </w:tcPr>
+          <w:p>
+            <w:pPr>
+              <w:spacing w:after="0"/>
+            </w:pPr>
+            <w:r/>
+            <w:r>
+              <w:rPr>
+                <w:b/>
+                <w:color w:val="262F37"/>
+                <w:sz w:val="18"/>
+              </w:rPr>
+              <w:t>Контроль по договору*</w:t>
+            </w:r>
+          </w:p>
+        </w:tc>
+        <w:tc>
+          <w:tcPr>
+            <w:tcW w:type="dxa" w:w="7427"/>
+            <w:vAlign w:val="center"/>
+          </w:tcPr>
+          <w:p>
+            <w:pPr>
+              <w:spacing w:after="0"/>
+            </w:pPr>
+            <w:r/>
+            <w:r>
+              <w:rPr>
+                <w:b w:val="0"/>
+                <w:color w:val="262F37"/>
+                <w:sz w:val="18"/>
+              </w:rPr>
+              <w:t>Если привлечён застройщиком или техническим заказчиком: организация / ИП, ОГРН / ОГРНИП, ИНН, адрес, телефон [___]</w:t>
             </w:r>
           </w:p>
         </w:tc>
@@ -315,6 +361,11 @@
         </w:tc>
       </w:tr>
     </w:tbl>
+    <w:p>
+      <w:r>
+        <w:t>* По фактической роли укажите также лицо, ответственное за эксплуатацию, или регионального оператора. Для ИП: Ф. И. О., ОГРНИП, ИНН и адрес места жительства; для застройщика — физического лица: Ф. И. О., паспортные данные, адрес и телефон.</w:t>
+      </w:r>
+    </w:p>
     <w:p>
       <w:pPr>
         <w:pStyle w:val="Heading1"/>
@@ -425,7 +476,7 @@
                 <w:color w:val="262F37"/>
                 <w:sz w:val="18"/>
               </w:rPr>
-              <w:t>Контроль заказчика</w:t>
+              <w:t>Контроль застройщика / техзаказчика</w:t>
             </w:r>
           </w:p>
         </w:tc>
@@ -490,7 +541,7 @@
                 <w:color w:val="262F37"/>
                 <w:sz w:val="18"/>
               </w:rPr>
-              <w:t>Строительство</w:t>
+              <w:t>Лицо, осуществляющее строительство</w:t>
             </w:r>
           </w:p>
         </w:tc>
@@ -555,7 +606,7 @@
                 <w:color w:val="262F37"/>
                 <w:sz w:val="18"/>
               </w:rPr>
-              <w:t>Контроль строительства</w:t>
+              <w:t>Контроль лица, осуществляющего строительство</w:t>
             </w:r>
           </w:p>
         </w:tc>
@@ -733,7 +784,7 @@
     </w:tbl>
     <w:p>
       <w:r>
-        <w:t>* Укажите представителя проектировщика при привлечении для проверки соответствия проекту, а представителя исполнителя — при выполнении работ иным лицом. Для применимых ролей укажите документ о полномочиях и идентификатор НРС, если он требуется.</w:t>
+        <w:t>Представителя проектировщика укажите при привлечении для проверки соответствия проекту, представителя исполнителя — при выполнении работ иным лицом. Для всех представителей укажите распорядительный документ о полномочиях; для строк строительного контроля — идентификатор НРС, если членство в СРО требуется.</w:t>
       </w:r>
     </w:p>
     <w:p>
@@ -1136,7 +1187,7 @@
     </w:p>
     <w:p>
       <w:r>
-        <w:t>Наименование, марка, партия, количество, реквизиты документов о качестве и безопасности: [___]. При перечне более пяти документов — реестр № [___] от [___] как приложение.</w:t>
+        <w:t>Наименование, марка, партия, количество, реквизиты документов о качестве и безопасности: [___]. При перечне более пяти документов — реестр № [___] от [___], являющийся неотъемлемой частью акта.</w:t>
       </w:r>
     </w:p>
     <w:p>
@@ -1151,7 +1202,7 @@
     </w:p>
     <w:p>
       <w:r>
-        <w:t>Исполнительные схемы и чертежи, обмеры, акты, результаты обследований, лабораторных и иных испытаний: наименование, номер, дата и результат [___]; реестр приложений № [___].</w:t>
+        <w:t>Исполнительные схемы и чертежи, обмеры, акты, результаты обследований, экспертиз, лабораторных и иных испытаний: наименование, номер, дата и результат [___]; реестр приложений № [___].</w:t>
       </w:r>
     </w:p>
     <w:p>
@@ -1181,7 +1232,7 @@
     </w:p>
     <w:p>
       <w:r>
-        <w:t>Технический регламент, иной применимый акт с пунктами, раздел проекта / рабочей документации и критерий проверки: [___]. Результат освидетельствования, замечания и их устранение: [___].</w:t>
+        <w:t>Технический регламент, иной нормативный правовой акт со структурными единицами, раздел проекта / рабочей документации и критерий проверки: [___]. Результат освидетельствования, замечания и их устранение: [___].</w:t>
       </w:r>
     </w:p>
     <w:p>
@@ -1196,12 +1247,12 @@
     </w:p>
     <w:p>
       <w:r>
-        <w:t>□ Разрешаются последующие работы: точное наименование, конструкции или участки сетей [___]. □ Не разрешаются: причина и перечень замечаний [___]. Повторное освидетельствование, если требуется: [___].</w:t>
+        <w:t>Разрешаются последующие работы: точное наименование, конструкции или участки сетей [___]. При замечаниях оформите их устранение и повторное освидетельствование до подписания акта: документ № [___] от [___].</w:t>
       </w:r>
     </w:p>
     <w:p>
       <w:r>
-        <w:t>Дополнительные сведения [___]. Приложения с номерами и датами [___]. Акт на бумаге составлен в [___] экземплярах. Цена и срок дополнительных работ оформляются документами 11 и 12.</w:t>
+        <w:t>Дополнительные сведения, включая связь с объёмом по форме 02 № [___]: [___]. Приложения с номерами и датами [___]. Акт на бумаге составлен в [___] экземплярах.</w:t>
       </w:r>
     </w:p>
     <w:p>
@@ -1314,7 +1365,7 @@
                 <w:color w:val="262F37"/>
                 <w:sz w:val="18"/>
               </w:rPr>
-              <w:t>Контроль заказчика</w:t>
+              <w:t>Контроль застройщика / техзаказчика</w:t>
             </w:r>
           </w:p>
         </w:tc>
@@ -1379,7 +1430,7 @@
                 <w:color w:val="262F37"/>
                 <w:sz w:val="18"/>
               </w:rPr>
-              <w:t>Строительство</w:t>
+              <w:t>Лицо, осуществляющее строительство</w:t>
             </w:r>
           </w:p>
         </w:tc>
@@ -1444,7 +1495,7 @@
                 <w:color w:val="262F37"/>
                 <w:sz w:val="18"/>
               </w:rPr>
-              <w:t>Контроль строительства</w:t>
+              <w:t>Контроль лица, осуществляющего строительство</w:t>
             </w:r>
           </w:p>
         </w:tc>

--- a/products-storage/02-dopraboty-bez-poter/04-akt-skrytyh-rabot.docx
+++ b/products-storage/02-dopraboty-bez-poter/04-akt-skrytyh-rabot.docx
@@ -5,254 +5,357 @@
     <w:p>
       <w:pPr>
         <w:pStyle w:val="Title"/>
+        <w:jc w:val="left"/>
       </w:pPr>
       <w:r>
-        <w:rPr>
-          <w:b/>
-        </w:rPr>
-        <w:t>Акт освидетельствования скрываемых работ — рабочая заготовка</w:t>
+        <w:t>Акт освидетельствования скрытых работ</w:t>
       </w:r>
     </w:p>
     <w:p>
       <w:r>
-        <w:rPr>
-          <w:i/>
-          <w:color w:val="E85D22"/>
-        </w:rPr>
-        <w:t>Заполните поля в квадратных скобках и удалите подсказки перед отправкой.</w:t>
+        <w:t>Форма для объекта капитального строительства по рекомендуемому образцу приложения № 3 к составу исполнительной документации, утверждённому приказом Минстроя России от 16.05.2023 № 344/пр. Заполняйте фактические даты и участников перед закрытием работ.</w:t>
       </w:r>
     </w:p>
     <w:p>
       <w:pPr>
         <w:pStyle w:val="Heading1"/>
+        <w:keepNext/>
+        <w:pageBreakBefore w:val="0"/>
       </w:pPr>
       <w:r>
-        <w:t>Объект контроля</w:t>
-      </w:r>
-    </w:p>
-    <w:p>
-      <w:pPr>
-        <w:pStyle w:val="ListBullet"/>
-      </w:pPr>
-      <w:r>
-        <w:t>Вид и место работы: [___]</w:t>
-      </w:r>
-    </w:p>
-    <w:p>
-      <w:pPr>
-        <w:pStyle w:val="ListBullet"/>
-      </w:pPr>
-      <w:r>
-        <w:t>Проект/узел: [___]</w:t>
-      </w:r>
-    </w:p>
-    <w:p>
-      <w:pPr>
-        <w:pStyle w:val="ListBullet"/>
-      </w:pPr>
-      <w:r>
-        <w:t>Материалы и документы качества: [___]</w:t>
-      </w:r>
-    </w:p>
-    <w:p>
-      <w:pPr>
-        <w:pStyle w:val="Heading1"/>
-      </w:pPr>
-      <w:r>
-        <w:t>Освидетельствование</w:t>
-      </w:r>
-    </w:p>
-    <w:p>
-      <w:pPr>
-        <w:pStyle w:val="ListBullet"/>
-      </w:pPr>
-      <w:r>
-        <w:t>Дата: [___]</w:t>
-      </w:r>
-    </w:p>
-    <w:p>
-      <w:pPr>
-        <w:pStyle w:val="ListBullet"/>
-      </w:pPr>
-      <w:r>
-        <w:t>Участники: [___]</w:t>
-      </w:r>
-    </w:p>
-    <w:p>
-      <w:pPr>
-        <w:pStyle w:val="ListBullet"/>
-      </w:pPr>
-      <w:r>
-        <w:t>Разрешены последующие работы: [да/нет]</w:t>
-      </w:r>
-    </w:p>
-    <w:p>
-      <w:pPr>
-        <w:pStyle w:val="Heading1"/>
-      </w:pPr>
-      <w:r>
-        <w:t>Важно</w:t>
-      </w:r>
-    </w:p>
-    <w:p>
-      <w:pPr>
-        <w:pStyle w:val="ListBullet"/>
-      </w:pPr>
-      <w:r>
-        <w:t>Форму и состав подписантов сверить с актуальными требованиями, проектом и системой заказчика.</w:t>
-      </w:r>
-    </w:p>
-    <w:p>
-      <w:pPr>
-        <w:pStyle w:val="Heading1"/>
-      </w:pPr>
-      <w:r>
-        <w:t>Контроль перед использованием</w:t>
+        <w:t>Объект и организации</w:t>
       </w:r>
     </w:p>
     <w:tbl>
       <w:tblPr>
+        <w:tblStyle w:val="TableGrid"/>
         <w:tblW w:type="auto" w:w="0"/>
         <w:jc w:val="center"/>
         <w:tblLayout w:type="fixed"/>
         <w:tblLook w:firstColumn="1" w:firstRow="1" w:lastColumn="0" w:lastRow="0" w:noHBand="0" w:noVBand="1" w:val="04A0"/>
       </w:tblPr>
       <w:tblGrid>
-        <w:gridCol w:w="1800"/>
-        <w:gridCol w:w="7560"/>
+        <w:gridCol w:w="2268"/>
+        <w:gridCol w:w="7427"/>
       </w:tblGrid>
       <w:tr>
+        <w:trPr>
+          <w:cantSplit/>
+        </w:trPr>
         <w:tc>
           <w:tcPr>
-            <w:tcW w:type="dxa" w:w="4680"/>
-            <w:shd w:fill="E9E5DC"/>
+            <w:tcW w:type="dxa" w:w="2268"/>
             <w:vAlign w:val="center"/>
+            <w:shd w:fill="F3F0E8"/>
           </w:tcPr>
           <w:p>
+            <w:pPr>
+              <w:spacing w:after="0"/>
+            </w:pPr>
+            <w:r/>
             <w:r>
-              <w:t>Статус</w:t>
+              <w:rPr>
+                <w:b/>
+                <w:color w:val="262F37"/>
+                <w:sz w:val="18"/>
+              </w:rPr>
+              <w:t>Акт</w:t>
             </w:r>
           </w:p>
         </w:tc>
         <w:tc>
           <w:tcPr>
-            <w:tcW w:type="dxa" w:w="4680"/>
-            <w:shd w:fill="E9E5DC"/>
+            <w:tcW w:type="dxa" w:w="7427"/>
             <w:vAlign w:val="center"/>
           </w:tcPr>
           <w:p>
+            <w:pPr>
+              <w:spacing w:after="0"/>
+            </w:pPr>
+            <w:r/>
             <w:r>
-              <w:t>Проверка</w:t>
+              <w:rPr>
+                <w:b w:val="0"/>
+                <w:color w:val="262F37"/>
+                <w:sz w:val="18"/>
+              </w:rPr>
+              <w:t>№ [___] от [___]; место составления [___]; осмотр [дата, время]</w:t>
             </w:r>
           </w:p>
         </w:tc>
       </w:tr>
       <w:tr>
+        <w:trPr>
+          <w:cantSplit/>
+        </w:trPr>
         <w:tc>
           <w:tcPr>
-            <w:tcW w:type="dxa" w:w="1800"/>
+            <w:tcW w:type="dxa" w:w="2268"/>
+            <w:vAlign w:val="center"/>
+            <w:shd w:fill="F3F0E8"/>
           </w:tcPr>
           <w:p>
+            <w:pPr>
+              <w:spacing w:after="0"/>
+            </w:pPr>
+            <w:r/>
             <w:r>
-              <w:t>☐</w:t>
+              <w:rPr>
+                <w:b/>
+                <w:color w:val="262F37"/>
+                <w:sz w:val="18"/>
+              </w:rPr>
+              <w:t>Объект</w:t>
             </w:r>
           </w:p>
         </w:tc>
         <w:tc>
           <w:tcPr>
-            <w:tcW w:type="dxa" w:w="7560"/>
+            <w:tcW w:type="dxa" w:w="7427"/>
+            <w:vAlign w:val="center"/>
           </w:tcPr>
           <w:p>
+            <w:pPr>
+              <w:spacing w:after="0"/>
+            </w:pPr>
+            <w:r/>
             <w:r>
-              <w:t>Сверено с договором и приложениями</w:t>
+              <w:rPr>
+                <w:b w:val="0"/>
+                <w:color w:val="262F37"/>
+                <w:sz w:val="18"/>
+              </w:rPr>
+              <w:t>Наименование по проекту, адрес, секция, захватка, оси и отметки [___]</w:t>
             </w:r>
           </w:p>
         </w:tc>
       </w:tr>
       <w:tr>
+        <w:trPr>
+          <w:cantSplit/>
+        </w:trPr>
         <w:tc>
           <w:tcPr>
-            <w:tcW w:type="dxa" w:w="1800"/>
+            <w:tcW w:type="dxa" w:w="2268"/>
+            <w:vAlign w:val="center"/>
+            <w:shd w:fill="F3F0E8"/>
           </w:tcPr>
           <w:p>
+            <w:pPr>
+              <w:spacing w:after="0"/>
+            </w:pPr>
+            <w:r/>
             <w:r>
-              <w:t>☐</w:t>
+              <w:rPr>
+                <w:b/>
+                <w:color w:val="262F37"/>
+                <w:sz w:val="18"/>
+              </w:rPr>
+              <w:t>Застройщик / технический заказчик / иное лицо*</w:t>
             </w:r>
           </w:p>
         </w:tc>
         <w:tc>
           <w:tcPr>
-            <w:tcW w:type="dxa" w:w="7560"/>
+            <w:tcW w:type="dxa" w:w="7427"/>
+            <w:vAlign w:val="center"/>
           </w:tcPr>
           <w:p>
+            <w:pPr>
+              <w:spacing w:after="0"/>
+            </w:pPr>
+            <w:r/>
             <w:r>
-              <w:t>Проверены полномочия подписанта и адресат</w:t>
+              <w:rPr>
+                <w:b w:val="0"/>
+                <w:color w:val="262F37"/>
+                <w:sz w:val="18"/>
+              </w:rPr>
+              <w:t>Наименование, ОГРН, ИНН, адрес, телефон; при необходимости СРО [___]</w:t>
             </w:r>
           </w:p>
         </w:tc>
       </w:tr>
       <w:tr>
+        <w:trPr>
+          <w:cantSplit/>
+        </w:trPr>
         <w:tc>
           <w:tcPr>
-            <w:tcW w:type="dxa" w:w="1800"/>
+            <w:tcW w:type="dxa" w:w="2268"/>
+            <w:vAlign w:val="center"/>
+            <w:shd w:fill="F3F0E8"/>
           </w:tcPr>
           <w:p>
+            <w:pPr>
+              <w:spacing w:after="0"/>
+            </w:pPr>
+            <w:r/>
             <w:r>
-              <w:t>☐</w:t>
+              <w:rPr>
+                <w:b/>
+                <w:color w:val="262F37"/>
+                <w:sz w:val="18"/>
+              </w:rPr>
+              <w:t>Строительство</w:t>
             </w:r>
           </w:p>
         </w:tc>
         <w:tc>
           <w:tcPr>
-            <w:tcW w:type="dxa" w:w="7560"/>
+            <w:tcW w:type="dxa" w:w="7427"/>
+            <w:vAlign w:val="center"/>
           </w:tcPr>
           <w:p>
+            <w:pPr>
+              <w:spacing w:after="0"/>
+            </w:pPr>
+            <w:r/>
             <w:r>
-              <w:t>Приложения названы и приложены</w:t>
+              <w:rPr>
+                <w:b w:val="0"/>
+                <w:color w:val="262F37"/>
+                <w:sz w:val="18"/>
+              </w:rPr>
+              <w:t>Лицо, осуществляющее строительство: наименование, ОГРН, ИНН, адрес, телефон, при необходимости СРО [___]</w:t>
             </w:r>
           </w:p>
         </w:tc>
       </w:tr>
       <w:tr>
+        <w:trPr>
+          <w:cantSplit/>
+        </w:trPr>
         <w:tc>
           <w:tcPr>
-            <w:tcW w:type="dxa" w:w="1800"/>
+            <w:tcW w:type="dxa" w:w="2268"/>
+            <w:vAlign w:val="center"/>
+            <w:shd w:fill="F3F0E8"/>
           </w:tcPr>
           <w:p>
+            <w:pPr>
+              <w:spacing w:after="0"/>
+            </w:pPr>
+            <w:r/>
             <w:r>
-              <w:t>☐</w:t>
+              <w:rPr>
+                <w:b/>
+                <w:color w:val="262F37"/>
+                <w:sz w:val="18"/>
+              </w:rPr>
+              <w:t>Проектировщик</w:t>
             </w:r>
           </w:p>
         </w:tc>
         <w:tc>
           <w:tcPr>
-            <w:tcW w:type="dxa" w:w="7560"/>
+            <w:tcW w:type="dxa" w:w="7427"/>
+            <w:vAlign w:val="center"/>
           </w:tcPr>
           <w:p>
+            <w:pPr>
+              <w:spacing w:after="0"/>
+            </w:pPr>
+            <w:r/>
             <w:r>
-              <w:t>Зафиксирован доказуемый канал отправки</w:t>
+              <w:rPr>
+                <w:b w:val="0"/>
+                <w:color w:val="262F37"/>
+                <w:sz w:val="18"/>
+              </w:rPr>
+              <w:t>Наименование, ОГРН, ИНН, адрес, телефон; при необходимости СРО [___]</w:t>
             </w:r>
           </w:p>
         </w:tc>
       </w:tr>
       <w:tr>
+        <w:trPr>
+          <w:cantSplit/>
+        </w:trPr>
         <w:tc>
           <w:tcPr>
-            <w:tcW w:type="dxa" w:w="1800"/>
+            <w:tcW w:type="dxa" w:w="2268"/>
+            <w:vAlign w:val="center"/>
+            <w:shd w:fill="F3F0E8"/>
           </w:tcPr>
           <w:p>
+            <w:pPr>
+              <w:spacing w:after="0"/>
+            </w:pPr>
+            <w:r/>
             <w:r>
-              <w:t>☐</w:t>
+              <w:rPr>
+                <w:b/>
+                <w:color w:val="262F37"/>
+                <w:sz w:val="18"/>
+              </w:rPr>
+              <w:t>Контроль по договору*</w:t>
             </w:r>
           </w:p>
         </w:tc>
         <w:tc>
           <w:tcPr>
-            <w:tcW w:type="dxa" w:w="7560"/>
+            <w:tcW w:type="dxa" w:w="7427"/>
+            <w:vAlign w:val="center"/>
           </w:tcPr>
           <w:p>
+            <w:pPr>
+              <w:spacing w:after="0"/>
+            </w:pPr>
+            <w:r/>
             <w:r>
-              <w:t>Юридически значимые формулировки проверены специалистом под объект</w:t>
+              <w:rPr>
+                <w:b w:val="0"/>
+                <w:color w:val="262F37"/>
+                <w:sz w:val="18"/>
+              </w:rPr>
+              <w:t>Если привлечён застройщиком или техническим заказчиком: организация / ИП, ОГРН / ОГРНИП, ИНН, адрес, телефон [___]</w:t>
+            </w:r>
+          </w:p>
+        </w:tc>
+      </w:tr>
+      <w:tr>
+        <w:trPr>
+          <w:cantSplit/>
+        </w:trPr>
+        <w:tc>
+          <w:tcPr>
+            <w:tcW w:type="dxa" w:w="2268"/>
+            <w:vAlign w:val="center"/>
+            <w:shd w:fill="F3F0E8"/>
+          </w:tcPr>
+          <w:p>
+            <w:pPr>
+              <w:spacing w:after="0"/>
+            </w:pPr>
+            <w:r/>
+            <w:r>
+              <w:rPr>
+                <w:b/>
+                <w:color w:val="262F37"/>
+                <w:sz w:val="18"/>
+              </w:rPr>
+              <w:t>Исполнитель работ</w:t>
+            </w:r>
+          </w:p>
+        </w:tc>
+        <w:tc>
+          <w:tcPr>
+            <w:tcW w:type="dxa" w:w="7427"/>
+            <w:vAlign w:val="center"/>
+          </w:tcPr>
+          <w:p>
+            <w:pPr>
+              <w:spacing w:after="0"/>
+            </w:pPr>
+            <w:r/>
+            <w:r>
+              <w:rPr>
+                <w:b w:val="0"/>
+                <w:color w:val="262F37"/>
+                <w:sz w:val="18"/>
+              </w:rPr>
+              <w:t>Фактически выполнившая организация, ОГРН, ИНН, договор № [___] от [___]</w:t>
             </w:r>
           </w:p>
         </w:tc>
@@ -260,56 +363,1322 @@
     </w:tbl>
     <w:p>
       <w:r>
-        <w:t>Важно: шаблон не заменяет анализ договора, проектной документации и обстоятельств конкретного объекта.</w:t>
+        <w:t>* По фактической роли укажите также лицо, ответственное за эксплуатацию, или регионального оператора. Для ИП: Ф. И. О., ОГРНИП, ИНН и адрес места жительства; для застройщика — физического лица: Ф. И. О., паспортные данные, адрес и телефон.</w:t>
       </w:r>
     </w:p>
+    <w:p>
+      <w:pPr>
+        <w:pStyle w:val="Heading1"/>
+        <w:keepNext/>
+        <w:pageBreakBefore w:val="0"/>
+      </w:pPr>
+      <w:r>
+        <w:t>Представители, проводившие осмотр</w:t>
+      </w:r>
+    </w:p>
+    <w:tbl>
+      <w:tblPr>
+        <w:tblStyle w:val="TableGrid"/>
+        <w:tblW w:type="auto" w:w="0"/>
+        <w:tblLayout w:type="fixed"/>
+        <w:tblLook w:firstColumn="1" w:firstRow="1" w:lastColumn="0" w:lastRow="0" w:noHBand="0" w:noVBand="1" w:val="04A0"/>
+      </w:tblPr>
+      <w:tblGrid>
+        <w:gridCol w:w="3289"/>
+        <w:gridCol w:w="3289"/>
+        <w:gridCol w:w="3289"/>
+      </w:tblGrid>
+      <w:tr>
+        <w:trPr>
+          <w:cantSplit/>
+        </w:trPr>
+        <w:tc>
+          <w:tcPr>
+            <w:tcW w:type="dxa" w:w="3289"/>
+            <w:vAlign w:val="center"/>
+            <w:shd w:fill="F3F0E8"/>
+          </w:tcPr>
+          <w:p>
+            <w:pPr>
+              <w:spacing w:after="0"/>
+            </w:pPr>
+            <w:r/>
+            <w:r>
+              <w:rPr>
+                <w:b/>
+                <w:color w:val="262F37"/>
+                <w:sz w:val="18"/>
+              </w:rPr>
+              <w:t>Роль</w:t>
+            </w:r>
+          </w:p>
+        </w:tc>
+        <w:tc>
+          <w:tcPr>
+            <w:tcW w:type="dxa" w:w="3289"/>
+            <w:vAlign w:val="center"/>
+            <w:shd w:fill="F3F0E8"/>
+          </w:tcPr>
+          <w:p>
+            <w:pPr>
+              <w:spacing w:after="0"/>
+            </w:pPr>
+            <w:r/>
+            <w:r>
+              <w:rPr>
+                <w:b/>
+                <w:color w:val="262F37"/>
+                <w:sz w:val="18"/>
+              </w:rPr>
+              <w:t>Организация, должность и Ф. И. О.</w:t>
+            </w:r>
+          </w:p>
+        </w:tc>
+        <w:tc>
+          <w:tcPr>
+            <w:tcW w:type="dxa" w:w="3289"/>
+            <w:vAlign w:val="center"/>
+            <w:shd w:fill="F3F0E8"/>
+          </w:tcPr>
+          <w:p>
+            <w:pPr>
+              <w:spacing w:after="0"/>
+            </w:pPr>
+            <w:r/>
+            <w:r>
+              <w:rPr>
+                <w:b/>
+                <w:color w:val="262F37"/>
+                <w:sz w:val="18"/>
+              </w:rPr>
+              <w:t>Полномочия / НРС</w:t>
+            </w:r>
+          </w:p>
+        </w:tc>
+      </w:tr>
+      <w:tr>
+        <w:trPr>
+          <w:cantSplit/>
+        </w:trPr>
+        <w:tc>
+          <w:tcPr>
+            <w:tcW w:type="dxa" w:w="3289"/>
+            <w:vAlign w:val="center"/>
+          </w:tcPr>
+          <w:p>
+            <w:pPr>
+              <w:spacing w:after="0"/>
+            </w:pPr>
+            <w:r/>
+            <w:r>
+              <w:rPr>
+                <w:b w:val="0"/>
+                <w:color w:val="262F37"/>
+                <w:sz w:val="18"/>
+              </w:rPr>
+              <w:t>Контроль застройщика / техзаказчика</w:t>
+            </w:r>
+          </w:p>
+        </w:tc>
+        <w:tc>
+          <w:tcPr>
+            <w:tcW w:type="dxa" w:w="3289"/>
+            <w:vAlign w:val="center"/>
+          </w:tcPr>
+          <w:p>
+            <w:pPr>
+              <w:spacing w:after="0"/>
+            </w:pPr>
+            <w:r/>
+            <w:r>
+              <w:rPr>
+                <w:b w:val="0"/>
+                <w:color w:val="262F37"/>
+                <w:sz w:val="18"/>
+              </w:rPr>
+              <w:t>[___]</w:t>
+            </w:r>
+          </w:p>
+        </w:tc>
+        <w:tc>
+          <w:tcPr>
+            <w:tcW w:type="dxa" w:w="3289"/>
+            <w:vAlign w:val="center"/>
+          </w:tcPr>
+          <w:p>
+            <w:pPr>
+              <w:spacing w:after="0"/>
+            </w:pPr>
+            <w:r/>
+            <w:r>
+              <w:rPr>
+                <w:b w:val="0"/>
+                <w:color w:val="262F37"/>
+                <w:sz w:val="18"/>
+              </w:rPr>
+              <w:t>[___]</w:t>
+            </w:r>
+          </w:p>
+        </w:tc>
+      </w:tr>
+      <w:tr>
+        <w:trPr>
+          <w:cantSplit/>
+        </w:trPr>
+        <w:tc>
+          <w:tcPr>
+            <w:tcW w:type="dxa" w:w="3289"/>
+            <w:vAlign w:val="center"/>
+          </w:tcPr>
+          <w:p>
+            <w:pPr>
+              <w:spacing w:after="0"/>
+            </w:pPr>
+            <w:r/>
+            <w:r>
+              <w:rPr>
+                <w:b w:val="0"/>
+                <w:color w:val="262F37"/>
+                <w:sz w:val="18"/>
+              </w:rPr>
+              <w:t>Лицо, осуществляющее строительство</w:t>
+            </w:r>
+          </w:p>
+        </w:tc>
+        <w:tc>
+          <w:tcPr>
+            <w:tcW w:type="dxa" w:w="3289"/>
+            <w:vAlign w:val="center"/>
+          </w:tcPr>
+          <w:p>
+            <w:pPr>
+              <w:spacing w:after="0"/>
+            </w:pPr>
+            <w:r/>
+            <w:r>
+              <w:rPr>
+                <w:b w:val="0"/>
+                <w:color w:val="262F37"/>
+                <w:sz w:val="18"/>
+              </w:rPr>
+              <w:t>[___]</w:t>
+            </w:r>
+          </w:p>
+        </w:tc>
+        <w:tc>
+          <w:tcPr>
+            <w:tcW w:type="dxa" w:w="3289"/>
+            <w:vAlign w:val="center"/>
+          </w:tcPr>
+          <w:p>
+            <w:pPr>
+              <w:spacing w:after="0"/>
+            </w:pPr>
+            <w:r/>
+            <w:r>
+              <w:rPr>
+                <w:b w:val="0"/>
+                <w:color w:val="262F37"/>
+                <w:sz w:val="18"/>
+              </w:rPr>
+              <w:t>[___]</w:t>
+            </w:r>
+          </w:p>
+        </w:tc>
+      </w:tr>
+      <w:tr>
+        <w:trPr>
+          <w:cantSplit/>
+        </w:trPr>
+        <w:tc>
+          <w:tcPr>
+            <w:tcW w:type="dxa" w:w="3289"/>
+            <w:vAlign w:val="center"/>
+          </w:tcPr>
+          <w:p>
+            <w:pPr>
+              <w:spacing w:after="0"/>
+            </w:pPr>
+            <w:r/>
+            <w:r>
+              <w:rPr>
+                <w:b w:val="0"/>
+                <w:color w:val="262F37"/>
+                <w:sz w:val="18"/>
+              </w:rPr>
+              <w:t>Контроль лица, осуществляющего строительство</w:t>
+            </w:r>
+          </w:p>
+        </w:tc>
+        <w:tc>
+          <w:tcPr>
+            <w:tcW w:type="dxa" w:w="3289"/>
+            <w:vAlign w:val="center"/>
+          </w:tcPr>
+          <w:p>
+            <w:pPr>
+              <w:spacing w:after="0"/>
+            </w:pPr>
+            <w:r/>
+            <w:r>
+              <w:rPr>
+                <w:b w:val="0"/>
+                <w:color w:val="262F37"/>
+                <w:sz w:val="18"/>
+              </w:rPr>
+              <w:t>[___]</w:t>
+            </w:r>
+          </w:p>
+        </w:tc>
+        <w:tc>
+          <w:tcPr>
+            <w:tcW w:type="dxa" w:w="3289"/>
+            <w:vAlign w:val="center"/>
+          </w:tcPr>
+          <w:p>
+            <w:pPr>
+              <w:spacing w:after="0"/>
+            </w:pPr>
+            <w:r/>
+            <w:r>
+              <w:rPr>
+                <w:b w:val="0"/>
+                <w:color w:val="262F37"/>
+                <w:sz w:val="18"/>
+              </w:rPr>
+              <w:t>[___]</w:t>
+            </w:r>
+          </w:p>
+        </w:tc>
+      </w:tr>
+      <w:tr>
+        <w:trPr>
+          <w:cantSplit/>
+        </w:trPr>
+        <w:tc>
+          <w:tcPr>
+            <w:tcW w:type="dxa" w:w="3289"/>
+            <w:vAlign w:val="center"/>
+          </w:tcPr>
+          <w:p>
+            <w:pPr>
+              <w:spacing w:after="0"/>
+            </w:pPr>
+            <w:r/>
+            <w:r>
+              <w:rPr>
+                <w:b w:val="0"/>
+                <w:color w:val="262F37"/>
+                <w:sz w:val="18"/>
+              </w:rPr>
+              <w:t>Проектировщик*</w:t>
+            </w:r>
+          </w:p>
+        </w:tc>
+        <w:tc>
+          <w:tcPr>
+            <w:tcW w:type="dxa" w:w="3289"/>
+            <w:vAlign w:val="center"/>
+          </w:tcPr>
+          <w:p>
+            <w:pPr>
+              <w:spacing w:after="0"/>
+            </w:pPr>
+            <w:r/>
+            <w:r>
+              <w:rPr>
+                <w:b w:val="0"/>
+                <w:color w:val="262F37"/>
+                <w:sz w:val="18"/>
+              </w:rPr>
+              <w:t>[___]</w:t>
+            </w:r>
+          </w:p>
+        </w:tc>
+        <w:tc>
+          <w:tcPr>
+            <w:tcW w:type="dxa" w:w="3289"/>
+            <w:vAlign w:val="center"/>
+          </w:tcPr>
+          <w:p>
+            <w:pPr>
+              <w:spacing w:after="0"/>
+            </w:pPr>
+            <w:r/>
+            <w:r>
+              <w:rPr>
+                <w:b w:val="0"/>
+                <w:color w:val="262F37"/>
+                <w:sz w:val="18"/>
+              </w:rPr>
+              <w:t>[___]</w:t>
+            </w:r>
+          </w:p>
+        </w:tc>
+      </w:tr>
+      <w:tr>
+        <w:trPr>
+          <w:cantSplit/>
+        </w:trPr>
+        <w:tc>
+          <w:tcPr>
+            <w:tcW w:type="dxa" w:w="3289"/>
+            <w:vAlign w:val="center"/>
+          </w:tcPr>
+          <w:p>
+            <w:pPr>
+              <w:spacing w:after="0"/>
+            </w:pPr>
+            <w:r/>
+            <w:r>
+              <w:rPr>
+                <w:b w:val="0"/>
+                <w:color w:val="262F37"/>
+                <w:sz w:val="18"/>
+              </w:rPr>
+              <w:t>Исполнитель работ*</w:t>
+            </w:r>
+          </w:p>
+        </w:tc>
+        <w:tc>
+          <w:tcPr>
+            <w:tcW w:type="dxa" w:w="3289"/>
+            <w:vAlign w:val="center"/>
+          </w:tcPr>
+          <w:p>
+            <w:pPr>
+              <w:spacing w:after="0"/>
+            </w:pPr>
+            <w:r/>
+            <w:r>
+              <w:rPr>
+                <w:b w:val="0"/>
+                <w:color w:val="262F37"/>
+                <w:sz w:val="18"/>
+              </w:rPr>
+              <w:t>[___]</w:t>
+            </w:r>
+          </w:p>
+        </w:tc>
+        <w:tc>
+          <w:tcPr>
+            <w:tcW w:type="dxa" w:w="3289"/>
+            <w:vAlign w:val="center"/>
+          </w:tcPr>
+          <w:p>
+            <w:pPr>
+              <w:spacing w:after="0"/>
+            </w:pPr>
+            <w:r/>
+            <w:r>
+              <w:rPr>
+                <w:b w:val="0"/>
+                <w:color w:val="262F37"/>
+                <w:sz w:val="18"/>
+              </w:rPr>
+              <w:t>[___]</w:t>
+            </w:r>
+          </w:p>
+        </w:tc>
+      </w:tr>
+    </w:tbl>
+    <w:p>
+      <w:r>
+        <w:t>Представителя проектировщика укажите при привлечении для проверки соответствия проекту, представителя исполнителя — при выполнении работ иным лицом. Для всех представителей укажите распорядительный документ о полномочиях; для строк строительного контроля — идентификатор НРС, если членство в СРО требуется.</w:t>
+      </w:r>
+    </w:p>
+    <w:p>
+      <w:pPr>
+        <w:pStyle w:val="Heading1"/>
+        <w:keepNext/>
+        <w:pageBreakBefore w:val="0"/>
+      </w:pPr>
+      <w:r>
+        <w:t>1. Предъявленные скрытые работы</w:t>
+      </w:r>
+    </w:p>
+    <w:tbl>
+      <w:tblPr>
+        <w:tblStyle w:val="TableGrid"/>
+        <w:tblW w:type="auto" w:w="0"/>
+        <w:tblLayout w:type="fixed"/>
+        <w:tblLook w:firstColumn="1" w:firstRow="1" w:lastColumn="0" w:lastRow="0" w:noHBand="0" w:noVBand="1" w:val="04A0"/>
+      </w:tblPr>
+      <w:tblGrid>
+        <w:gridCol w:w="2466"/>
+        <w:gridCol w:w="2466"/>
+        <w:gridCol w:w="2466"/>
+        <w:gridCol w:w="2466"/>
+      </w:tblGrid>
+      <w:tr>
+        <w:trPr>
+          <w:cantSplit/>
+        </w:trPr>
+        <w:tc>
+          <w:tcPr>
+            <w:tcW w:type="dxa" w:w="2466"/>
+            <w:vAlign w:val="center"/>
+            <w:shd w:fill="F3F0E8"/>
+          </w:tcPr>
+          <w:p>
+            <w:pPr>
+              <w:spacing w:after="0"/>
+            </w:pPr>
+            <w:r/>
+            <w:r>
+              <w:rPr>
+                <w:b/>
+                <w:color w:val="262F37"/>
+                <w:sz w:val="18"/>
+              </w:rPr>
+              <w:t>№</w:t>
+            </w:r>
+          </w:p>
+        </w:tc>
+        <w:tc>
+          <w:tcPr>
+            <w:tcW w:type="dxa" w:w="2466"/>
+            <w:vAlign w:val="center"/>
+            <w:shd w:fill="F3F0E8"/>
+          </w:tcPr>
+          <w:p>
+            <w:pPr>
+              <w:spacing w:after="0"/>
+            </w:pPr>
+            <w:r/>
+            <w:r>
+              <w:rPr>
+                <w:b/>
+                <w:color w:val="262F37"/>
+                <w:sz w:val="18"/>
+              </w:rPr>
+              <w:t>Наименование, точное место и границы</w:t>
+            </w:r>
+          </w:p>
+        </w:tc>
+        <w:tc>
+          <w:tcPr>
+            <w:tcW w:type="dxa" w:w="2466"/>
+            <w:vAlign w:val="center"/>
+            <w:shd w:fill="F3F0E8"/>
+          </w:tcPr>
+          <w:p>
+            <w:pPr>
+              <w:spacing w:after="0"/>
+            </w:pPr>
+            <w:r/>
+            <w:r>
+              <w:rPr>
+                <w:b/>
+                <w:color w:val="262F37"/>
+                <w:sz w:val="18"/>
+              </w:rPr>
+              <w:t>Объём / ед.</w:t>
+            </w:r>
+          </w:p>
+        </w:tc>
+        <w:tc>
+          <w:tcPr>
+            <w:tcW w:type="dxa" w:w="2466"/>
+            <w:vAlign w:val="center"/>
+            <w:shd w:fill="F3F0E8"/>
+          </w:tcPr>
+          <w:p>
+            <w:pPr>
+              <w:spacing w:after="0"/>
+            </w:pPr>
+            <w:r/>
+            <w:r>
+              <w:rPr>
+                <w:b/>
+                <w:color w:val="262F37"/>
+                <w:sz w:val="18"/>
+              </w:rPr>
+              <w:t>Связь с доп. объёмом</w:t>
+            </w:r>
+          </w:p>
+        </w:tc>
+      </w:tr>
+      <w:tr>
+        <w:trPr>
+          <w:cantSplit/>
+        </w:trPr>
+        <w:tc>
+          <w:tcPr>
+            <w:tcW w:type="dxa" w:w="2466"/>
+            <w:vAlign w:val="center"/>
+          </w:tcPr>
+          <w:p>
+            <w:pPr>
+              <w:spacing w:after="0"/>
+            </w:pPr>
+            <w:r/>
+            <w:r>
+              <w:rPr>
+                <w:b w:val="0"/>
+                <w:color w:val="262F37"/>
+                <w:sz w:val="18"/>
+              </w:rPr>
+              <w:t>1</w:t>
+            </w:r>
+          </w:p>
+        </w:tc>
+        <w:tc>
+          <w:tcPr>
+            <w:tcW w:type="dxa" w:w="2466"/>
+            <w:vAlign w:val="center"/>
+          </w:tcPr>
+          <w:p>
+            <w:pPr>
+              <w:spacing w:after="0"/>
+            </w:pPr>
+            <w:r/>
+            <w:r>
+              <w:rPr>
+                <w:b w:val="0"/>
+                <w:color w:val="262F37"/>
+                <w:sz w:val="18"/>
+              </w:rPr>
+              <w:t>[___]</w:t>
+            </w:r>
+          </w:p>
+        </w:tc>
+        <w:tc>
+          <w:tcPr>
+            <w:tcW w:type="dxa" w:w="2466"/>
+            <w:vAlign w:val="center"/>
+          </w:tcPr>
+          <w:p>
+            <w:pPr>
+              <w:spacing w:after="0"/>
+            </w:pPr>
+            <w:r/>
+            <w:r>
+              <w:rPr>
+                <w:b w:val="0"/>
+                <w:color w:val="262F37"/>
+                <w:sz w:val="18"/>
+              </w:rPr>
+              <w:t>[___]</w:t>
+            </w:r>
+          </w:p>
+        </w:tc>
+        <w:tc>
+          <w:tcPr>
+            <w:tcW w:type="dxa" w:w="2466"/>
+            <w:vAlign w:val="center"/>
+          </w:tcPr>
+          <w:p>
+            <w:pPr>
+              <w:spacing w:after="0"/>
+            </w:pPr>
+            <w:r/>
+            <w:r>
+              <w:rPr>
+                <w:b w:val="0"/>
+                <w:color w:val="262F37"/>
+                <w:sz w:val="18"/>
+              </w:rPr>
+              <w:t>Форма 02 № [___]; позиция [___]</w:t>
+            </w:r>
+          </w:p>
+        </w:tc>
+      </w:tr>
+      <w:tr>
+        <w:trPr>
+          <w:cantSplit/>
+        </w:trPr>
+        <w:tc>
+          <w:tcPr>
+            <w:tcW w:type="dxa" w:w="2466"/>
+            <w:vAlign w:val="center"/>
+          </w:tcPr>
+          <w:p>
+            <w:pPr>
+              <w:spacing w:after="0"/>
+            </w:pPr>
+            <w:r/>
+            <w:r>
+              <w:rPr>
+                <w:b w:val="0"/>
+                <w:color w:val="262F37"/>
+                <w:sz w:val="18"/>
+              </w:rPr>
+              <w:t>2</w:t>
+            </w:r>
+          </w:p>
+        </w:tc>
+        <w:tc>
+          <w:tcPr>
+            <w:tcW w:type="dxa" w:w="2466"/>
+            <w:vAlign w:val="center"/>
+          </w:tcPr>
+          <w:p>
+            <w:pPr>
+              <w:spacing w:after="0"/>
+            </w:pPr>
+            <w:r/>
+            <w:r>
+              <w:rPr>
+                <w:b w:val="0"/>
+                <w:color w:val="262F37"/>
+                <w:sz w:val="18"/>
+              </w:rPr>
+              <w:t>[___]</w:t>
+            </w:r>
+          </w:p>
+        </w:tc>
+        <w:tc>
+          <w:tcPr>
+            <w:tcW w:type="dxa" w:w="2466"/>
+            <w:vAlign w:val="center"/>
+          </w:tcPr>
+          <w:p>
+            <w:pPr>
+              <w:spacing w:after="0"/>
+            </w:pPr>
+            <w:r/>
+            <w:r>
+              <w:rPr>
+                <w:b w:val="0"/>
+                <w:color w:val="262F37"/>
+                <w:sz w:val="18"/>
+              </w:rPr>
+              <w:t>[___]</w:t>
+            </w:r>
+          </w:p>
+        </w:tc>
+        <w:tc>
+          <w:tcPr>
+            <w:tcW w:type="dxa" w:w="2466"/>
+            <w:vAlign w:val="center"/>
+          </w:tcPr>
+          <w:p>
+            <w:pPr>
+              <w:spacing w:after="0"/>
+            </w:pPr>
+            <w:r/>
+            <w:r>
+              <w:rPr>
+                <w:b w:val="0"/>
+                <w:color w:val="262F37"/>
+                <w:sz w:val="18"/>
+              </w:rPr>
+              <w:t>Форма 02 № [___]; позиция [___]</w:t>
+            </w:r>
+          </w:p>
+        </w:tc>
+      </w:tr>
+      <w:tr>
+        <w:trPr>
+          <w:cantSplit/>
+        </w:trPr>
+        <w:tc>
+          <w:tcPr>
+            <w:tcW w:type="dxa" w:w="2466"/>
+            <w:vAlign w:val="center"/>
+          </w:tcPr>
+          <w:p>
+            <w:pPr>
+              <w:spacing w:after="0"/>
+            </w:pPr>
+            <w:r/>
+            <w:r>
+              <w:rPr>
+                <w:b w:val="0"/>
+                <w:color w:val="262F37"/>
+                <w:sz w:val="18"/>
+              </w:rPr>
+              <w:t>3</w:t>
+            </w:r>
+          </w:p>
+        </w:tc>
+        <w:tc>
+          <w:tcPr>
+            <w:tcW w:type="dxa" w:w="2466"/>
+            <w:vAlign w:val="center"/>
+          </w:tcPr>
+          <w:p>
+            <w:pPr>
+              <w:spacing w:after="0"/>
+            </w:pPr>
+            <w:r/>
+            <w:r>
+              <w:rPr>
+                <w:b w:val="0"/>
+                <w:color w:val="262F37"/>
+                <w:sz w:val="18"/>
+              </w:rPr>
+              <w:t>[___]</w:t>
+            </w:r>
+          </w:p>
+        </w:tc>
+        <w:tc>
+          <w:tcPr>
+            <w:tcW w:type="dxa" w:w="2466"/>
+            <w:vAlign w:val="center"/>
+          </w:tcPr>
+          <w:p>
+            <w:pPr>
+              <w:spacing w:after="0"/>
+            </w:pPr>
+            <w:r/>
+            <w:r>
+              <w:rPr>
+                <w:b w:val="0"/>
+                <w:color w:val="262F37"/>
+                <w:sz w:val="18"/>
+              </w:rPr>
+              <w:t>[___]</w:t>
+            </w:r>
+          </w:p>
+        </w:tc>
+        <w:tc>
+          <w:tcPr>
+            <w:tcW w:type="dxa" w:w="2466"/>
+            <w:vAlign w:val="center"/>
+          </w:tcPr>
+          <w:p>
+            <w:pPr>
+              <w:spacing w:after="0"/>
+            </w:pPr>
+            <w:r/>
+            <w:r>
+              <w:rPr>
+                <w:b w:val="0"/>
+                <w:color w:val="262F37"/>
+                <w:sz w:val="18"/>
+              </w:rPr>
+              <w:t>Форма 02 № [___]; позиция [___]</w:t>
+            </w:r>
+          </w:p>
+        </w:tc>
+      </w:tr>
+    </w:tbl>
+    <w:p>
+      <w:pPr>
+        <w:pStyle w:val="Heading1"/>
+        <w:keepNext/>
+        <w:pageBreakBefore w:val="0"/>
+      </w:pPr>
+      <w:r>
+        <w:t>2. Проектная и рабочая документация</w:t>
+      </w:r>
+    </w:p>
+    <w:p>
+      <w:r>
+        <w:t>Чертёж / лист / узел, ревизия, проектный раздел, дата, сведения о подготовившем разделе лице: [___]. Изменения документации, по которым выполнялись работы: [___].</w:t>
+      </w:r>
+    </w:p>
+    <w:p>
+      <w:r>
+        <w:br w:type="page"/>
+      </w:r>
+    </w:p>
+    <w:p>
+      <w:pPr>
+        <w:pStyle w:val="Heading1"/>
+        <w:keepNext/>
+        <w:pageBreakBefore w:val="0"/>
+      </w:pPr>
+      <w:r>
+        <w:t>3. Применённые материалы и изделия</w:t>
+      </w:r>
+    </w:p>
+    <w:p>
+      <w:r>
+        <w:t>Наименование, марка, партия, количество, реквизиты документов о качестве и безопасности: [___]. При перечне более пяти документов — реестр № [___] от [___], являющийся неотъемлемой частью акта.</w:t>
+      </w:r>
+    </w:p>
+    <w:p>
+      <w:pPr>
+        <w:pStyle w:val="Heading1"/>
+        <w:keepNext/>
+        <w:pageBreakBefore w:val="0"/>
+      </w:pPr>
+      <w:r>
+        <w:t>4. Документы о соответствии работ</w:t>
+      </w:r>
+    </w:p>
+    <w:p>
+      <w:r>
+        <w:t>Исполнительные схемы и чертежи, обмеры, акты, результаты обследований, экспертиз, лабораторных и иных испытаний: наименование, номер, дата и результат [___]; реестр приложений № [___].</w:t>
+      </w:r>
+    </w:p>
+    <w:p>
+      <w:pPr>
+        <w:pStyle w:val="Heading1"/>
+        <w:keepNext/>
+        <w:pageBreakBefore w:val="0"/>
+      </w:pPr>
+      <w:r>
+        <w:t>5. Период выполнения</w:t>
+      </w:r>
+    </w:p>
+    <w:p>
+      <w:r>
+        <w:t>Фактическое начало [___]; фактическое окончание [___]. Записи журнала 08 № [___] от [___]; фотофиксация по перечню 09 [___].</w:t>
+      </w:r>
+    </w:p>
+    <w:p>
+      <w:pPr>
+        <w:pStyle w:val="Heading1"/>
+        <w:keepNext/>
+        <w:pageBreakBefore w:val="0"/>
+      </w:pPr>
+      <w:r>
+        <w:t>6. Требования, которым соответствуют работы</w:t>
+      </w:r>
+    </w:p>
+    <w:p>
+      <w:r>
+        <w:t>Технический регламент, иной нормативный правовой акт со структурными единицами, раздел проекта / рабочей документации и критерий проверки: [___]. Результат освидетельствования, замечания и их устранение: [___].</w:t>
+      </w:r>
+    </w:p>
+    <w:p>
+      <w:pPr>
+        <w:pStyle w:val="Heading1"/>
+        <w:keepNext/>
+        <w:pageBreakBefore w:val="0"/>
+      </w:pPr>
+      <w:r>
+        <w:t>7. Решение о последующих работах</w:t>
+      </w:r>
+    </w:p>
+    <w:p>
+      <w:r>
+        <w:t>Разрешаются последующие работы: точное наименование, конструкции или участки сетей [___]. При замечаниях оформите их устранение и повторное освидетельствование до подписания акта: документ № [___] от [___].</w:t>
+      </w:r>
+    </w:p>
+    <w:p>
+      <w:r>
+        <w:t>Дополнительные сведения, включая связь с объёмом по форме 02 № [___]: [___]. Приложения с номерами и датами [___]. Акт на бумаге составлен в [___] экземплярах.</w:t>
+      </w:r>
+    </w:p>
+    <w:p>
+      <w:pPr>
+        <w:pStyle w:val="Heading1"/>
+        <w:keepNext/>
+        <w:pageBreakBefore w:val="0"/>
+      </w:pPr>
+      <w:r>
+        <w:t>Подписи представителей</w:t>
+      </w:r>
+    </w:p>
+    <w:tbl>
+      <w:tblPr>
+        <w:tblStyle w:val="TableGrid"/>
+        <w:tblW w:type="auto" w:w="0"/>
+        <w:tblLayout w:type="fixed"/>
+        <w:tblLook w:firstColumn="1" w:firstRow="1" w:lastColumn="0" w:lastRow="0" w:noHBand="0" w:noVBand="1" w:val="04A0"/>
+      </w:tblPr>
+      <w:tblGrid>
+        <w:gridCol w:w="3289"/>
+        <w:gridCol w:w="3289"/>
+        <w:gridCol w:w="3289"/>
+      </w:tblGrid>
+      <w:tr>
+        <w:trPr>
+          <w:cantSplit/>
+        </w:trPr>
+        <w:tc>
+          <w:tcPr>
+            <w:tcW w:type="dxa" w:w="3289"/>
+            <w:vAlign w:val="center"/>
+            <w:shd w:fill="F3F0E8"/>
+          </w:tcPr>
+          <w:p>
+            <w:pPr>
+              <w:spacing w:after="0"/>
+            </w:pPr>
+            <w:r/>
+            <w:r>
+              <w:rPr>
+                <w:b/>
+                <w:color w:val="262F37"/>
+                <w:sz w:val="18"/>
+              </w:rPr>
+              <w:t>Роль</w:t>
+            </w:r>
+          </w:p>
+        </w:tc>
+        <w:tc>
+          <w:tcPr>
+            <w:tcW w:type="dxa" w:w="3289"/>
+            <w:vAlign w:val="center"/>
+            <w:shd w:fill="F3F0E8"/>
+          </w:tcPr>
+          <w:p>
+            <w:pPr>
+              <w:spacing w:after="0"/>
+            </w:pPr>
+            <w:r/>
+            <w:r>
+              <w:rPr>
+                <w:b/>
+                <w:color w:val="262F37"/>
+                <w:sz w:val="18"/>
+              </w:rPr>
+              <w:t>Ф. И. О.</w:t>
+            </w:r>
+          </w:p>
+        </w:tc>
+        <w:tc>
+          <w:tcPr>
+            <w:tcW w:type="dxa" w:w="3289"/>
+            <w:vAlign w:val="center"/>
+            <w:shd w:fill="F3F0E8"/>
+          </w:tcPr>
+          <w:p>
+            <w:pPr>
+              <w:spacing w:after="0"/>
+            </w:pPr>
+            <w:r/>
+            <w:r>
+              <w:rPr>
+                <w:b/>
+                <w:color w:val="262F37"/>
+                <w:sz w:val="18"/>
+              </w:rPr>
+              <w:t>Подпись / дата</w:t>
+            </w:r>
+          </w:p>
+        </w:tc>
+      </w:tr>
+      <w:tr>
+        <w:trPr>
+          <w:cantSplit/>
+        </w:trPr>
+        <w:tc>
+          <w:tcPr>
+            <w:tcW w:type="dxa" w:w="3289"/>
+            <w:vAlign w:val="center"/>
+          </w:tcPr>
+          <w:p>
+            <w:pPr>
+              <w:spacing w:after="0"/>
+            </w:pPr>
+            <w:r/>
+            <w:r>
+              <w:rPr>
+                <w:b w:val="0"/>
+                <w:color w:val="262F37"/>
+                <w:sz w:val="18"/>
+              </w:rPr>
+              <w:t>Контроль застройщика / техзаказчика</w:t>
+            </w:r>
+          </w:p>
+        </w:tc>
+        <w:tc>
+          <w:tcPr>
+            <w:tcW w:type="dxa" w:w="3289"/>
+            <w:vAlign w:val="center"/>
+          </w:tcPr>
+          <w:p>
+            <w:pPr>
+              <w:spacing w:after="0"/>
+            </w:pPr>
+            <w:r/>
+            <w:r>
+              <w:rPr>
+                <w:b w:val="0"/>
+                <w:color w:val="262F37"/>
+                <w:sz w:val="18"/>
+              </w:rPr>
+              <w:t>[___]</w:t>
+            </w:r>
+          </w:p>
+        </w:tc>
+        <w:tc>
+          <w:tcPr>
+            <w:tcW w:type="dxa" w:w="3289"/>
+            <w:vAlign w:val="center"/>
+          </w:tcPr>
+          <w:p>
+            <w:pPr>
+              <w:spacing w:after="0"/>
+            </w:pPr>
+            <w:r/>
+            <w:r>
+              <w:rPr>
+                <w:b w:val="0"/>
+                <w:color w:val="262F37"/>
+                <w:sz w:val="18"/>
+              </w:rPr>
+              <w:t>[___]</w:t>
+            </w:r>
+          </w:p>
+        </w:tc>
+      </w:tr>
+      <w:tr>
+        <w:trPr>
+          <w:cantSplit/>
+        </w:trPr>
+        <w:tc>
+          <w:tcPr>
+            <w:tcW w:type="dxa" w:w="3289"/>
+            <w:vAlign w:val="center"/>
+          </w:tcPr>
+          <w:p>
+            <w:pPr>
+              <w:spacing w:after="0"/>
+            </w:pPr>
+            <w:r/>
+            <w:r>
+              <w:rPr>
+                <w:b w:val="0"/>
+                <w:color w:val="262F37"/>
+                <w:sz w:val="18"/>
+              </w:rPr>
+              <w:t>Лицо, осуществляющее строительство</w:t>
+            </w:r>
+          </w:p>
+        </w:tc>
+        <w:tc>
+          <w:tcPr>
+            <w:tcW w:type="dxa" w:w="3289"/>
+            <w:vAlign w:val="center"/>
+          </w:tcPr>
+          <w:p>
+            <w:pPr>
+              <w:spacing w:after="0"/>
+            </w:pPr>
+            <w:r/>
+            <w:r>
+              <w:rPr>
+                <w:b w:val="0"/>
+                <w:color w:val="262F37"/>
+                <w:sz w:val="18"/>
+              </w:rPr>
+              <w:t>[___]</w:t>
+            </w:r>
+          </w:p>
+        </w:tc>
+        <w:tc>
+          <w:tcPr>
+            <w:tcW w:type="dxa" w:w="3289"/>
+            <w:vAlign w:val="center"/>
+          </w:tcPr>
+          <w:p>
+            <w:pPr>
+              <w:spacing w:after="0"/>
+            </w:pPr>
+            <w:r/>
+            <w:r>
+              <w:rPr>
+                <w:b w:val="0"/>
+                <w:color w:val="262F37"/>
+                <w:sz w:val="18"/>
+              </w:rPr>
+              <w:t>[___]</w:t>
+            </w:r>
+          </w:p>
+        </w:tc>
+      </w:tr>
+      <w:tr>
+        <w:trPr>
+          <w:cantSplit/>
+        </w:trPr>
+        <w:tc>
+          <w:tcPr>
+            <w:tcW w:type="dxa" w:w="3289"/>
+            <w:vAlign w:val="center"/>
+          </w:tcPr>
+          <w:p>
+            <w:pPr>
+              <w:spacing w:after="0"/>
+            </w:pPr>
+            <w:r/>
+            <w:r>
+              <w:rPr>
+                <w:b w:val="0"/>
+                <w:color w:val="262F37"/>
+                <w:sz w:val="18"/>
+              </w:rPr>
+              <w:t>Контроль лица, осуществляющего строительство</w:t>
+            </w:r>
+          </w:p>
+        </w:tc>
+        <w:tc>
+          <w:tcPr>
+            <w:tcW w:type="dxa" w:w="3289"/>
+            <w:vAlign w:val="center"/>
+          </w:tcPr>
+          <w:p>
+            <w:pPr>
+              <w:spacing w:after="0"/>
+            </w:pPr>
+            <w:r/>
+            <w:r>
+              <w:rPr>
+                <w:b w:val="0"/>
+                <w:color w:val="262F37"/>
+                <w:sz w:val="18"/>
+              </w:rPr>
+              <w:t>[___]</w:t>
+            </w:r>
+          </w:p>
+        </w:tc>
+        <w:tc>
+          <w:tcPr>
+            <w:tcW w:type="dxa" w:w="3289"/>
+            <w:vAlign w:val="center"/>
+          </w:tcPr>
+          <w:p>
+            <w:pPr>
+              <w:spacing w:after="0"/>
+            </w:pPr>
+            <w:r/>
+            <w:r>
+              <w:rPr>
+                <w:b w:val="0"/>
+                <w:color w:val="262F37"/>
+                <w:sz w:val="18"/>
+              </w:rPr>
+              <w:t>[___]</w:t>
+            </w:r>
+          </w:p>
+        </w:tc>
+      </w:tr>
+      <w:tr>
+        <w:trPr>
+          <w:cantSplit/>
+        </w:trPr>
+        <w:tc>
+          <w:tcPr>
+            <w:tcW w:type="dxa" w:w="3289"/>
+            <w:vAlign w:val="center"/>
+          </w:tcPr>
+          <w:p>
+            <w:pPr>
+              <w:spacing w:after="0"/>
+            </w:pPr>
+            <w:r/>
+            <w:r>
+              <w:rPr>
+                <w:b w:val="0"/>
+                <w:color w:val="262F37"/>
+                <w:sz w:val="18"/>
+              </w:rPr>
+              <w:t>Проектировщик, если привлечён</w:t>
+            </w:r>
+          </w:p>
+        </w:tc>
+        <w:tc>
+          <w:tcPr>
+            <w:tcW w:type="dxa" w:w="3289"/>
+            <w:vAlign w:val="center"/>
+          </w:tcPr>
+          <w:p>
+            <w:pPr>
+              <w:spacing w:after="0"/>
+            </w:pPr>
+            <w:r/>
+            <w:r>
+              <w:rPr>
+                <w:b w:val="0"/>
+                <w:color w:val="262F37"/>
+                <w:sz w:val="18"/>
+              </w:rPr>
+              <w:t>[___]</w:t>
+            </w:r>
+          </w:p>
+        </w:tc>
+        <w:tc>
+          <w:tcPr>
+            <w:tcW w:type="dxa" w:w="3289"/>
+            <w:vAlign w:val="center"/>
+          </w:tcPr>
+          <w:p>
+            <w:pPr>
+              <w:spacing w:after="0"/>
+            </w:pPr>
+            <w:r/>
+            <w:r>
+              <w:rPr>
+                <w:b w:val="0"/>
+                <w:color w:val="262F37"/>
+                <w:sz w:val="18"/>
+              </w:rPr>
+              <w:t>[___]</w:t>
+            </w:r>
+          </w:p>
+        </w:tc>
+      </w:tr>
+      <w:tr>
+        <w:trPr>
+          <w:cantSplit/>
+        </w:trPr>
+        <w:tc>
+          <w:tcPr>
+            <w:tcW w:type="dxa" w:w="3289"/>
+            <w:vAlign w:val="center"/>
+          </w:tcPr>
+          <w:p>
+            <w:pPr>
+              <w:spacing w:after="0"/>
+            </w:pPr>
+            <w:r/>
+            <w:r>
+              <w:rPr>
+                <w:b w:val="0"/>
+                <w:color w:val="262F37"/>
+                <w:sz w:val="18"/>
+              </w:rPr>
+              <w:t>Исполнитель работ, если иное лицо</w:t>
+            </w:r>
+          </w:p>
+        </w:tc>
+        <w:tc>
+          <w:tcPr>
+            <w:tcW w:type="dxa" w:w="3289"/>
+            <w:vAlign w:val="center"/>
+          </w:tcPr>
+          <w:p>
+            <w:pPr>
+              <w:spacing w:after="0"/>
+            </w:pPr>
+            <w:r/>
+            <w:r>
+              <w:rPr>
+                <w:b w:val="0"/>
+                <w:color w:val="262F37"/>
+                <w:sz w:val="18"/>
+              </w:rPr>
+              <w:t>[___]</w:t>
+            </w:r>
+          </w:p>
+        </w:tc>
+        <w:tc>
+          <w:tcPr>
+            <w:tcW w:type="dxa" w:w="3289"/>
+            <w:vAlign w:val="center"/>
+          </w:tcPr>
+          <w:p>
+            <w:pPr>
+              <w:spacing w:after="0"/>
+            </w:pPr>
+            <w:r/>
+            <w:r>
+              <w:rPr>
+                <w:b w:val="0"/>
+                <w:color w:val="262F37"/>
+                <w:sz w:val="18"/>
+              </w:rPr>
+              <w:t>[___]</w:t>
+            </w:r>
+          </w:p>
+        </w:tc>
+      </w:tr>
+    </w:tbl>
     <w:sectPr>
-      <w:headerReference w:type="default" r:id="rId9"/>
-      <w:footerReference w:type="default" r:id="rId10"/>
-      <w:pgSz w:w="12240" w:h="15840"/>
-      <w:pgMar w:top="1440" w:right="1440" w:bottom="1440" w:left="1440" w:header="708" w:footer="708" w:gutter="0"/>
+      <w:pgSz w:w="11906" w:h="16838"/>
+      <w:pgMar w:top="964" w:right="1020" w:bottom="964" w:left="1020" w:header="720" w:footer="720" w:gutter="0"/>
       <w:cols w:space="720"/>
       <w:docGrid w:linePitch="360"/>
     </w:sectPr>
   </w:body>
 </w:document>
-</file>
-
-<file path=word/footer1.xml><?xml version="1.0" encoding="utf-8"?>
-<w:ftr xmlns:m="http://schemas.openxmlformats.org/officeDocument/2006/math" xmlns:mc="http://schemas.openxmlformats.org/markup-compatibility/2006" xmlns:mo="http://schemas.microsoft.com/office/mac/office/2008/main" xmlns:mv="urn:schemas-microsoft-com:mac:vml" xmlns:o="urn:schemas-microsoft-com:office:office" xmlns:r="http://schemas.openxmlformats.org/officeDocument/2006/relationships" xmlns:v="urn:schemas-microsoft-com:vml" xmlns:w10="urn:schemas-microsoft-com:office:word" xmlns:w14="http://schemas.microsoft.com/office/word/2010/wordml" xmlns:w="http://schemas.openxmlformats.org/wordprocessingml/2006/main" xmlns:wne="http://schemas.microsoft.com/office/word/2006/wordml" xmlns:wp14="http://schemas.microsoft.com/office/word/2010/wordprocessingDrawing" xmlns:wp="http://schemas.openxmlformats.org/drawingml/2006/wordprocessingDrawing" xmlns:wpc="http://schemas.microsoft.com/office/word/2010/wordprocessingCanvas" xmlns:wpg="http://schemas.microsoft.com/office/word/2010/wordprocessingGroup" xmlns:wpi="http://schemas.microsoft.com/office/word/2010/wordprocessingInk" xmlns:wps="http://schemas.microsoft.com/office/word/2010/wordprocessingShape" mc:Ignorable="w14 wp14">
-  <w:p>
-    <w:pPr>
-      <w:pStyle w:val="Footer"/>
-      <w:jc w:val="center"/>
-    </w:pPr>
-    <w:r>
-      <w:rPr>
-        <w:rFonts w:ascii="Arial" w:hAnsi="Arial"/>
-        <w:color w:val="787878"/>
-        <w:sz w:val="16"/>
-      </w:rPr>
-      <w:t>Акт освидетельствования скрываемых работ — рабочая заготовка  •  версия 21.07.2026  •  marzhavbetone.ru</w:t>
-    </w:r>
-  </w:p>
-</w:ftr>
-</file>
-
-<file path=word/header1.xml><?xml version="1.0" encoding="utf-8"?>
-<w:hdr xmlns:m="http://schemas.openxmlformats.org/officeDocument/2006/math" xmlns:mc="http://schemas.openxmlformats.org/markup-compatibility/2006" xmlns:mo="http://schemas.microsoft.com/office/mac/office/2008/main" xmlns:mv="urn:schemas-microsoft-com:mac:vml" xmlns:o="urn:schemas-microsoft-com:office:office" xmlns:r="http://schemas.openxmlformats.org/officeDocument/2006/relationships" xmlns:v="urn:schemas-microsoft-com:vml" xmlns:w10="urn:schemas-microsoft-com:office:word" xmlns:w14="http://schemas.microsoft.com/office/word/2010/wordml" xmlns:w="http://schemas.openxmlformats.org/wordprocessingml/2006/main" xmlns:wne="http://schemas.microsoft.com/office/word/2006/wordml" xmlns:wp14="http://schemas.microsoft.com/office/word/2010/wordprocessingDrawing" xmlns:wp="http://schemas.openxmlformats.org/drawingml/2006/wordprocessingDrawing" xmlns:wpc="http://schemas.microsoft.com/office/word/2010/wordprocessingCanvas" xmlns:wpg="http://schemas.microsoft.com/office/word/2010/wordprocessingGroup" xmlns:wpi="http://schemas.microsoft.com/office/word/2010/wordprocessingInk" xmlns:wps="http://schemas.microsoft.com/office/word/2010/wordprocessingShape" mc:Ignorable="w14 wp14">
-  <w:p>
-    <w:pPr>
-      <w:pStyle w:val="Header"/>
-    </w:pPr>
-    <w:r>
-      <w:rPr>
-        <w:rFonts w:ascii="Arial" w:hAnsi="Arial"/>
-        <w:color w:val="646464"/>
-        <w:sz w:val="16"/>
-      </w:rPr>
-      <w:t>МАРЖА В БЕТОНЕ  /  РАБОЧИЙ ШАБЛОН</w:t>
-    </w:r>
-  </w:p>
-</w:hdr>
 </file>
 
 <file path=word/numbering.xml><?xml version="1.0" encoding="utf-8"?>
@@ -676,11 +2045,12 @@
     <w:qFormat/>
     <w:rsid w:val="00FC693F"/>
     <w:pPr>
-      <w:spacing w:after="120" w:line="300" w:lineRule="auto"/>
+      <w:spacing w:after="100"/>
     </w:pPr>
     <w:rPr>
-      <w:rFonts w:ascii="Arial" w:hAnsi="Arial"/>
-      <w:sz w:val="22"/>
+      <w:rFonts w:ascii="Times New Roman" w:hAnsi="Times New Roman"/>
+      <w:color w:val="262F37"/>
+      <w:sz w:val="21"/>
     </w:rPr>
   </w:style>
   <w:style w:type="paragraph" w:styleId="Header">
@@ -738,15 +2108,15 @@
     <w:pPr>
       <w:keepNext/>
       <w:keepLines/>
-      <w:spacing w:before="360" w:after="200"/>
+      <w:spacing w:before="180" w:after="100"/>
       <w:outlineLvl w:val="0"/>
     </w:pPr>
     <w:rPr>
-      <w:rFonts w:asciiTheme="majorHAnsi" w:eastAsiaTheme="majorEastAsia" w:hAnsiTheme="majorHAnsi" w:cstheme="majorBidi" w:ascii="Arial" w:hAnsi="Arial"/>
+      <w:rFonts w:asciiTheme="majorHAnsi" w:eastAsiaTheme="majorEastAsia" w:hAnsiTheme="majorHAnsi" w:cstheme="majorBidi" w:ascii="Times New Roman" w:hAnsi="Times New Roman"/>
       <w:b/>
       <w:bCs/>
-      <w:color w:val="2E74B5"/>
-      <w:sz w:val="32"/>
+      <w:color w:val="8E6F32"/>
+      <w:sz w:val="24"/>
       <w:szCs w:val="28"/>
     </w:rPr>
   </w:style>
@@ -762,14 +2132,14 @@
     <w:pPr>
       <w:keepNext/>
       <w:keepLines/>
-      <w:spacing w:before="280" w:after="140"/>
+      <w:spacing w:before="200" w:after="0"/>
       <w:outlineLvl w:val="1"/>
     </w:pPr>
     <w:rPr>
-      <w:rFonts w:asciiTheme="majorHAnsi" w:eastAsiaTheme="majorEastAsia" w:hAnsiTheme="majorHAnsi" w:cstheme="majorBidi" w:ascii="Arial" w:hAnsi="Arial"/>
+      <w:rFonts w:asciiTheme="majorHAnsi" w:eastAsiaTheme="majorEastAsia" w:hAnsiTheme="majorHAnsi" w:cstheme="majorBidi"/>
       <w:b/>
       <w:bCs/>
-      <w:color w:val="2E74B5"/>
+      <w:color w:val="4F81BD" w:themeColor="accent1"/>
       <w:sz w:val="26"/>
       <w:szCs w:val="26"/>
     </w:rPr>
@@ -1024,18 +2394,16 @@
     <w:qFormat/>
     <w:rsid w:val="00FC693F"/>
     <w:pPr>
-      <w:pBdr>
-        <w:bottom w:val="single" w:sz="8" w:space="4" w:color="4F81BD" w:themeColor="accent1"/>
-      </w:pBdr>
-      <w:spacing w:after="240" w:line="240" w:lineRule="auto" w:before="0"/>
+      <w:spacing w:after="180" w:line="240" w:lineRule="auto"/>
       <w:contextualSpacing/>
     </w:pPr>
     <w:rPr>
-      <w:rFonts w:asciiTheme="majorHAnsi" w:eastAsiaTheme="majorEastAsia" w:hAnsiTheme="majorHAnsi" w:cstheme="majorBidi" w:ascii="Arial" w:hAnsi="Arial"/>
-      <w:color w:val="242629"/>
+      <w:rFonts w:asciiTheme="majorHAnsi" w:eastAsiaTheme="majorEastAsia" w:hAnsiTheme="majorHAnsi" w:cstheme="majorBidi" w:ascii="Times New Roman" w:hAnsi="Times New Roman"/>
+      <w:b/>
+      <w:color w:val="000000"/>
       <w:spacing w:val="5"/>
       <w:kern w:val="28"/>
-      <w:sz w:val="50"/>
+      <w:sz w:val="34"/>
       <w:szCs w:val="52"/>
     </w:rPr>
   </w:style>

--- a/products-storage/02-dopraboty-bez-poter/04-akt-skrytyh-rabot.docx
+++ b/products-storage/02-dopraboty-bez-poter/04-akt-skrytyh-rabot.docx
@@ -5,1675 +5,562 @@
     <w:p>
       <w:pPr>
         <w:pStyle w:val="Title"/>
-        <w:jc w:val="left"/>
+        <w:jc w:val="center"/>
+        <w:pBdr>
+          <w:bottom w:val="nil"/>
+        </w:pBdr>
       </w:pPr>
       <w:r>
+        <w:rPr>
+          <w:rFonts w:ascii="Arial" w:hAnsi="Arial"/>
+          <w:color w:val="000000"/>
+          <w:sz w:val="30"/>
+        </w:rPr>
         <w:t>Акт освидетельствования скрытых работ</w:t>
       </w:r>
     </w:p>
     <w:p>
+      <w:pPr>
+        <w:jc w:val="center"/>
+      </w:pPr>
       <w:r>
-        <w:t>Форма для объекта капитального строительства по рекомендуемому образцу приложения № 3 к составу исполнительной документации, утверждённому приказом Минстроя России от 16.05.2023 № 344/пр. Заполняйте фактические даты и участников перед закрытием работ.</w:t>
+        <w:rPr>
+          <w:color w:val="373737"/>
+          <w:sz w:val="16"/>
+        </w:rPr>
+        <w:t>Рекомендуемый образец · приложение № 3 к составу исполнительной документации, утвержденному приказом Минстроя России от 16.05.2023 № 344/пр</w:t>
+      </w:r>
+    </w:p>
+    <w:p>
+      <w:r>
+        <w:rPr>
+          <w:b/>
+        </w:rPr>
+        <w:t xml:space="preserve">Объект капитального строительства  </w:t>
+      </w:r>
+      <w:r>
+        <w:t>__________________________________________________</w:t>
       </w:r>
     </w:p>
     <w:p>
       <w:pPr>
-        <w:pStyle w:val="Heading1"/>
-        <w:keepNext/>
-        <w:pageBreakBefore w:val="0"/>
+        <w:spacing w:after="60"/>
       </w:pPr>
       <w:r>
-        <w:t>Объект и организации</w:t>
+        <w:rPr>
+          <w:color w:val="4E4E4E"/>
+          <w:sz w:val="15"/>
+        </w:rPr>
+        <w:t>Наименование по проектной документации, почтовый или строительный адрес.</w:t>
       </w:r>
     </w:p>
-    <w:tbl>
-      <w:tblPr>
-        <w:tblStyle w:val="TableGrid"/>
-        <w:tblW w:type="auto" w:w="0"/>
-        <w:jc w:val="center"/>
-        <w:tblLayout w:type="fixed"/>
-        <w:tblLook w:firstColumn="1" w:firstRow="1" w:lastColumn="0" w:lastRow="0" w:noHBand="0" w:noVBand="1" w:val="04A0"/>
-      </w:tblPr>
-      <w:tblGrid>
-        <w:gridCol w:w="2268"/>
-        <w:gridCol w:w="7427"/>
-      </w:tblGrid>
-      <w:tr>
-        <w:trPr>
-          <w:cantSplit/>
-        </w:trPr>
-        <w:tc>
-          <w:tcPr>
-            <w:tcW w:type="dxa" w:w="2268"/>
-            <w:vAlign w:val="center"/>
-            <w:shd w:fill="F3F0E8"/>
-          </w:tcPr>
-          <w:p>
-            <w:pPr>
-              <w:spacing w:after="0"/>
-            </w:pPr>
-            <w:r/>
-            <w:r>
-              <w:rPr>
-                <w:b/>
-                <w:color w:val="262F37"/>
-                <w:sz w:val="18"/>
-              </w:rPr>
-              <w:t>Акт</w:t>
-            </w:r>
-          </w:p>
-        </w:tc>
-        <w:tc>
-          <w:tcPr>
-            <w:tcW w:type="dxa" w:w="7427"/>
-            <w:vAlign w:val="center"/>
-          </w:tcPr>
-          <w:p>
-            <w:pPr>
-              <w:spacing w:after="0"/>
-            </w:pPr>
-            <w:r/>
-            <w:r>
-              <w:rPr>
-                <w:b w:val="0"/>
-                <w:color w:val="262F37"/>
-                <w:sz w:val="18"/>
-              </w:rPr>
-              <w:t>№ [___] от [___]; место составления [___]; осмотр [дата, время]</w:t>
-            </w:r>
-          </w:p>
-        </w:tc>
-      </w:tr>
-      <w:tr>
-        <w:trPr>
-          <w:cantSplit/>
-        </w:trPr>
-        <w:tc>
-          <w:tcPr>
-            <w:tcW w:type="dxa" w:w="2268"/>
-            <w:vAlign w:val="center"/>
-            <w:shd w:fill="F3F0E8"/>
-          </w:tcPr>
-          <w:p>
-            <w:pPr>
-              <w:spacing w:after="0"/>
-            </w:pPr>
-            <w:r/>
-            <w:r>
-              <w:rPr>
-                <w:b/>
-                <w:color w:val="262F37"/>
-                <w:sz w:val="18"/>
-              </w:rPr>
-              <w:t>Объект</w:t>
-            </w:r>
-          </w:p>
-        </w:tc>
-        <w:tc>
-          <w:tcPr>
-            <w:tcW w:type="dxa" w:w="7427"/>
-            <w:vAlign w:val="center"/>
-          </w:tcPr>
-          <w:p>
-            <w:pPr>
-              <w:spacing w:after="0"/>
-            </w:pPr>
-            <w:r/>
-            <w:r>
-              <w:rPr>
-                <w:b w:val="0"/>
-                <w:color w:val="262F37"/>
-                <w:sz w:val="18"/>
-              </w:rPr>
-              <w:t>Наименование по проекту, адрес, секция, захватка, оси и отметки [___]</w:t>
-            </w:r>
-          </w:p>
-        </w:tc>
-      </w:tr>
-      <w:tr>
-        <w:trPr>
-          <w:cantSplit/>
-        </w:trPr>
-        <w:tc>
-          <w:tcPr>
-            <w:tcW w:type="dxa" w:w="2268"/>
-            <w:vAlign w:val="center"/>
-            <w:shd w:fill="F3F0E8"/>
-          </w:tcPr>
-          <w:p>
-            <w:pPr>
-              <w:spacing w:after="0"/>
-            </w:pPr>
-            <w:r/>
-            <w:r>
-              <w:rPr>
-                <w:b/>
-                <w:color w:val="262F37"/>
-                <w:sz w:val="18"/>
-              </w:rPr>
-              <w:t>Застройщик / технический заказчик / иное лицо*</w:t>
-            </w:r>
-          </w:p>
-        </w:tc>
-        <w:tc>
-          <w:tcPr>
-            <w:tcW w:type="dxa" w:w="7427"/>
-            <w:vAlign w:val="center"/>
-          </w:tcPr>
-          <w:p>
-            <w:pPr>
-              <w:spacing w:after="0"/>
-            </w:pPr>
-            <w:r/>
-            <w:r>
-              <w:rPr>
-                <w:b w:val="0"/>
-                <w:color w:val="262F37"/>
-                <w:sz w:val="18"/>
-              </w:rPr>
-              <w:t>Наименование, ОГРН, ИНН, адрес, телефон; при необходимости СРО [___]</w:t>
-            </w:r>
-          </w:p>
-        </w:tc>
-      </w:tr>
-      <w:tr>
-        <w:trPr>
-          <w:cantSplit/>
-        </w:trPr>
-        <w:tc>
-          <w:tcPr>
-            <w:tcW w:type="dxa" w:w="2268"/>
-            <w:vAlign w:val="center"/>
-            <w:shd w:fill="F3F0E8"/>
-          </w:tcPr>
-          <w:p>
-            <w:pPr>
-              <w:spacing w:after="0"/>
-            </w:pPr>
-            <w:r/>
-            <w:r>
-              <w:rPr>
-                <w:b/>
-                <w:color w:val="262F37"/>
-                <w:sz w:val="18"/>
-              </w:rPr>
-              <w:t>Строительство</w:t>
-            </w:r>
-          </w:p>
-        </w:tc>
-        <w:tc>
-          <w:tcPr>
-            <w:tcW w:type="dxa" w:w="7427"/>
-            <w:vAlign w:val="center"/>
-          </w:tcPr>
-          <w:p>
-            <w:pPr>
-              <w:spacing w:after="0"/>
-            </w:pPr>
-            <w:r/>
-            <w:r>
-              <w:rPr>
-                <w:b w:val="0"/>
-                <w:color w:val="262F37"/>
-                <w:sz w:val="18"/>
-              </w:rPr>
-              <w:t>Лицо, осуществляющее строительство: наименование, ОГРН, ИНН, адрес, телефон, при необходимости СРО [___]</w:t>
-            </w:r>
-          </w:p>
-        </w:tc>
-      </w:tr>
-      <w:tr>
-        <w:trPr>
-          <w:cantSplit/>
-        </w:trPr>
-        <w:tc>
-          <w:tcPr>
-            <w:tcW w:type="dxa" w:w="2268"/>
-            <w:vAlign w:val="center"/>
-            <w:shd w:fill="F3F0E8"/>
-          </w:tcPr>
-          <w:p>
-            <w:pPr>
-              <w:spacing w:after="0"/>
-            </w:pPr>
-            <w:r/>
-            <w:r>
-              <w:rPr>
-                <w:b/>
-                <w:color w:val="262F37"/>
-                <w:sz w:val="18"/>
-              </w:rPr>
-              <w:t>Проектировщик</w:t>
-            </w:r>
-          </w:p>
-        </w:tc>
-        <w:tc>
-          <w:tcPr>
-            <w:tcW w:type="dxa" w:w="7427"/>
-            <w:vAlign w:val="center"/>
-          </w:tcPr>
-          <w:p>
-            <w:pPr>
-              <w:spacing w:after="0"/>
-            </w:pPr>
-            <w:r/>
-            <w:r>
-              <w:rPr>
-                <w:b w:val="0"/>
-                <w:color w:val="262F37"/>
-                <w:sz w:val="18"/>
-              </w:rPr>
-              <w:t>Наименование, ОГРН, ИНН, адрес, телефон; при необходимости СРО [___]</w:t>
-            </w:r>
-          </w:p>
-        </w:tc>
-      </w:tr>
-      <w:tr>
-        <w:trPr>
-          <w:cantSplit/>
-        </w:trPr>
-        <w:tc>
-          <w:tcPr>
-            <w:tcW w:type="dxa" w:w="2268"/>
-            <w:vAlign w:val="center"/>
-            <w:shd w:fill="F3F0E8"/>
-          </w:tcPr>
-          <w:p>
-            <w:pPr>
-              <w:spacing w:after="0"/>
-            </w:pPr>
-            <w:r/>
-            <w:r>
-              <w:rPr>
-                <w:b/>
-                <w:color w:val="262F37"/>
-                <w:sz w:val="18"/>
-              </w:rPr>
-              <w:t>Контроль по договору*</w:t>
-            </w:r>
-          </w:p>
-        </w:tc>
-        <w:tc>
-          <w:tcPr>
-            <w:tcW w:type="dxa" w:w="7427"/>
-            <w:vAlign w:val="center"/>
-          </w:tcPr>
-          <w:p>
-            <w:pPr>
-              <w:spacing w:after="0"/>
-            </w:pPr>
-            <w:r/>
-            <w:r>
-              <w:rPr>
-                <w:b w:val="0"/>
-                <w:color w:val="262F37"/>
-                <w:sz w:val="18"/>
-              </w:rPr>
-              <w:t>Если привлечён застройщиком или техническим заказчиком: организация / ИП, ОГРН / ОГРНИП, ИНН, адрес, телефон [___]</w:t>
-            </w:r>
-          </w:p>
-        </w:tc>
-      </w:tr>
-      <w:tr>
-        <w:trPr>
-          <w:cantSplit/>
-        </w:trPr>
-        <w:tc>
-          <w:tcPr>
-            <w:tcW w:type="dxa" w:w="2268"/>
-            <w:vAlign w:val="center"/>
-            <w:shd w:fill="F3F0E8"/>
-          </w:tcPr>
-          <w:p>
-            <w:pPr>
-              <w:spacing w:after="0"/>
-            </w:pPr>
-            <w:r/>
-            <w:r>
-              <w:rPr>
-                <w:b/>
-                <w:color w:val="262F37"/>
-                <w:sz w:val="18"/>
-              </w:rPr>
-              <w:t>Исполнитель работ</w:t>
-            </w:r>
-          </w:p>
-        </w:tc>
-        <w:tc>
-          <w:tcPr>
-            <w:tcW w:type="dxa" w:w="7427"/>
-            <w:vAlign w:val="center"/>
-          </w:tcPr>
-          <w:p>
-            <w:pPr>
-              <w:spacing w:after="0"/>
-            </w:pPr>
-            <w:r/>
-            <w:r>
-              <w:rPr>
-                <w:b w:val="0"/>
-                <w:color w:val="262F37"/>
-                <w:sz w:val="18"/>
-              </w:rPr>
-              <w:t>Фактически выполнившая организация, ОГРН, ИНН, договор № [___] от [___]</w:t>
-            </w:r>
-          </w:p>
-        </w:tc>
-      </w:tr>
-    </w:tbl>
     <w:p>
       <w:r>
-        <w:t>* По фактической роли укажите также лицо, ответственное за эксплуатацию, или регионального оператора. Для ИП: Ф. И. О., ОГРНИП, ИНН и адрес места жительства; для застройщика — физического лица: Ф. И. О., паспортные данные, адрес и телефон.</w:t>
+        <w:rPr>
+          <w:b/>
+        </w:rPr>
+        <w:t xml:space="preserve">Застройщик, технический заказчик, лицо, ответственное за эксплуатацию здания, сооружения, или региональный оператор  </w:t>
+      </w:r>
+      <w:r>
+        <w:t>__________________________________________________</w:t>
       </w:r>
     </w:p>
     <w:p>
       <w:pPr>
-        <w:pStyle w:val="Heading1"/>
-        <w:keepNext/>
-        <w:pageBreakBefore w:val="0"/>
+        <w:spacing w:after="60"/>
       </w:pPr>
       <w:r>
-        <w:t>Представители, проводившие осмотр</w:t>
+        <w:rPr>
+          <w:color w:val="4E4E4E"/>
+          <w:sz w:val="15"/>
+        </w:rPr>
+        <w:t>Наименование, ОГРН, ИНН, адрес, телефон; сведения о СРО, когда членство требуется. Для ИП или физического лица — применимые реквизиты образца.</w:t>
       </w:r>
     </w:p>
-    <w:tbl>
-      <w:tblPr>
-        <w:tblStyle w:val="TableGrid"/>
-        <w:tblW w:type="auto" w:w="0"/>
-        <w:tblLayout w:type="fixed"/>
-        <w:tblLook w:firstColumn="1" w:firstRow="1" w:lastColumn="0" w:lastRow="0" w:noHBand="0" w:noVBand="1" w:val="04A0"/>
-      </w:tblPr>
-      <w:tblGrid>
-        <w:gridCol w:w="3289"/>
-        <w:gridCol w:w="3289"/>
-        <w:gridCol w:w="3289"/>
-      </w:tblGrid>
-      <w:tr>
-        <w:trPr>
-          <w:cantSplit/>
-        </w:trPr>
-        <w:tc>
-          <w:tcPr>
-            <w:tcW w:type="dxa" w:w="3289"/>
-            <w:vAlign w:val="center"/>
-            <w:shd w:fill="F3F0E8"/>
-          </w:tcPr>
-          <w:p>
-            <w:pPr>
-              <w:spacing w:after="0"/>
-            </w:pPr>
-            <w:r/>
-            <w:r>
-              <w:rPr>
-                <w:b/>
-                <w:color w:val="262F37"/>
-                <w:sz w:val="18"/>
-              </w:rPr>
-              <w:t>Роль</w:t>
-            </w:r>
-          </w:p>
-        </w:tc>
-        <w:tc>
-          <w:tcPr>
-            <w:tcW w:type="dxa" w:w="3289"/>
-            <w:vAlign w:val="center"/>
-            <w:shd w:fill="F3F0E8"/>
-          </w:tcPr>
-          <w:p>
-            <w:pPr>
-              <w:spacing w:after="0"/>
-            </w:pPr>
-            <w:r/>
-            <w:r>
-              <w:rPr>
-                <w:b/>
-                <w:color w:val="262F37"/>
-                <w:sz w:val="18"/>
-              </w:rPr>
-              <w:t>Организация, должность и Ф. И. О.</w:t>
-            </w:r>
-          </w:p>
-        </w:tc>
-        <w:tc>
-          <w:tcPr>
-            <w:tcW w:type="dxa" w:w="3289"/>
-            <w:vAlign w:val="center"/>
-            <w:shd w:fill="F3F0E8"/>
-          </w:tcPr>
-          <w:p>
-            <w:pPr>
-              <w:spacing w:after="0"/>
-            </w:pPr>
-            <w:r/>
-            <w:r>
-              <w:rPr>
-                <w:b/>
-                <w:color w:val="262F37"/>
-                <w:sz w:val="18"/>
-              </w:rPr>
-              <w:t>Полномочия / НРС</w:t>
-            </w:r>
-          </w:p>
-        </w:tc>
-      </w:tr>
-      <w:tr>
-        <w:trPr>
-          <w:cantSplit/>
-        </w:trPr>
-        <w:tc>
-          <w:tcPr>
-            <w:tcW w:type="dxa" w:w="3289"/>
-            <w:vAlign w:val="center"/>
-          </w:tcPr>
-          <w:p>
-            <w:pPr>
-              <w:spacing w:after="0"/>
-            </w:pPr>
-            <w:r/>
-            <w:r>
-              <w:rPr>
-                <w:b w:val="0"/>
-                <w:color w:val="262F37"/>
-                <w:sz w:val="18"/>
-              </w:rPr>
-              <w:t>Контроль застройщика / техзаказчика</w:t>
-            </w:r>
-          </w:p>
-        </w:tc>
-        <w:tc>
-          <w:tcPr>
-            <w:tcW w:type="dxa" w:w="3289"/>
-            <w:vAlign w:val="center"/>
-          </w:tcPr>
-          <w:p>
-            <w:pPr>
-              <w:spacing w:after="0"/>
-            </w:pPr>
-            <w:r/>
-            <w:r>
-              <w:rPr>
-                <w:b w:val="0"/>
-                <w:color w:val="262F37"/>
-                <w:sz w:val="18"/>
-              </w:rPr>
-              <w:t>[___]</w:t>
-            </w:r>
-          </w:p>
-        </w:tc>
-        <w:tc>
-          <w:tcPr>
-            <w:tcW w:type="dxa" w:w="3289"/>
-            <w:vAlign w:val="center"/>
-          </w:tcPr>
-          <w:p>
-            <w:pPr>
-              <w:spacing w:after="0"/>
-            </w:pPr>
-            <w:r/>
-            <w:r>
-              <w:rPr>
-                <w:b w:val="0"/>
-                <w:color w:val="262F37"/>
-                <w:sz w:val="18"/>
-              </w:rPr>
-              <w:t>[___]</w:t>
-            </w:r>
-          </w:p>
-        </w:tc>
-      </w:tr>
-      <w:tr>
-        <w:trPr>
-          <w:cantSplit/>
-        </w:trPr>
-        <w:tc>
-          <w:tcPr>
-            <w:tcW w:type="dxa" w:w="3289"/>
-            <w:vAlign w:val="center"/>
-          </w:tcPr>
-          <w:p>
-            <w:pPr>
-              <w:spacing w:after="0"/>
-            </w:pPr>
-            <w:r/>
-            <w:r>
-              <w:rPr>
-                <w:b w:val="0"/>
-                <w:color w:val="262F37"/>
-                <w:sz w:val="18"/>
-              </w:rPr>
-              <w:t>Лицо, осуществляющее строительство</w:t>
-            </w:r>
-          </w:p>
-        </w:tc>
-        <w:tc>
-          <w:tcPr>
-            <w:tcW w:type="dxa" w:w="3289"/>
-            <w:vAlign w:val="center"/>
-          </w:tcPr>
-          <w:p>
-            <w:pPr>
-              <w:spacing w:after="0"/>
-            </w:pPr>
-            <w:r/>
-            <w:r>
-              <w:rPr>
-                <w:b w:val="0"/>
-                <w:color w:val="262F37"/>
-                <w:sz w:val="18"/>
-              </w:rPr>
-              <w:t>[___]</w:t>
-            </w:r>
-          </w:p>
-        </w:tc>
-        <w:tc>
-          <w:tcPr>
-            <w:tcW w:type="dxa" w:w="3289"/>
-            <w:vAlign w:val="center"/>
-          </w:tcPr>
-          <w:p>
-            <w:pPr>
-              <w:spacing w:after="0"/>
-            </w:pPr>
-            <w:r/>
-            <w:r>
-              <w:rPr>
-                <w:b w:val="0"/>
-                <w:color w:val="262F37"/>
-                <w:sz w:val="18"/>
-              </w:rPr>
-              <w:t>[___]</w:t>
-            </w:r>
-          </w:p>
-        </w:tc>
-      </w:tr>
-      <w:tr>
-        <w:trPr>
-          <w:cantSplit/>
-        </w:trPr>
-        <w:tc>
-          <w:tcPr>
-            <w:tcW w:type="dxa" w:w="3289"/>
-            <w:vAlign w:val="center"/>
-          </w:tcPr>
-          <w:p>
-            <w:pPr>
-              <w:spacing w:after="0"/>
-            </w:pPr>
-            <w:r/>
-            <w:r>
-              <w:rPr>
-                <w:b w:val="0"/>
-                <w:color w:val="262F37"/>
-                <w:sz w:val="18"/>
-              </w:rPr>
-              <w:t>Контроль лица, осуществляющего строительство</w:t>
-            </w:r>
-          </w:p>
-        </w:tc>
-        <w:tc>
-          <w:tcPr>
-            <w:tcW w:type="dxa" w:w="3289"/>
-            <w:vAlign w:val="center"/>
-          </w:tcPr>
-          <w:p>
-            <w:pPr>
-              <w:spacing w:after="0"/>
-            </w:pPr>
-            <w:r/>
-            <w:r>
-              <w:rPr>
-                <w:b w:val="0"/>
-                <w:color w:val="262F37"/>
-                <w:sz w:val="18"/>
-              </w:rPr>
-              <w:t>[___]</w:t>
-            </w:r>
-          </w:p>
-        </w:tc>
-        <w:tc>
-          <w:tcPr>
-            <w:tcW w:type="dxa" w:w="3289"/>
-            <w:vAlign w:val="center"/>
-          </w:tcPr>
-          <w:p>
-            <w:pPr>
-              <w:spacing w:after="0"/>
-            </w:pPr>
-            <w:r/>
-            <w:r>
-              <w:rPr>
-                <w:b w:val="0"/>
-                <w:color w:val="262F37"/>
-                <w:sz w:val="18"/>
-              </w:rPr>
-              <w:t>[___]</w:t>
-            </w:r>
-          </w:p>
-        </w:tc>
-      </w:tr>
-      <w:tr>
-        <w:trPr>
-          <w:cantSplit/>
-        </w:trPr>
-        <w:tc>
-          <w:tcPr>
-            <w:tcW w:type="dxa" w:w="3289"/>
-            <w:vAlign w:val="center"/>
-          </w:tcPr>
-          <w:p>
-            <w:pPr>
-              <w:spacing w:after="0"/>
-            </w:pPr>
-            <w:r/>
-            <w:r>
-              <w:rPr>
-                <w:b w:val="0"/>
-                <w:color w:val="262F37"/>
-                <w:sz w:val="18"/>
-              </w:rPr>
-              <w:t>Проектировщик*</w:t>
-            </w:r>
-          </w:p>
-        </w:tc>
-        <w:tc>
-          <w:tcPr>
-            <w:tcW w:type="dxa" w:w="3289"/>
-            <w:vAlign w:val="center"/>
-          </w:tcPr>
-          <w:p>
-            <w:pPr>
-              <w:spacing w:after="0"/>
-            </w:pPr>
-            <w:r/>
-            <w:r>
-              <w:rPr>
-                <w:b w:val="0"/>
-                <w:color w:val="262F37"/>
-                <w:sz w:val="18"/>
-              </w:rPr>
-              <w:t>[___]</w:t>
-            </w:r>
-          </w:p>
-        </w:tc>
-        <w:tc>
-          <w:tcPr>
-            <w:tcW w:type="dxa" w:w="3289"/>
-            <w:vAlign w:val="center"/>
-          </w:tcPr>
-          <w:p>
-            <w:pPr>
-              <w:spacing w:after="0"/>
-            </w:pPr>
-            <w:r/>
-            <w:r>
-              <w:rPr>
-                <w:b w:val="0"/>
-                <w:color w:val="262F37"/>
-                <w:sz w:val="18"/>
-              </w:rPr>
-              <w:t>[___]</w:t>
-            </w:r>
-          </w:p>
-        </w:tc>
-      </w:tr>
-      <w:tr>
-        <w:trPr>
-          <w:cantSplit/>
-        </w:trPr>
-        <w:tc>
-          <w:tcPr>
-            <w:tcW w:type="dxa" w:w="3289"/>
-            <w:vAlign w:val="center"/>
-          </w:tcPr>
-          <w:p>
-            <w:pPr>
-              <w:spacing w:after="0"/>
-            </w:pPr>
-            <w:r/>
-            <w:r>
-              <w:rPr>
-                <w:b w:val="0"/>
-                <w:color w:val="262F37"/>
-                <w:sz w:val="18"/>
-              </w:rPr>
-              <w:t>Исполнитель работ*</w:t>
-            </w:r>
-          </w:p>
-        </w:tc>
-        <w:tc>
-          <w:tcPr>
-            <w:tcW w:type="dxa" w:w="3289"/>
-            <w:vAlign w:val="center"/>
-          </w:tcPr>
-          <w:p>
-            <w:pPr>
-              <w:spacing w:after="0"/>
-            </w:pPr>
-            <w:r/>
-            <w:r>
-              <w:rPr>
-                <w:b w:val="0"/>
-                <w:color w:val="262F37"/>
-                <w:sz w:val="18"/>
-              </w:rPr>
-              <w:t>[___]</w:t>
-            </w:r>
-          </w:p>
-        </w:tc>
-        <w:tc>
-          <w:tcPr>
-            <w:tcW w:type="dxa" w:w="3289"/>
-            <w:vAlign w:val="center"/>
-          </w:tcPr>
-          <w:p>
-            <w:pPr>
-              <w:spacing w:after="0"/>
-            </w:pPr>
-            <w:r/>
-            <w:r>
-              <w:rPr>
-                <w:b w:val="0"/>
-                <w:color w:val="262F37"/>
-                <w:sz w:val="18"/>
-              </w:rPr>
-              <w:t>[___]</w:t>
-            </w:r>
-          </w:p>
-        </w:tc>
-      </w:tr>
-    </w:tbl>
     <w:p>
       <w:r>
-        <w:t>Представителя проектировщика укажите при привлечении для проверки соответствия проекту, представителя исполнителя — при выполнении работ иным лицом. Для всех представителей укажите распорядительный документ о полномочиях; для строк строительного контроля — идентификатор НРС, если членство в СРО требуется.</w:t>
+        <w:rPr>
+          <w:b/>
+        </w:rPr>
+        <w:t xml:space="preserve">Лицо, осуществляющее строительство, реконструкцию, капитальный ремонт  </w:t>
+      </w:r>
+      <w:r>
+        <w:t>__________________________________________________</w:t>
       </w:r>
     </w:p>
     <w:p>
       <w:pPr>
-        <w:pStyle w:val="Heading1"/>
-        <w:keepNext/>
-        <w:pageBreakBefore w:val="0"/>
+        <w:spacing w:after="60"/>
       </w:pPr>
       <w:r>
-        <w:t>1. Предъявленные скрытые работы</w:t>
-      </w:r>
-    </w:p>
-    <w:tbl>
-      <w:tblPr>
-        <w:tblStyle w:val="TableGrid"/>
-        <w:tblW w:type="auto" w:w="0"/>
-        <w:tblLayout w:type="fixed"/>
-        <w:tblLook w:firstColumn="1" w:firstRow="1" w:lastColumn="0" w:lastRow="0" w:noHBand="0" w:noVBand="1" w:val="04A0"/>
-      </w:tblPr>
-      <w:tblGrid>
-        <w:gridCol w:w="2466"/>
-        <w:gridCol w:w="2466"/>
-        <w:gridCol w:w="2466"/>
-        <w:gridCol w:w="2466"/>
-      </w:tblGrid>
-      <w:tr>
-        <w:trPr>
-          <w:cantSplit/>
-        </w:trPr>
-        <w:tc>
-          <w:tcPr>
-            <w:tcW w:type="dxa" w:w="2466"/>
-            <w:vAlign w:val="center"/>
-            <w:shd w:fill="F3F0E8"/>
-          </w:tcPr>
-          <w:p>
-            <w:pPr>
-              <w:spacing w:after="0"/>
-            </w:pPr>
-            <w:r/>
-            <w:r>
-              <w:rPr>
-                <w:b/>
-                <w:color w:val="262F37"/>
-                <w:sz w:val="18"/>
-              </w:rPr>
-              <w:t>№</w:t>
-            </w:r>
-          </w:p>
-        </w:tc>
-        <w:tc>
-          <w:tcPr>
-            <w:tcW w:type="dxa" w:w="2466"/>
-            <w:vAlign w:val="center"/>
-            <w:shd w:fill="F3F0E8"/>
-          </w:tcPr>
-          <w:p>
-            <w:pPr>
-              <w:spacing w:after="0"/>
-            </w:pPr>
-            <w:r/>
-            <w:r>
-              <w:rPr>
-                <w:b/>
-                <w:color w:val="262F37"/>
-                <w:sz w:val="18"/>
-              </w:rPr>
-              <w:t>Наименование, точное место и границы</w:t>
-            </w:r>
-          </w:p>
-        </w:tc>
-        <w:tc>
-          <w:tcPr>
-            <w:tcW w:type="dxa" w:w="2466"/>
-            <w:vAlign w:val="center"/>
-            <w:shd w:fill="F3F0E8"/>
-          </w:tcPr>
-          <w:p>
-            <w:pPr>
-              <w:spacing w:after="0"/>
-            </w:pPr>
-            <w:r/>
-            <w:r>
-              <w:rPr>
-                <w:b/>
-                <w:color w:val="262F37"/>
-                <w:sz w:val="18"/>
-              </w:rPr>
-              <w:t>Объём / ед.</w:t>
-            </w:r>
-          </w:p>
-        </w:tc>
-        <w:tc>
-          <w:tcPr>
-            <w:tcW w:type="dxa" w:w="2466"/>
-            <w:vAlign w:val="center"/>
-            <w:shd w:fill="F3F0E8"/>
-          </w:tcPr>
-          <w:p>
-            <w:pPr>
-              <w:spacing w:after="0"/>
-            </w:pPr>
-            <w:r/>
-            <w:r>
-              <w:rPr>
-                <w:b/>
-                <w:color w:val="262F37"/>
-                <w:sz w:val="18"/>
-              </w:rPr>
-              <w:t>Связь с доп. объёмом</w:t>
-            </w:r>
-          </w:p>
-        </w:tc>
-      </w:tr>
-      <w:tr>
-        <w:trPr>
-          <w:cantSplit/>
-        </w:trPr>
-        <w:tc>
-          <w:tcPr>
-            <w:tcW w:type="dxa" w:w="2466"/>
-            <w:vAlign w:val="center"/>
-          </w:tcPr>
-          <w:p>
-            <w:pPr>
-              <w:spacing w:after="0"/>
-            </w:pPr>
-            <w:r/>
-            <w:r>
-              <w:rPr>
-                <w:b w:val="0"/>
-                <w:color w:val="262F37"/>
-                <w:sz w:val="18"/>
-              </w:rPr>
-              <w:t>1</w:t>
-            </w:r>
-          </w:p>
-        </w:tc>
-        <w:tc>
-          <w:tcPr>
-            <w:tcW w:type="dxa" w:w="2466"/>
-            <w:vAlign w:val="center"/>
-          </w:tcPr>
-          <w:p>
-            <w:pPr>
-              <w:spacing w:after="0"/>
-            </w:pPr>
-            <w:r/>
-            <w:r>
-              <w:rPr>
-                <w:b w:val="0"/>
-                <w:color w:val="262F37"/>
-                <w:sz w:val="18"/>
-              </w:rPr>
-              <w:t>[___]</w:t>
-            </w:r>
-          </w:p>
-        </w:tc>
-        <w:tc>
-          <w:tcPr>
-            <w:tcW w:type="dxa" w:w="2466"/>
-            <w:vAlign w:val="center"/>
-          </w:tcPr>
-          <w:p>
-            <w:pPr>
-              <w:spacing w:after="0"/>
-            </w:pPr>
-            <w:r/>
-            <w:r>
-              <w:rPr>
-                <w:b w:val="0"/>
-                <w:color w:val="262F37"/>
-                <w:sz w:val="18"/>
-              </w:rPr>
-              <w:t>[___]</w:t>
-            </w:r>
-          </w:p>
-        </w:tc>
-        <w:tc>
-          <w:tcPr>
-            <w:tcW w:type="dxa" w:w="2466"/>
-            <w:vAlign w:val="center"/>
-          </w:tcPr>
-          <w:p>
-            <w:pPr>
-              <w:spacing w:after="0"/>
-            </w:pPr>
-            <w:r/>
-            <w:r>
-              <w:rPr>
-                <w:b w:val="0"/>
-                <w:color w:val="262F37"/>
-                <w:sz w:val="18"/>
-              </w:rPr>
-              <w:t>Форма 02 № [___]; позиция [___]</w:t>
-            </w:r>
-          </w:p>
-        </w:tc>
-      </w:tr>
-      <w:tr>
-        <w:trPr>
-          <w:cantSplit/>
-        </w:trPr>
-        <w:tc>
-          <w:tcPr>
-            <w:tcW w:type="dxa" w:w="2466"/>
-            <w:vAlign w:val="center"/>
-          </w:tcPr>
-          <w:p>
-            <w:pPr>
-              <w:spacing w:after="0"/>
-            </w:pPr>
-            <w:r/>
-            <w:r>
-              <w:rPr>
-                <w:b w:val="0"/>
-                <w:color w:val="262F37"/>
-                <w:sz w:val="18"/>
-              </w:rPr>
-              <w:t>2</w:t>
-            </w:r>
-          </w:p>
-        </w:tc>
-        <w:tc>
-          <w:tcPr>
-            <w:tcW w:type="dxa" w:w="2466"/>
-            <w:vAlign w:val="center"/>
-          </w:tcPr>
-          <w:p>
-            <w:pPr>
-              <w:spacing w:after="0"/>
-            </w:pPr>
-            <w:r/>
-            <w:r>
-              <w:rPr>
-                <w:b w:val="0"/>
-                <w:color w:val="262F37"/>
-                <w:sz w:val="18"/>
-              </w:rPr>
-              <w:t>[___]</w:t>
-            </w:r>
-          </w:p>
-        </w:tc>
-        <w:tc>
-          <w:tcPr>
-            <w:tcW w:type="dxa" w:w="2466"/>
-            <w:vAlign w:val="center"/>
-          </w:tcPr>
-          <w:p>
-            <w:pPr>
-              <w:spacing w:after="0"/>
-            </w:pPr>
-            <w:r/>
-            <w:r>
-              <w:rPr>
-                <w:b w:val="0"/>
-                <w:color w:val="262F37"/>
-                <w:sz w:val="18"/>
-              </w:rPr>
-              <w:t>[___]</w:t>
-            </w:r>
-          </w:p>
-        </w:tc>
-        <w:tc>
-          <w:tcPr>
-            <w:tcW w:type="dxa" w:w="2466"/>
-            <w:vAlign w:val="center"/>
-          </w:tcPr>
-          <w:p>
-            <w:pPr>
-              <w:spacing w:after="0"/>
-            </w:pPr>
-            <w:r/>
-            <w:r>
-              <w:rPr>
-                <w:b w:val="0"/>
-                <w:color w:val="262F37"/>
-                <w:sz w:val="18"/>
-              </w:rPr>
-              <w:t>Форма 02 № [___]; позиция [___]</w:t>
-            </w:r>
-          </w:p>
-        </w:tc>
-      </w:tr>
-      <w:tr>
-        <w:trPr>
-          <w:cantSplit/>
-        </w:trPr>
-        <w:tc>
-          <w:tcPr>
-            <w:tcW w:type="dxa" w:w="2466"/>
-            <w:vAlign w:val="center"/>
-          </w:tcPr>
-          <w:p>
-            <w:pPr>
-              <w:spacing w:after="0"/>
-            </w:pPr>
-            <w:r/>
-            <w:r>
-              <w:rPr>
-                <w:b w:val="0"/>
-                <w:color w:val="262F37"/>
-                <w:sz w:val="18"/>
-              </w:rPr>
-              <w:t>3</w:t>
-            </w:r>
-          </w:p>
-        </w:tc>
-        <w:tc>
-          <w:tcPr>
-            <w:tcW w:type="dxa" w:w="2466"/>
-            <w:vAlign w:val="center"/>
-          </w:tcPr>
-          <w:p>
-            <w:pPr>
-              <w:spacing w:after="0"/>
-            </w:pPr>
-            <w:r/>
-            <w:r>
-              <w:rPr>
-                <w:b w:val="0"/>
-                <w:color w:val="262F37"/>
-                <w:sz w:val="18"/>
-              </w:rPr>
-              <w:t>[___]</w:t>
-            </w:r>
-          </w:p>
-        </w:tc>
-        <w:tc>
-          <w:tcPr>
-            <w:tcW w:type="dxa" w:w="2466"/>
-            <w:vAlign w:val="center"/>
-          </w:tcPr>
-          <w:p>
-            <w:pPr>
-              <w:spacing w:after="0"/>
-            </w:pPr>
-            <w:r/>
-            <w:r>
-              <w:rPr>
-                <w:b w:val="0"/>
-                <w:color w:val="262F37"/>
-                <w:sz w:val="18"/>
-              </w:rPr>
-              <w:t>[___]</w:t>
-            </w:r>
-          </w:p>
-        </w:tc>
-        <w:tc>
-          <w:tcPr>
-            <w:tcW w:type="dxa" w:w="2466"/>
-            <w:vAlign w:val="center"/>
-          </w:tcPr>
-          <w:p>
-            <w:pPr>
-              <w:spacing w:after="0"/>
-            </w:pPr>
-            <w:r/>
-            <w:r>
-              <w:rPr>
-                <w:b w:val="0"/>
-                <w:color w:val="262F37"/>
-                <w:sz w:val="18"/>
-              </w:rPr>
-              <w:t>Форма 02 № [___]; позиция [___]</w:t>
-            </w:r>
-          </w:p>
-        </w:tc>
-      </w:tr>
-    </w:tbl>
-    <w:p>
-      <w:pPr>
-        <w:pStyle w:val="Heading1"/>
-        <w:keepNext/>
-        <w:pageBreakBefore w:val="0"/>
-      </w:pPr>
-      <w:r>
-        <w:t>2. Проектная и рабочая документация</w:t>
+        <w:rPr>
+          <w:color w:val="4E4E4E"/>
+          <w:sz w:val="15"/>
+        </w:rPr>
+        <w:t>Наименование, ОГРН, ИНН, адрес, телефон; сведения о СРО, когда членство требуется. Для ИП или физического лица — применимые реквизиты образца.</w:t>
       </w:r>
     </w:p>
     <w:p>
       <w:r>
-        <w:t>Чертёж / лист / узел, ревизия, проектный раздел, дата, сведения о подготовившем разделе лице: [___]. Изменения документации, по которым выполнялись работы: [___].</w:t>
+        <w:rPr>
+          <w:b/>
+        </w:rPr>
+        <w:t xml:space="preserve">Лицо, осуществляющее подготовку проектной документации  </w:t>
+      </w:r>
+      <w:r>
+        <w:t>__________________________________________________</w:t>
+      </w:r>
+    </w:p>
+    <w:p>
+      <w:pPr>
+        <w:spacing w:after="60"/>
+      </w:pPr>
+      <w:r>
+        <w:rPr>
+          <w:color w:val="4E4E4E"/>
+          <w:sz w:val="15"/>
+        </w:rPr>
+        <w:t>Наименование, ОГРН, ИНН, адрес, телефон; сведения о СРО, когда членство требуется. Для ИП или физического лица — применимые реквизиты образца.</w:t>
       </w:r>
     </w:p>
     <w:p>
       <w:r>
-        <w:br w:type="page"/>
+        <w:t>АКТ № {{НОМЕР_АКТА}}   «{{ДЕНЬ}}» {{МЕСЯЦ}} {{ГОД}} г.</w:t>
       </w:r>
     </w:p>
     <w:p>
       <w:pPr>
-        <w:pStyle w:val="Heading1"/>
-        <w:keepNext/>
-        <w:pageBreakBefore w:val="0"/>
+        <w:pStyle w:val="Heading2"/>
       </w:pPr>
       <w:r>
-        <w:t>3. Применённые материалы и изделия</w:t>
+        <w:rPr>
+          <w:color w:val="000000"/>
+          <w:sz w:val="20"/>
+        </w:rPr>
+        <w:t>Представители</w:t>
       </w:r>
     </w:p>
     <w:p>
       <w:r>
-        <w:t>Наименование, марка, партия, количество, реквизиты документов о качестве и безопасности: [___]. При перечне более пяти документов — реестр № [___] от [___], являющийся неотъемлемой частью акта.</w:t>
+        <w:rPr>
+          <w:b/>
+        </w:rPr>
+        <w:t xml:space="preserve">Представитель застройщика, технического заказчика, лица, ответственного за эксплуатацию здания, сооружения, или регионального оператора по вопросам строительного контроля  </w:t>
+      </w:r>
+      <w:r>
+        <w:t>__________________________________________________</w:t>
       </w:r>
     </w:p>
     <w:p>
       <w:pPr>
-        <w:pStyle w:val="Heading1"/>
-        <w:keepNext/>
-        <w:pageBreakBefore w:val="0"/>
+        <w:spacing w:after="60"/>
       </w:pPr>
       <w:r>
-        <w:t>4. Документы о соответствии работ</w:t>
+        <w:rPr>
+          <w:color w:val="4E4E4E"/>
+          <w:sz w:val="15"/>
+        </w:rPr>
+        <w:t>Должность, фамилия и инициалы, документ о полномочиях; для строительного контроля — номер в НРС, когда требуется.</w:t>
       </w:r>
     </w:p>
     <w:p>
       <w:r>
-        <w:t>Исполнительные схемы и чертежи, обмеры, акты, результаты обследований, экспертиз, лабораторных и иных испытаний: наименование, номер, дата и результат [___]; реестр приложений № [___].</w:t>
+        <w:rPr>
+          <w:b/>
+        </w:rPr>
+        <w:t xml:space="preserve">Представитель лица, осуществляющего строительство, реконструкцию, капитальный ремонт  </w:t>
+      </w:r>
+      <w:r>
+        <w:t>__________________________________________________</w:t>
       </w:r>
     </w:p>
     <w:p>
       <w:pPr>
-        <w:pStyle w:val="Heading1"/>
-        <w:keepNext/>
-        <w:pageBreakBefore w:val="0"/>
+        <w:spacing w:after="60"/>
       </w:pPr>
       <w:r>
-        <w:t>5. Период выполнения</w:t>
+        <w:rPr>
+          <w:color w:val="4E4E4E"/>
+          <w:sz w:val="15"/>
+        </w:rPr>
+        <w:t>Должность, фамилия и инициалы, документ о полномочиях; для строительного контроля — номер в НРС, когда требуется.</w:t>
       </w:r>
     </w:p>
     <w:p>
       <w:r>
-        <w:t>Фактическое начало [___]; фактическое окончание [___]. Записи журнала 08 № [___] от [___]; фотофиксация по перечню 09 [___].</w:t>
+        <w:rPr>
+          <w:b/>
+        </w:rPr>
+        <w:t xml:space="preserve">Представитель лица, осуществляющего строительство, реконструкцию, капитальный ремонт, по вопросам строительного контроля  </w:t>
+      </w:r>
+      <w:r>
+        <w:t>__________________________________________________</w:t>
       </w:r>
     </w:p>
     <w:p>
       <w:pPr>
-        <w:pStyle w:val="Heading1"/>
-        <w:keepNext/>
-        <w:pageBreakBefore w:val="0"/>
+        <w:spacing w:after="60"/>
       </w:pPr>
       <w:r>
-        <w:t>6. Требования, которым соответствуют работы</w:t>
+        <w:rPr>
+          <w:color w:val="4E4E4E"/>
+          <w:sz w:val="15"/>
+        </w:rPr>
+        <w:t>Должность, фамилия и инициалы, документ о полномочиях; для строительного контроля — номер в НРС, когда требуется.</w:t>
       </w:r>
     </w:p>
     <w:p>
       <w:r>
-        <w:t>Технический регламент, иной нормативный правовой акт со структурными единицами, раздел проекта / рабочей документации и критерий проверки: [___]. Результат освидетельствования, замечания и их устранение: [___].</w:t>
+        <w:rPr>
+          <w:b/>
+        </w:rPr>
+        <w:t xml:space="preserve">Представитель лица, осуществляющего подготовку проектной документации (если привлечен для проверки соответствия работ проекту)  </w:t>
+      </w:r>
+      <w:r>
+        <w:t>__________________________________________________</w:t>
       </w:r>
     </w:p>
     <w:p>
       <w:pPr>
-        <w:pStyle w:val="Heading1"/>
-        <w:keepNext/>
-        <w:pageBreakBefore w:val="0"/>
+        <w:spacing w:after="60"/>
       </w:pPr>
       <w:r>
-        <w:t>7. Решение о последующих работах</w:t>
+        <w:rPr>
+          <w:color w:val="4E4E4E"/>
+          <w:sz w:val="15"/>
+        </w:rPr>
+        <w:t>Должность, фамилия и инициалы, документ о полномочиях; для строительного контроля — номер в НРС, когда требуется.</w:t>
       </w:r>
     </w:p>
     <w:p>
       <w:r>
-        <w:t>Разрешаются последующие работы: точное наименование, конструкции или участки сетей [___]. При замечаниях оформите их устранение и повторное освидетельствование до подписания акта: документ № [___] от [___].</w:t>
+        <w:rPr>
+          <w:b/>
+        </w:rPr>
+        <w:t xml:space="preserve">Представитель лица, выполнившего работы, подлежащие освидетельствованию (если работы выполнены иным лицом по договору)  </w:t>
+      </w:r>
+      <w:r>
+        <w:t>__________________________________________________</w:t>
+      </w:r>
+    </w:p>
+    <w:p>
+      <w:pPr>
+        <w:spacing w:after="60"/>
+      </w:pPr>
+      <w:r>
+        <w:rPr>
+          <w:color w:val="4E4E4E"/>
+          <w:sz w:val="15"/>
+        </w:rPr>
+        <w:t>Должность, фамилия и инициалы, документ о полномочиях; для строительного контроля — номер в НРС, когда требуется.</w:t>
       </w:r>
     </w:p>
     <w:p>
       <w:r>
-        <w:t>Дополнительные сведения, включая связь с объёмом по форме 02 № [___]: [___]. Приложения с номерами и датами [___]. Акт на бумаге составлен в [___] экземплярах.</w:t>
+        <w:t>Произвели осмотр работ, выполненных ______________________________________________, и составили настоящий акт о нижеследующем.</w:t>
       </w:r>
     </w:p>
     <w:p>
       <w:pPr>
-        <w:pStyle w:val="Heading1"/>
-        <w:keepNext/>
-        <w:pageBreakBefore w:val="0"/>
+        <w:pageBreakBefore/>
       </w:pPr>
       <w:r>
+        <w:rPr>
+          <w:b/>
+        </w:rPr>
+        <w:t xml:space="preserve">1. К освидетельствованию предъявлены следующие работы  </w:t>
+      </w:r>
+      <w:r>
+        <w:t>__________________________________________________</w:t>
+      </w:r>
+    </w:p>
+    <w:p>
+      <w:pPr>
+        <w:spacing w:after="60"/>
+      </w:pPr>
+      <w:r>
+        <w:rPr>
+          <w:color w:val="4E4E4E"/>
+          <w:sz w:val="15"/>
+        </w:rPr>
+        <w:t>Наименование скрытых работ, точное место.</w:t>
+      </w:r>
+    </w:p>
+    <w:p>
+      <w:r>
+        <w:rPr>
+          <w:b/>
+        </w:rPr>
+        <w:t xml:space="preserve">2. Работы выполнены по проектной документации  </w:t>
+      </w:r>
+      <w:r>
+        <w:t>__________________________________________________</w:t>
+      </w:r>
+    </w:p>
+    <w:p>
+      <w:pPr>
+        <w:spacing w:after="60"/>
+      </w:pPr>
+      <w:r>
+        <w:rPr>
+          <w:color w:val="4E4E4E"/>
+          <w:sz w:val="15"/>
+        </w:rPr>
+        <w:t>Номер и реквизиты чертежей; проектная и (или) рабочая документация и подготовившее ее лицо.</w:t>
+      </w:r>
+    </w:p>
+    <w:p>
+      <w:r>
+        <w:rPr>
+          <w:b/>
+        </w:rPr>
+        <w:t xml:space="preserve">3. При выполнении работ применены  </w:t>
+      </w:r>
+      <w:r>
+        <w:t>__________________________________________________</w:t>
+      </w:r>
+    </w:p>
+    <w:p>
+      <w:pPr>
+        <w:spacing w:after="60"/>
+      </w:pPr>
+      <w:r>
+        <w:rPr>
+          <w:color w:val="4E4E4E"/>
+          <w:sz w:val="15"/>
+        </w:rPr>
+        <w:t>Материалы, изделия, сертификаты и документы качества и безопасности; при числе документов свыше пяти приложите их реестр.</w:t>
+      </w:r>
+    </w:p>
+    <w:p>
+      <w:r>
+        <w:rPr>
+          <w:b/>
+        </w:rPr>
+        <w:t xml:space="preserve">4. Предъявлены документы, подтверждающие соответствие работ предъявляемым к ним требованиям  </w:t>
+      </w:r>
+      <w:r>
+        <w:t>__________________________________________________</w:t>
+      </w:r>
+    </w:p>
+    <w:p>
+      <w:pPr>
+        <w:spacing w:after="60"/>
+      </w:pPr>
+      <w:r>
+        <w:rPr>
+          <w:color w:val="4E4E4E"/>
+          <w:sz w:val="15"/>
+        </w:rPr>
+        <w:t>Исполнительные схемы, чертежи, результаты экспертиз, обследований, лабораторных и иных испытаний.</w:t>
+      </w:r>
+    </w:p>
+    <w:p>
+      <w:r>
+        <w:rPr>
+          <w:b/>
+        </w:rPr>
+        <w:t xml:space="preserve">5. Даты начала и окончания работ  </w:t>
+      </w:r>
+      <w:r>
+        <w:t>__________________________________________________</w:t>
+      </w:r>
+    </w:p>
+    <w:p>
+      <w:pPr>
+        <w:spacing w:after="60"/>
+      </w:pPr>
+      <w:r>
+        <w:rPr>
+          <w:color w:val="4E4E4E"/>
+          <w:sz w:val="15"/>
+        </w:rPr>
+        <w:t>Начало «___» __________ 20___ г.; окончание «___» __________ 20___ г.</w:t>
+      </w:r>
+    </w:p>
+    <w:p>
+      <w:r>
+        <w:rPr>
+          <w:b/>
+        </w:rPr>
+        <w:t xml:space="preserve">6. Работы выполнены в соответствии с  </w:t>
+      </w:r>
+      <w:r>
+        <w:t>__________________________________________________</w:t>
+      </w:r>
+    </w:p>
+    <w:p>
+      <w:pPr>
+        <w:spacing w:after="60"/>
+      </w:pPr>
+      <w:r>
+        <w:rPr>
+          <w:color w:val="4E4E4E"/>
+          <w:sz w:val="15"/>
+        </w:rPr>
+        <w:t>Наименования и структурные единицы техрегламентов и иных НПА, разделы проектной и (или) рабочей документации.</w:t>
+      </w:r>
+    </w:p>
+    <w:p>
+      <w:r>
+        <w:rPr>
+          <w:b/>
+        </w:rPr>
+        <w:t xml:space="preserve">7. Разрешается производство последующих работ  </w:t>
+      </w:r>
+      <w:r>
+        <w:t>__________________________________________________</w:t>
+      </w:r>
+    </w:p>
+    <w:p>
+      <w:pPr>
+        <w:spacing w:after="60"/>
+      </w:pPr>
+      <w:r>
+        <w:rPr>
+          <w:color w:val="4E4E4E"/>
+          <w:sz w:val="15"/>
+        </w:rPr>
+        <w:t>Наименования работ, конструкций и участков сетей инженерно-технического обеспечения.</w:t>
+      </w:r>
+    </w:p>
+    <w:p>
+      <w:r>
+        <w:rPr>
+          <w:b/>
+        </w:rPr>
+        <w:t xml:space="preserve">Дополнительные сведения  </w:t>
+      </w:r>
+      <w:r>
+        <w:t>__________________________________________________</w:t>
+      </w:r>
+    </w:p>
+    <w:p>
+      <w:r>
+        <w:rPr>
+          <w:b/>
+        </w:rPr>
+        <w:t xml:space="preserve">Акт составлен в экземплярах  </w:t>
+      </w:r>
+      <w:r>
+        <w:t>__________________________________________________</w:t>
+      </w:r>
+    </w:p>
+    <w:p>
+      <w:pPr>
+        <w:spacing w:after="60"/>
+      </w:pPr>
+      <w:r>
+        <w:rPr>
+          <w:color w:val="4E4E4E"/>
+          <w:sz w:val="15"/>
+        </w:rPr>
+        <w:t>Для акта на бумажном носителе.</w:t>
+      </w:r>
+    </w:p>
+    <w:p>
+      <w:r>
+        <w:rPr>
+          <w:b/>
+        </w:rPr>
+        <w:t xml:space="preserve">Приложения  </w:t>
+      </w:r>
+      <w:r>
+        <w:t>__________________________________________________</w:t>
+      </w:r>
+    </w:p>
+    <w:p>
+      <w:pPr>
+        <w:spacing w:after="60"/>
+      </w:pPr>
+      <w:r>
+        <w:rPr>
+          <w:color w:val="4E4E4E"/>
+          <w:sz w:val="15"/>
+        </w:rPr>
+        <w:t>Исполнительные схемы и чертежи, результаты экспертиз, обследований и испытаний.</w:t>
+      </w:r>
+    </w:p>
+    <w:p>
+      <w:pPr>
+        <w:pStyle w:val="Heading2"/>
+      </w:pPr>
+      <w:r>
+        <w:rPr>
+          <w:color w:val="000000"/>
+          <w:sz w:val="20"/>
+        </w:rPr>
         <w:t>Подписи представителей</w:t>
       </w:r>
     </w:p>
-    <w:tbl>
-      <w:tblPr>
-        <w:tblStyle w:val="TableGrid"/>
-        <w:tblW w:type="auto" w:w="0"/>
-        <w:tblLayout w:type="fixed"/>
-        <w:tblLook w:firstColumn="1" w:firstRow="1" w:lastColumn="0" w:lastRow="0" w:noHBand="0" w:noVBand="1" w:val="04A0"/>
-      </w:tblPr>
-      <w:tblGrid>
-        <w:gridCol w:w="3289"/>
-        <w:gridCol w:w="3289"/>
-        <w:gridCol w:w="3289"/>
-      </w:tblGrid>
-      <w:tr>
-        <w:trPr>
-          <w:cantSplit/>
-        </w:trPr>
-        <w:tc>
-          <w:tcPr>
-            <w:tcW w:type="dxa" w:w="3289"/>
-            <w:vAlign w:val="center"/>
-            <w:shd w:fill="F3F0E8"/>
-          </w:tcPr>
-          <w:p>
-            <w:pPr>
-              <w:spacing w:after="0"/>
-            </w:pPr>
-            <w:r/>
-            <w:r>
-              <w:rPr>
-                <w:b/>
-                <w:color w:val="262F37"/>
-                <w:sz w:val="18"/>
-              </w:rPr>
-              <w:t>Роль</w:t>
-            </w:r>
-          </w:p>
-        </w:tc>
-        <w:tc>
-          <w:tcPr>
-            <w:tcW w:type="dxa" w:w="3289"/>
-            <w:vAlign w:val="center"/>
-            <w:shd w:fill="F3F0E8"/>
-          </w:tcPr>
-          <w:p>
-            <w:pPr>
-              <w:spacing w:after="0"/>
-            </w:pPr>
-            <w:r/>
-            <w:r>
-              <w:rPr>
-                <w:b/>
-                <w:color w:val="262F37"/>
-                <w:sz w:val="18"/>
-              </w:rPr>
-              <w:t>Ф. И. О.</w:t>
-            </w:r>
-          </w:p>
-        </w:tc>
-        <w:tc>
-          <w:tcPr>
-            <w:tcW w:type="dxa" w:w="3289"/>
-            <w:vAlign w:val="center"/>
-            <w:shd w:fill="F3F0E8"/>
-          </w:tcPr>
-          <w:p>
-            <w:pPr>
-              <w:spacing w:after="0"/>
-            </w:pPr>
-            <w:r/>
-            <w:r>
-              <w:rPr>
-                <w:b/>
-                <w:color w:val="262F37"/>
-                <w:sz w:val="18"/>
-              </w:rPr>
-              <w:t>Подпись / дата</w:t>
-            </w:r>
-          </w:p>
-        </w:tc>
-      </w:tr>
-      <w:tr>
-        <w:trPr>
-          <w:cantSplit/>
-        </w:trPr>
-        <w:tc>
-          <w:tcPr>
-            <w:tcW w:type="dxa" w:w="3289"/>
-            <w:vAlign w:val="center"/>
-          </w:tcPr>
-          <w:p>
-            <w:pPr>
-              <w:spacing w:after="0"/>
-            </w:pPr>
-            <w:r/>
-            <w:r>
-              <w:rPr>
-                <w:b w:val="0"/>
-                <w:color w:val="262F37"/>
-                <w:sz w:val="18"/>
-              </w:rPr>
-              <w:t>Контроль застройщика / техзаказчика</w:t>
-            </w:r>
-          </w:p>
-        </w:tc>
-        <w:tc>
-          <w:tcPr>
-            <w:tcW w:type="dxa" w:w="3289"/>
-            <w:vAlign w:val="center"/>
-          </w:tcPr>
-          <w:p>
-            <w:pPr>
-              <w:spacing w:after="0"/>
-            </w:pPr>
-            <w:r/>
-            <w:r>
-              <w:rPr>
-                <w:b w:val="0"/>
-                <w:color w:val="262F37"/>
-                <w:sz w:val="18"/>
-              </w:rPr>
-              <w:t>[___]</w:t>
-            </w:r>
-          </w:p>
-        </w:tc>
-        <w:tc>
-          <w:tcPr>
-            <w:tcW w:type="dxa" w:w="3289"/>
-            <w:vAlign w:val="center"/>
-          </w:tcPr>
-          <w:p>
-            <w:pPr>
-              <w:spacing w:after="0"/>
-            </w:pPr>
-            <w:r/>
-            <w:r>
-              <w:rPr>
-                <w:b w:val="0"/>
-                <w:color w:val="262F37"/>
-                <w:sz w:val="18"/>
-              </w:rPr>
-              <w:t>[___]</w:t>
-            </w:r>
-          </w:p>
-        </w:tc>
-      </w:tr>
-      <w:tr>
-        <w:trPr>
-          <w:cantSplit/>
-        </w:trPr>
-        <w:tc>
-          <w:tcPr>
-            <w:tcW w:type="dxa" w:w="3289"/>
-            <w:vAlign w:val="center"/>
-          </w:tcPr>
-          <w:p>
-            <w:pPr>
-              <w:spacing w:after="0"/>
-            </w:pPr>
-            <w:r/>
-            <w:r>
-              <w:rPr>
-                <w:b w:val="0"/>
-                <w:color w:val="262F37"/>
-                <w:sz w:val="18"/>
-              </w:rPr>
-              <w:t>Лицо, осуществляющее строительство</w:t>
-            </w:r>
-          </w:p>
-        </w:tc>
-        <w:tc>
-          <w:tcPr>
-            <w:tcW w:type="dxa" w:w="3289"/>
-            <w:vAlign w:val="center"/>
-          </w:tcPr>
-          <w:p>
-            <w:pPr>
-              <w:spacing w:after="0"/>
-            </w:pPr>
-            <w:r/>
-            <w:r>
-              <w:rPr>
-                <w:b w:val="0"/>
-                <w:color w:val="262F37"/>
-                <w:sz w:val="18"/>
-              </w:rPr>
-              <w:t>[___]</w:t>
-            </w:r>
-          </w:p>
-        </w:tc>
-        <w:tc>
-          <w:tcPr>
-            <w:tcW w:type="dxa" w:w="3289"/>
-            <w:vAlign w:val="center"/>
-          </w:tcPr>
-          <w:p>
-            <w:pPr>
-              <w:spacing w:after="0"/>
-            </w:pPr>
-            <w:r/>
-            <w:r>
-              <w:rPr>
-                <w:b w:val="0"/>
-                <w:color w:val="262F37"/>
-                <w:sz w:val="18"/>
-              </w:rPr>
-              <w:t>[___]</w:t>
-            </w:r>
-          </w:p>
-        </w:tc>
-      </w:tr>
-      <w:tr>
-        <w:trPr>
-          <w:cantSplit/>
-        </w:trPr>
-        <w:tc>
-          <w:tcPr>
-            <w:tcW w:type="dxa" w:w="3289"/>
-            <w:vAlign w:val="center"/>
-          </w:tcPr>
-          <w:p>
-            <w:pPr>
-              <w:spacing w:after="0"/>
-            </w:pPr>
-            <w:r/>
-            <w:r>
-              <w:rPr>
-                <w:b w:val="0"/>
-                <w:color w:val="262F37"/>
-                <w:sz w:val="18"/>
-              </w:rPr>
-              <w:t>Контроль лица, осуществляющего строительство</w:t>
-            </w:r>
-          </w:p>
-        </w:tc>
-        <w:tc>
-          <w:tcPr>
-            <w:tcW w:type="dxa" w:w="3289"/>
-            <w:vAlign w:val="center"/>
-          </w:tcPr>
-          <w:p>
-            <w:pPr>
-              <w:spacing w:after="0"/>
-            </w:pPr>
-            <w:r/>
-            <w:r>
-              <w:rPr>
-                <w:b w:val="0"/>
-                <w:color w:val="262F37"/>
-                <w:sz w:val="18"/>
-              </w:rPr>
-              <w:t>[___]</w:t>
-            </w:r>
-          </w:p>
-        </w:tc>
-        <w:tc>
-          <w:tcPr>
-            <w:tcW w:type="dxa" w:w="3289"/>
-            <w:vAlign w:val="center"/>
-          </w:tcPr>
-          <w:p>
-            <w:pPr>
-              <w:spacing w:after="0"/>
-            </w:pPr>
-            <w:r/>
-            <w:r>
-              <w:rPr>
-                <w:b w:val="0"/>
-                <w:color w:val="262F37"/>
-                <w:sz w:val="18"/>
-              </w:rPr>
-              <w:t>[___]</w:t>
-            </w:r>
-          </w:p>
-        </w:tc>
-      </w:tr>
-      <w:tr>
-        <w:trPr>
-          <w:cantSplit/>
-        </w:trPr>
-        <w:tc>
-          <w:tcPr>
-            <w:tcW w:type="dxa" w:w="3289"/>
-            <w:vAlign w:val="center"/>
-          </w:tcPr>
-          <w:p>
-            <w:pPr>
-              <w:spacing w:after="0"/>
-            </w:pPr>
-            <w:r/>
-            <w:r>
-              <w:rPr>
-                <w:b w:val="0"/>
-                <w:color w:val="262F37"/>
-                <w:sz w:val="18"/>
-              </w:rPr>
-              <w:t>Проектировщик, если привлечён</w:t>
-            </w:r>
-          </w:p>
-        </w:tc>
-        <w:tc>
-          <w:tcPr>
-            <w:tcW w:type="dxa" w:w="3289"/>
-            <w:vAlign w:val="center"/>
-          </w:tcPr>
-          <w:p>
-            <w:pPr>
-              <w:spacing w:after="0"/>
-            </w:pPr>
-            <w:r/>
-            <w:r>
-              <w:rPr>
-                <w:b w:val="0"/>
-                <w:color w:val="262F37"/>
-                <w:sz w:val="18"/>
-              </w:rPr>
-              <w:t>[___]</w:t>
-            </w:r>
-          </w:p>
-        </w:tc>
-        <w:tc>
-          <w:tcPr>
-            <w:tcW w:type="dxa" w:w="3289"/>
-            <w:vAlign w:val="center"/>
-          </w:tcPr>
-          <w:p>
-            <w:pPr>
-              <w:spacing w:after="0"/>
-            </w:pPr>
-            <w:r/>
-            <w:r>
-              <w:rPr>
-                <w:b w:val="0"/>
-                <w:color w:val="262F37"/>
-                <w:sz w:val="18"/>
-              </w:rPr>
-              <w:t>[___]</w:t>
-            </w:r>
-          </w:p>
-        </w:tc>
-      </w:tr>
-      <w:tr>
-        <w:trPr>
-          <w:cantSplit/>
-        </w:trPr>
-        <w:tc>
-          <w:tcPr>
-            <w:tcW w:type="dxa" w:w="3289"/>
-            <w:vAlign w:val="center"/>
-          </w:tcPr>
-          <w:p>
-            <w:pPr>
-              <w:spacing w:after="0"/>
-            </w:pPr>
-            <w:r/>
-            <w:r>
-              <w:rPr>
-                <w:b w:val="0"/>
-                <w:color w:val="262F37"/>
-                <w:sz w:val="18"/>
-              </w:rPr>
-              <w:t>Исполнитель работ, если иное лицо</w:t>
-            </w:r>
-          </w:p>
-        </w:tc>
-        <w:tc>
-          <w:tcPr>
-            <w:tcW w:type="dxa" w:w="3289"/>
-            <w:vAlign w:val="center"/>
-          </w:tcPr>
-          <w:p>
-            <w:pPr>
-              <w:spacing w:after="0"/>
-            </w:pPr>
-            <w:r/>
-            <w:r>
-              <w:rPr>
-                <w:b w:val="0"/>
-                <w:color w:val="262F37"/>
-                <w:sz w:val="18"/>
-              </w:rPr>
-              <w:t>[___]</w:t>
-            </w:r>
-          </w:p>
-        </w:tc>
-        <w:tc>
-          <w:tcPr>
-            <w:tcW w:type="dxa" w:w="3289"/>
-            <w:vAlign w:val="center"/>
-          </w:tcPr>
-          <w:p>
-            <w:pPr>
-              <w:spacing w:after="0"/>
-            </w:pPr>
-            <w:r/>
-            <w:r>
-              <w:rPr>
-                <w:b w:val="0"/>
-                <w:color w:val="262F37"/>
-                <w:sz w:val="18"/>
-              </w:rPr>
-              <w:t>[___]</w:t>
-            </w:r>
-          </w:p>
-        </w:tc>
-      </w:tr>
-    </w:tbl>
+    <w:p>
+      <w:pPr>
+        <w:spacing w:after="40"/>
+      </w:pPr>
+      <w:r>
+        <w:t>Представитель застройщика, технического заказчика, лица, ответственного за эксплуатацию здания, сооружения, или регионального оператора по вопросам строительного контроля</w:t>
+      </w:r>
+    </w:p>
+    <w:p>
+      <w:r>
+        <w:t>Фамилия и инициалы ______________________________   Подпись ________________</w:t>
+      </w:r>
+    </w:p>
+    <w:p>
+      <w:pPr>
+        <w:spacing w:after="40"/>
+      </w:pPr>
+      <w:r>
+        <w:t>Представитель лица, осуществляющего строительство, реконструкцию, капитальный ремонт</w:t>
+      </w:r>
+    </w:p>
+    <w:p>
+      <w:r>
+        <w:t>Фамилия и инициалы ______________________________   Подпись ________________</w:t>
+      </w:r>
+    </w:p>
+    <w:p>
+      <w:pPr>
+        <w:spacing w:after="40"/>
+      </w:pPr>
+      <w:r>
+        <w:t>Представитель лица, осуществляющего строительство, реконструкцию, капитальный ремонт, по вопросам строительного контроля</w:t>
+      </w:r>
+    </w:p>
+    <w:p>
+      <w:r>
+        <w:t>Фамилия и инициалы ______________________________   Подпись ________________</w:t>
+      </w:r>
+    </w:p>
+    <w:p>
+      <w:pPr>
+        <w:spacing w:after="40"/>
+      </w:pPr>
+      <w:r>
+        <w:t>Представитель лица, осуществляющего подготовку проектной документации (если привлечен для проверки соответствия работ проекту)</w:t>
+      </w:r>
+    </w:p>
+    <w:p>
+      <w:r>
+        <w:t>Фамилия и инициалы ______________________________   Подпись ________________</w:t>
+      </w:r>
+    </w:p>
+    <w:p>
+      <w:pPr>
+        <w:spacing w:after="40"/>
+      </w:pPr>
+      <w:r>
+        <w:t>Представитель лица, выполнившего работы, подлежащие освидетельствованию (если работы выполнены иным лицом по договору)</w:t>
+      </w:r>
+    </w:p>
+    <w:p>
+      <w:r>
+        <w:t>Фамилия и инициалы ______________________________   Подпись ________________</w:t>
+      </w:r>
+    </w:p>
     <w:sectPr>
-      <w:pgSz w:w="11906" w:h="16838"/>
-      <w:pgMar w:top="964" w:right="1020" w:bottom="964" w:left="1020" w:header="720" w:footer="720" w:gutter="0"/>
+      <w:pgSz w:w="12240" w:h="15840"/>
+      <w:pgMar w:top="879" w:right="935" w:bottom="879" w:left="935" w:header="720" w:footer="720" w:gutter="0"/>
       <w:cols w:space="720"/>
       <w:docGrid w:linePitch="360"/>
     </w:sectPr>
@@ -2045,12 +932,11 @@
     <w:qFormat/>
     <w:rsid w:val="00FC693F"/>
     <w:pPr>
-      <w:spacing w:after="100"/>
+      <w:spacing w:after="100" w:line="269" w:lineRule="auto"/>
     </w:pPr>
     <w:rPr>
-      <w:rFonts w:ascii="Times New Roman" w:hAnsi="Times New Roman"/>
-      <w:color w:val="262F37"/>
-      <w:sz w:val="21"/>
+      <w:rFonts w:ascii="Arial" w:hAnsi="Arial"/>
+      <w:sz w:val="18"/>
     </w:rPr>
   </w:style>
   <w:style w:type="paragraph" w:styleId="Header">
@@ -2108,15 +994,15 @@
     <w:pPr>
       <w:keepNext/>
       <w:keepLines/>
-      <w:spacing w:before="180" w:after="100"/>
+      <w:spacing w:before="480" w:after="0"/>
       <w:outlineLvl w:val="0"/>
     </w:pPr>
     <w:rPr>
-      <w:rFonts w:asciiTheme="majorHAnsi" w:eastAsiaTheme="majorEastAsia" w:hAnsiTheme="majorHAnsi" w:cstheme="majorBidi" w:ascii="Times New Roman" w:hAnsi="Times New Roman"/>
+      <w:rFonts w:asciiTheme="majorHAnsi" w:eastAsiaTheme="majorEastAsia" w:hAnsiTheme="majorHAnsi" w:cstheme="majorBidi"/>
       <w:b/>
       <w:bCs/>
-      <w:color w:val="8E6F32"/>
-      <w:sz w:val="24"/>
+      <w:color w:val="365F91" w:themeColor="accent1" w:themeShade="BF"/>
+      <w:sz w:val="28"/>
       <w:szCs w:val="28"/>
     </w:rPr>
   </w:style>
@@ -2394,16 +1280,18 @@
     <w:qFormat/>
     <w:rsid w:val="00FC693F"/>
     <w:pPr>
-      <w:spacing w:after="180" w:line="240" w:lineRule="auto"/>
+      <w:pBdr>
+        <w:bottom w:val="single" w:sz="8" w:space="4" w:color="4F81BD" w:themeColor="accent1"/>
+      </w:pBdr>
+      <w:spacing w:after="300" w:line="240" w:lineRule="auto"/>
       <w:contextualSpacing/>
     </w:pPr>
     <w:rPr>
-      <w:rFonts w:asciiTheme="majorHAnsi" w:eastAsiaTheme="majorEastAsia" w:hAnsiTheme="majorHAnsi" w:cstheme="majorBidi" w:ascii="Times New Roman" w:hAnsi="Times New Roman"/>
-      <w:b/>
-      <w:color w:val="000000"/>
+      <w:rFonts w:asciiTheme="majorHAnsi" w:eastAsiaTheme="majorEastAsia" w:hAnsiTheme="majorHAnsi" w:cstheme="majorBidi"/>
+      <w:color w:val="17365D" w:themeColor="text2" w:themeShade="BF"/>
       <w:spacing w:val="5"/>
       <w:kern w:val="28"/>
-      <w:sz w:val="34"/>
+      <w:sz w:val="52"/>
       <w:szCs w:val="52"/>
     </w:rPr>
   </w:style>
